--- a/scratch/Tables OOS-262098 Solyn LLC (E75000) - USP71.docx
+++ b/scratch/Tables OOS-262098 Solyn LLC (E75000) - USP71.docx
@@ -1787,7 +1787,7 @@
                 <w:szCs w:val="14"/>
                 <w:rFonts w:ascii="Times New Roman" w:hAnsi="Times New Roman" w:cs="Times New Roman"/>
               </w:rPr>
-              <w:t xml:space="preserve" w:space="preserve"> 05Sep26</w:t>
+              <w:t xml:space="preserve" w:space="preserve"> 08Sep26</w:t>
             </w:r>
             <w:r>
               <w:rPr>
@@ -3054,7 +3054,7 @@
                 <w:szCs w:val="14"/>
                 <w:rFonts w:ascii="Times New Roman" w:hAnsi="Times New Roman" w:cs="Times New Roman"/>
               </w:rPr>
-              <w:t xml:space="preserve" w:space="preserve"> 05Sep26</w:t>
+              <w:t xml:space="preserve" w:space="preserve"> 08Sep26</w:t>
             </w:r>
             <w:r>
               <w:rPr>
@@ -4300,7 +4300,7 @@
                 <w:szCs w:val="14"/>
                 <w:rFonts w:ascii="Times New Roman" w:hAnsi="Times New Roman" w:cs="Times New Roman"/>
               </w:rPr>
-              <w:t xml:space="preserve" w:space="preserve"> 05Sep26</w:t>
+              <w:t xml:space="preserve" w:space="preserve"> 08Sep26</w:t>
             </w:r>
             <w:r>
               <w:rPr>

--- a/scratch/Tables OOS-262098 Solyn LLC (E75000) - USP71.docx
+++ b/scratch/Tables OOS-262098 Solyn LLC (E75000) - USP71.docx
@@ -466,9 +466,9 @@
                 <w:szCs w:val="14"/>
                 <w:rFonts w:ascii="Times New Roman" w:hAnsi="Times New Roman" w:cs="Times New Roman"/>
               </w:rPr>
-              <w:t xml:space="preserve">Pending</w:t>
+              <w:t xml:space="preserve">Microbacterium sp. PM5</w:t>
               <w:br/>
-              <w:t xml:space="preserve">(Gram (-) rods)</w:t>
+              <w:t xml:space="preserve">(Gram (+) rods)</w:t>
             </w:r>
           </w:p>
         </w:tc>

--- a/scratch/Tables OOS-262098 Solyn LLC (E75000) - USP71.docx
+++ b/scratch/Tables OOS-262098 Solyn LLC (E75000) - USP71.docx
@@ -75,7 +75,7 @@
           <w:szCs w:val="18"/>
           <w:u w:val="single"/>
         </w:rPr>
-        <w:t xml:space="preserve">ETX-260902-0505</w:t>
+        <w:t xml:space="preserve">ETX-260902-0505 and ETX-260914-0470</w:t>
       </w:r>
       <w:r>
         <w:rPr>
@@ -368,6 +368,7 @@
           <w:p>
             <w:pPr>
               <w:jc w:val="center"/>
+              <w:spacing w:before="0" w:after="0" w:line="240" w:lineRule="auto"/>
               <w:rPr>
                 <w:rFonts w:ascii="Times New Roman" w:hAnsi="Times New Roman"/>
                 <w:sz w:val="14"/>
@@ -396,6 +397,7 @@
           <w:p>
             <w:pPr>
               <w:jc w:val="center"/>
+              <w:spacing w:before="0" w:after="0" w:line="240" w:lineRule="auto"/>
               <w:rPr>
                 <w:rFonts w:ascii="Times New Roman" w:hAnsi="Times New Roman"/>
                 <w:sz w:val="14"/>
@@ -450,25 +452,206 @@
           </w:tcPr>
           <w:p>
             <w:pPr>
-              <w:pStyle w:val="Default"/>
-              <w:spacing w:line="360" w:lineRule="auto"/>
-              <w:jc w:val="center"/>
-              <w:rPr>
-                <w:rFonts w:eastAsiaTheme="minorEastAsia"/>
-                <w:sz w:val="14"/>
-                <w:szCs w:val="14"/>
-                <w:lang w:eastAsia="zh-CN"/>
-              </w:rPr>
-            </w:pPr>
-            <w:r>
-              <w:rPr>
-                <w:sz w:val="14"/>
-                <w:szCs w:val="14"/>
-                <w:rFonts w:ascii="Times New Roman" w:hAnsi="Times New Roman" w:cs="Times New Roman"/>
-              </w:rPr>
-              <w:t xml:space="preserve">Microbacterium sp. PM5</w:t>
+              <w:jc w:val="center"/>
+              <w:spacing w:before="0" w:after="0" w:line="240" w:lineRule="auto"/>
+              <w:rPr>
+                <w:rFonts w:ascii="Times New Roman" w:hAnsi="Times New Roman"/>
+                <w:sz w:val="14"/>
+                <w:szCs w:val="14"/>
+              </w:rPr>
+            </w:pPr>
+            <w:r>
+              <w:rPr>
+                <w:i/>
+                <w:iCs/>
+                <w:sz w:val="14"/>
+                <w:szCs w:val="14"/>
+                <w:rFonts w:ascii="Times New Roman" w:hAnsi="Times New Roman" w:cs="Times New Roman"/>
+              </w:rPr>
+              <w:t>Microbacterium sp. PM5</w:t>
+            </w:r>
+            <w:r>
+              <w:rPr>
+                <w:sz w:val="14"/>
+                <w:szCs w:val="14"/>
+                <w:rFonts w:ascii="Times New Roman" w:hAnsi="Times New Roman" w:cs="Times New Roman"/>
+              </w:rPr>
               <w:br/>
-              <w:t xml:space="preserve">(Gram (+) rods)</w:t>
+              <w:t>(Gram (+) rods)</w:t>
+            </w:r>
+          </w:p>
+        </w:tc>
+      </w:tr>
+      <w:tr>
+        <w:trPr>
+          <w:trHeight w:val="220" w:hRule="atLeast"/>
+        </w:trPr>
+        <w:tc>
+          <w:tcPr>
+            <w:tcW w:type="dxa" w:w="1550"/>
+            <w:vAlign w:val="center"/>
+          </w:tcPr>
+          <w:p>
+            <w:pPr>
+              <w:jc w:val="center"/>
+              <w:spacing w:before="0" w:after="0" w:line="240" w:lineRule="auto"/>
+              <w:rPr>
+                <w:rFonts w:ascii="Times New Roman" w:hAnsi="Times New Roman"/>
+                <w:sz w:val="14"/>
+                <w:szCs w:val="14"/>
+              </w:rPr>
+            </w:pPr>
+            <w:r>
+              <w:rPr>
+                <w:sz w:val="14"/>
+                <w:szCs w:val="14"/>
+                <w:rFonts w:ascii="Times New Roman" w:hAnsi="Times New Roman" w:cs="Times New Roman"/>
+              </w:rPr>
+              <w:t>Abayomi Odugbesi</w:t>
+            </w:r>
+          </w:p>
+        </w:tc>
+        <w:tc>
+          <w:tcPr>
+            <w:tcW w:type="dxa" w:w="1550"/>
+            <w:vAlign w:val="center"/>
+          </w:tcPr>
+          <w:p>
+            <w:pPr>
+              <w:jc w:val="center"/>
+              <w:spacing w:before="0" w:after="0" w:line="240" w:lineRule="auto"/>
+              <w:rPr>
+                <w:rFonts w:ascii="Times New Roman" w:hAnsi="Times New Roman"/>
+                <w:sz w:val="14"/>
+                <w:szCs w:val="14"/>
+              </w:rPr>
+            </w:pPr>
+            <w:r>
+              <w:rPr>
+                <w:sz w:val="14"/>
+                <w:szCs w:val="14"/>
+                <w:rFonts w:ascii="Times New Roman" w:hAnsi="Times New Roman" w:cs="Times New Roman"/>
+              </w:rPr>
+              <w:t>Andrew Carrillo</w:t>
+            </w:r>
+          </w:p>
+        </w:tc>
+        <w:tc>
+          <w:tcPr>
+            <w:tcW w:type="dxa" w:w="1400"/>
+            <w:vAlign w:val="center"/>
+          </w:tcPr>
+          <w:p>
+            <w:pPr>
+              <w:jc w:val="center"/>
+              <w:spacing w:before="0" w:after="0" w:line="240" w:lineRule="auto"/>
+              <w:rPr>
+                <w:rFonts w:ascii="Times New Roman" w:hAnsi="Times New Roman"/>
+                <w:sz w:val="14"/>
+                <w:szCs w:val="14"/>
+              </w:rPr>
+            </w:pPr>
+            <w:hyperlink r:id="rId9" w:history="1">
+              <w:r>
+                <w:rPr>
+                  <w:rFonts w:ascii="Times New Roman" w:hAnsi="Times New Roman"/>
+                  <w:color w:val="0000FF"/>
+                  <w:sz w:val="14"/>
+                  <w:szCs w:val="14"/>
+                  <w:u w:val="single"/>
+                </w:rPr>
+                <w:t>ETX-260914-0470</w:t>
+              </w:r>
+            </w:hyperlink>
+          </w:p>
+        </w:tc>
+        <w:tc>
+          <w:tcPr>
+            <w:tcW w:type="dxa" w:w="1400"/>
+            <w:vAlign w:val="center"/>
+          </w:tcPr>
+          <w:p>
+            <w:pPr>
+              <w:jc w:val="center"/>
+              <w:spacing w:before="0" w:after="0" w:line="240" w:lineRule="auto"/>
+              <w:rPr>
+                <w:rFonts w:ascii="Times New Roman" w:hAnsi="Times New Roman"/>
+                <w:sz w:val="14"/>
+                <w:szCs w:val="14"/>
+              </w:rPr>
+            </w:pPr>
+            <w:hyperlink r:id="rId10" w:history="1">
+              <w:r>
+                <w:rPr>
+                  <w:rFonts w:ascii="Times New Roman" w:hAnsi="Times New Roman"/>
+                  <w:color w:val="0000FF"/>
+                  <w:sz w:val="14"/>
+                  <w:szCs w:val="14"/>
+                  <w:u w:val="single"/>
+                </w:rPr>
+                <w:t>ETX-260921-0498</w:t>
+              </w:r>
+            </w:hyperlink>
+          </w:p>
+        </w:tc>
+        <w:tc>
+          <w:tcPr>
+            <w:tcW w:type="dxa" w:w="1540"/>
+            <w:vAlign w:val="center"/>
+          </w:tcPr>
+          <w:p>
+            <w:pPr>
+              <w:jc w:val="center"/>
+              <w:spacing w:before="0" w:after="0" w:line="240" w:lineRule="auto"/>
+              <w:rPr>
+                <w:rFonts w:ascii="Times New Roman" w:hAnsi="Times New Roman"/>
+                <w:sz w:val="14"/>
+                <w:szCs w:val="14"/>
+              </w:rPr>
+            </w:pPr>
+            <w:r>
+              <w:rPr>
+                <w:sz w:val="14"/>
+                <w:szCs w:val="14"/>
+                <w:rFonts w:ascii="Times New Roman" w:hAnsi="Times New Roman" w:cs="Times New Roman"/>
+              </w:rPr>
+              <w:t>1 x 100mL TSB bottle</w:t>
+            </w:r>
+          </w:p>
+        </w:tc>
+        <w:tc>
+          <w:tcPr>
+            <w:tcW w:type="dxa" w:w="1900"/>
+            <w:vAlign w:val="center"/>
+          </w:tcPr>
+          <w:p>
+            <w:pPr>
+              <w:jc w:val="center"/>
+              <w:spacing w:before="0" w:after="0" w:line="240" w:lineRule="auto"/>
+              <w:rPr>
+                <w:rFonts w:ascii="Times New Roman" w:hAnsi="Times New Roman"/>
+                <w:sz w:val="14"/>
+                <w:szCs w:val="14"/>
+              </w:rPr>
+            </w:pPr>
+            <w:r>
+              <w:rPr>
+                <w:i/>
+                <w:iCs/>
+                <w:sz w:val="14"/>
+                <w:szCs w:val="14"/>
+                <w:rFonts w:ascii="Times New Roman" w:hAnsi="Times New Roman" w:cs="Times New Roman"/>
+              </w:rPr>
+              <w:t>Microbacterium sp. PM5</w:t>
+            </w:r>
+            <w:r>
+              <w:rPr>
+                <w:sz w:val="14"/>
+                <w:szCs w:val="14"/>
+                <w:rFonts w:ascii="Times New Roman" w:hAnsi="Times New Roman" w:cs="Times New Roman"/>
+              </w:rPr>
+              <w:br/>
+              <w:t>(Gram (+) short rods)</w:t>
             </w:r>
           </w:p>
         </w:tc>
@@ -4740,21 +4923,20 @@
           <w:p>
             <w:pPr>
               <w:jc w:val="center"/>
+              <w:spacing w:before="0" w:after="0" w:line="240" w:lineRule="auto"/>
               <w:rPr>
                 <w:rFonts w:ascii="Times New Roman" w:hAnsi="Times New Roman"/>
-                <w:color w:val="000000" w:themeColor="text1"/>
-                <w:sz w:val="14"/>
-                <w:szCs w:val="14"/>
-              </w:rPr>
-            </w:pPr>
-            <w:r>
-              <w:rPr>
-                <w:color w:val="000000" w:themeColor="text1"/>
-                <w:sz w:val="14"/>
-                <w:szCs w:val="14"/>
-                <w:rFonts w:ascii="Times New Roman" w:hAnsi="Times New Roman" w:cs="Times New Roman"/>
-              </w:rPr>
-              <w:t w:space="preserve" xml:space="preserve">04Sep26</w:t>
+                <w:sz w:val="14"/>
+                <w:szCs w:val="14"/>
+              </w:rPr>
+            </w:pPr>
+            <w:r>
+              <w:rPr>
+                <w:sz w:val="14"/>
+                <w:szCs w:val="14"/>
+                <w:rFonts w:ascii="Times New Roman" w:hAnsi="Times New Roman" w:cs="Times New Roman"/>
+              </w:rPr>
+              <w:t>04Sep26</w:t>
             </w:r>
           </w:p>
         </w:tc>
@@ -4772,14 +4954,20 @@
           <w:p>
             <w:pPr>
               <w:jc w:val="center"/>
-            </w:pPr>
-            <w:r>
-              <w:rPr>
-                <w:sz w:val="14"/>
-                <w:szCs w:val="14"/>
-                <w:rFonts w:ascii="Times New Roman" w:hAnsi="Times New Roman" w:cs="Times New Roman"/>
-              </w:rPr>
-              <w:t xml:space="preserve"> SMO</w:t>
+              <w:spacing w:before="0" w:after="0" w:line="240" w:lineRule="auto"/>
+              <w:rPr>
+                <w:rFonts w:ascii="Times New Roman" w:hAnsi="Times New Roman"/>
+                <w:sz w:val="14"/>
+                <w:szCs w:val="14"/>
+              </w:rPr>
+            </w:pPr>
+            <w:r>
+              <w:rPr>
+                <w:sz w:val="14"/>
+                <w:szCs w:val="14"/>
+                <w:rFonts w:ascii="Times New Roman" w:hAnsi="Times New Roman" w:cs="Times New Roman"/>
+              </w:rPr>
+              <w:t>ISS</w:t>
             </w:r>
           </w:p>
         </w:tc>
@@ -4824,6 +5012,7 @@
           <w:p>
             <w:pPr>
               <w:jc w:val="center"/>
+              <w:spacing w:before="0" w:after="0" w:line="240" w:lineRule="auto"/>
               <w:rPr>
                 <w:rFonts w:ascii="Times New Roman" w:hAnsi="Times New Roman"/>
                 <w:sz w:val="14"/>
@@ -4832,12 +5021,11 @@
             </w:pPr>
             <w:r>
               <w:rPr>
-                <w:color w:val="000000" w:themeColor="text1"/>
-                <w:sz w:val="14"/>
-                <w:szCs w:val="14"/>
-                <w:rFonts w:ascii="Times New Roman" w:hAnsi="Times New Roman" w:cs="Times New Roman"/>
-              </w:rPr>
-              <w:t w:space="preserve" xml:space="preserve">1 CFU (ISO 8 114)</w:t>
+                <w:sz w:val="14"/>
+                <w:szCs w:val="14"/>
+                <w:rFonts w:ascii="Times New Roman" w:hAnsi="Times New Roman" w:cs="Times New Roman"/>
+              </w:rPr>
+              <w:t>2 CFU (ISO 8 114)</w:t>
             </w:r>
           </w:p>
         </w:tc>
@@ -4855,21 +5043,25 @@
           <w:p>
             <w:pPr>
               <w:jc w:val="center"/>
+              <w:spacing w:before="0" w:after="0" w:line="240" w:lineRule="auto"/>
               <w:rPr>
                 <w:rFonts w:ascii="Times New Roman" w:hAnsi="Times New Roman"/>
                 <w:sz w:val="14"/>
                 <w:szCs w:val="14"/>
               </w:rPr>
             </w:pPr>
-            <w:r>
-              <w:rPr>
-                <w:color w:val="000000" w:themeColor="text1"/>
-                <w:sz w:val="14"/>
-                <w:szCs w:val="14"/>
-                <w:rFonts w:ascii="Times New Roman" w:hAnsi="Times New Roman" w:cs="Times New Roman"/>
-              </w:rPr>
-              <w:t w:space="preserve" xml:space="preserve">ETX-260914-0487</w:t>
-            </w:r>
+            <w:hyperlink r:id="rId11" w:history="1">
+              <w:r>
+                <w:rPr>
+                  <w:rFonts w:ascii="Times New Roman" w:hAnsi="Times New Roman"/>
+                  <w:color w:val="0000FF"/>
+                  <w:sz w:val="14"/>
+                  <w:szCs w:val="14"/>
+                  <w:u w:val="single"/>
+                </w:rPr>
+                <w:t>ETX-260914-0487</w:t>
+              </w:r>
+            </w:hyperlink>
           </w:p>
         </w:tc>
         <w:tc>
@@ -4887,20 +5079,54 @@
           <w:p>
             <w:pPr>
               <w:jc w:val="center"/>
+              <w:spacing w:before="0" w:after="0" w:line="240" w:lineRule="auto"/>
               <w:rPr>
                 <w:rFonts w:ascii="Times New Roman" w:hAnsi="Times New Roman"/>
-                <w:sz w:val="14"/>
-                <w:szCs w:val="14"/>
-              </w:rPr>
-            </w:pPr>
-            <w:r>
-              <w:rPr>
-                <w:color w:val="000000" w:themeColor="text1"/>
-                <w:sz w:val="14"/>
-                <w:szCs w:val="14"/>
-                <w:rFonts w:ascii="Times New Roman" w:hAnsi="Times New Roman" w:cs="Times New Roman"/>
-              </w:rPr>
-              <w:t w:space="preserve" xml:space="preserve">Pending</w:t>
+                <w:sz w:val="13"/>
+                <w:szCs w:val="13"/>
+              </w:rPr>
+            </w:pPr>
+            <w:r>
+              <w:rPr>
+                <w:i/>
+                <w:iCs/>
+                <w:sz w:val="13"/>
+                <w:szCs w:val="13"/>
+                <w:rFonts w:ascii="Times New Roman" w:hAnsi="Times New Roman" w:cs="Times New Roman"/>
+              </w:rPr>
+              <w:t>Corynebacterium ureicelerivorans</w:t>
+            </w:r>
+          </w:p>
+          <w:p>
+            <w:pPr>
+              <w:jc w:val="center"/>
+              <w:spacing w:before="0" w:after="0" w:line="120" w:lineRule="auto"/>
+              <w:rPr>
+                <w:rFonts w:ascii="Times New Roman" w:hAnsi="Times New Roman"/>
+                <w:sz w:val="13"/>
+                <w:szCs w:val="13"/>
+              </w:rPr>
+            </w:pPr>
+          </w:p>
+          <w:p>
+            <w:pPr>
+              <w:jc w:val="center"/>
+              <w:spacing w:before="0" w:after="0" w:line="240" w:lineRule="auto"/>
+              <w:rPr>
+                <w:rFonts w:ascii="Times New Roman" w:hAnsi="Times New Roman"/>
+                <w:sz w:val="13"/>
+                <w:szCs w:val="13"/>
+              </w:rPr>
+            </w:pPr>
+            <w:r>
+              <w:rPr>
+                <w:i/>
+                <w:iCs/>
+                <w:sz w:val="13"/>
+                <w:szCs w:val="13"/>
+                <w:rFonts w:ascii="Times New Roman" w:hAnsi="Times New Roman" w:cs="Times New Roman"/>
+              </w:rPr>
+              <w:t>Mycobacterium grossiae</w:t>
             </w:r>
           </w:p>
         </w:tc>
@@ -5040,21 +5266,20 @@
           <w:p>
             <w:pPr>
               <w:jc w:val="center"/>
+              <w:spacing w:before="0" w:after="0" w:line="240" w:lineRule="auto"/>
               <w:rPr>
                 <w:rFonts w:ascii="Times New Roman" w:hAnsi="Times New Roman"/>
-                <w:color w:val="000000" w:themeColor="text1"/>
-                <w:sz w:val="14"/>
-                <w:szCs w:val="14"/>
-              </w:rPr>
-            </w:pPr>
-            <w:r>
-              <w:rPr>
-                <w:color w:val="000000" w:themeColor="text1"/>
-                <w:sz w:val="14"/>
-                <w:szCs w:val="14"/>
-                <w:rFonts w:ascii="Times New Roman" w:hAnsi="Times New Roman" w:cs="Times New Roman"/>
-              </w:rPr>
-              <w:t xml:space="preserve"> 04Sep26</w:t>
+                <w:sz w:val="14"/>
+                <w:szCs w:val="14"/>
+              </w:rPr>
+            </w:pPr>
+            <w:r>
+              <w:rPr>
+                <w:sz w:val="14"/>
+                <w:szCs w:val="14"/>
+                <w:rFonts w:ascii="Times New Roman" w:hAnsi="Times New Roman" w:cs="Times New Roman"/>
+              </w:rPr>
+              <w:t>04Sep26</w:t>
             </w:r>
           </w:p>
         </w:tc>
@@ -5072,14 +5297,20 @@
           <w:p>
             <w:pPr>
               <w:jc w:val="center"/>
-            </w:pPr>
-            <w:r>
-              <w:rPr>
-                <w:sz w:val="14"/>
-                <w:szCs w:val="14"/>
-                <w:rFonts w:ascii="Times New Roman" w:hAnsi="Times New Roman" w:cs="Times New Roman"/>
-              </w:rPr>
-              <w:t xml:space="preserve"> SMO</w:t>
+              <w:spacing w:before="0" w:after="0" w:line="240" w:lineRule="auto"/>
+              <w:rPr>
+                <w:rFonts w:ascii="Times New Roman" w:hAnsi="Times New Roman"/>
+                <w:sz w:val="14"/>
+                <w:szCs w:val="14"/>
+              </w:rPr>
+            </w:pPr>
+            <w:r>
+              <w:rPr>
+                <w:sz w:val="14"/>
+                <w:szCs w:val="14"/>
+                <w:rFonts w:ascii="Times New Roman" w:hAnsi="Times New Roman" w:cs="Times New Roman"/>
+              </w:rPr>
+              <w:t>ISS</w:t>
             </w:r>
           </w:p>
         </w:tc>
@@ -5124,6 +5355,7 @@
           <w:p>
             <w:pPr>
               <w:jc w:val="center"/>
+              <w:spacing w:before="0" w:after="0" w:line="240" w:lineRule="auto"/>
               <w:rPr>
                 <w:rFonts w:ascii="Times New Roman" w:hAnsi="Times New Roman"/>
                 <w:sz w:val="14"/>
@@ -5132,12 +5364,11 @@
             </w:pPr>
             <w:r>
               <w:rPr>
-                <w:color w:val="000000" w:themeColor="text1"/>
-                <w:sz w:val="14"/>
-                <w:szCs w:val="14"/>
-                <w:rFonts w:ascii="Times New Roman" w:hAnsi="Times New Roman" w:cs="Times New Roman"/>
-              </w:rPr>
-              <w:t w:space="preserve" xml:space="preserve">No growth</w:t>
+                <w:sz w:val="14"/>
+                <w:szCs w:val="14"/>
+                <w:rFonts w:ascii="Times New Roman" w:hAnsi="Times New Roman" w:cs="Times New Roman"/>
+              </w:rPr>
+              <w:t>No growth</w:t>
             </w:r>
           </w:p>
         </w:tc>
@@ -5155,6 +5386,7 @@
           <w:p>
             <w:pPr>
               <w:jc w:val="center"/>
+              <w:spacing w:before="0" w:after="0" w:line="240" w:lineRule="auto"/>
               <w:rPr>
                 <w:rFonts w:ascii="Times New Roman" w:hAnsi="Times New Roman"/>
                 <w:sz w:val="14"/>
@@ -5163,12 +5395,11 @@
             </w:pPr>
             <w:r>
               <w:rPr>
-                <w:color w:val="000000" w:themeColor="text1"/>
-                <w:sz w:val="14"/>
-                <w:szCs w:val="14"/>
-                <w:rFonts w:ascii="Times New Roman" w:hAnsi="Times New Roman" w:cs="Times New Roman"/>
-              </w:rPr>
-              <w:t w:space="preserve" xml:space="preserve">N/A</w:t>
+                <w:sz w:val="14"/>
+                <w:szCs w:val="14"/>
+                <w:rFonts w:ascii="Times New Roman" w:hAnsi="Times New Roman" w:cs="Times New Roman"/>
+              </w:rPr>
+              <w:t>N/A</w:t>
             </w:r>
           </w:p>
         </w:tc>
@@ -5187,6 +5418,7 @@
           <w:p>
             <w:pPr>
               <w:jc w:val="center"/>
+              <w:spacing w:before="0" w:after="0" w:line="240" w:lineRule="auto"/>
               <w:rPr>
                 <w:rFonts w:ascii="Times New Roman" w:hAnsi="Times New Roman"/>
                 <w:sz w:val="14"/>
@@ -5195,12 +5427,11 @@
             </w:pPr>
             <w:r>
               <w:rPr>
-                <w:color w:val="000000" w:themeColor="text1"/>
-                <w:sz w:val="14"/>
-                <w:szCs w:val="14"/>
-                <w:rFonts w:ascii="Times New Roman" w:hAnsi="Times New Roman" w:cs="Times New Roman"/>
-              </w:rPr>
-              <w:t w:space="preserve" xml:space="preserve">N/A</w:t>
+                <w:sz w:val="14"/>
+                <w:szCs w:val="14"/>
+                <w:rFonts w:ascii="Times New Roman" w:hAnsi="Times New Roman" w:cs="Times New Roman"/>
+              </w:rPr>
+              <w:t>N/A</w:t>
             </w:r>
           </w:p>
         </w:tc>

--- a/scratch/Tables OOS-262098 Solyn LLC (E75000) - USP71.docx
+++ b/scratch/Tables OOS-262098 Solyn LLC (E75000) - USP71.docx
@@ -5506,12 +5506,4178 @@
         </w:rPr>
       </w:pPr>
     </w:p>
+    <w:p>
+      <w:pPr>
+        <w:spacing w:before="0" w:after="0"/>
+      </w:pPr>
+      <w:r>
+        <w:br w:type="page"/>
+      </w:r>
+    </w:p>
+    <w:p>
+      <w:pPr>
+        <w:spacing w:before="0" w:after="160"/>
+        <w:rPr>
+          <w:rFonts w:ascii="Times New Roman" w:hAnsi="Times New Roman"/>
+          <w:bCs/>
+          <w:sz w:val="18"/>
+          <w:szCs w:val="18"/>
+          <w:u w:val="single"/>
+        </w:rPr>
+      </w:pPr>
+      <w:r>
+        <w:rPr>
+          <w:rFonts w:ascii="Times New Roman" w:hAnsi="Times New Roman"/>
+          <w:bCs/>
+          <w:sz w:val="18"/>
+          <w:szCs w:val="18"/>
+          <w:u w:val="single"/>
+        </w:rPr>
+        <w:t>Table 3: Environmental Monitoring from Processing Performed on 15Sep26</w:t>
+      </w:r>
+    </w:p>
     <w:sectPr>
       <w:pgSz w:w="12240" w:h="15840" w:code="1"/>
       <w:pgMar w:top="245" w:right="1440" w:bottom="720" w:left="1440" w:header="720" w:footer="720" w:gutter="0"/>
       <w:cols w:space="720"/>
       <w:docGrid w:linePitch="360"/>
     </w:sectPr>
+    <w:tbl>
+      <w:tblPr>
+        <w:tblW w:w="0" w:type="auto"/>
+        <w:tblLook w:val="04A0" w:firstRow="1" w:lastRow="0" w:firstColumn="1" w:lastColumn="0" w:noHBand="0" w:noVBand="1"/>
+      </w:tblPr>
+      <w:tblGrid>
+        <w:gridCol w:w="991"/>
+        <w:gridCol w:w="115"/>
+        <w:gridCol w:w="652"/>
+        <w:gridCol w:w="1129"/>
+        <w:gridCol w:w="999"/>
+        <w:gridCol w:w="41"/>
+        <w:gridCol w:w="670"/>
+        <w:gridCol w:w="29"/>
+        <w:gridCol w:w="1415"/>
+        <w:gridCol w:w="1413"/>
+        <w:gridCol w:w="1353"/>
+        <w:gridCol w:w="13"/>
+        <w:gridCol w:w="520"/>
+      </w:tblGrid>
+      <w:tr>
+        <w:trPr>
+          <w:trHeight w:val="300"/>
+          <w:trHeight w:val="220" w:hRule="atLeast"/>
+        </w:trPr>
+        <w:tc>
+          <w:tcPr>
+            <w:tcW w:w="837" w:type="dxa"/>
+            <w:tcBorders>
+              <w:top w:val="single" w:sz="8" w:space="0" w:color="auto"/>
+              <w:left w:val="single" w:sz="8" w:space="0" w:color="auto"/>
+              <w:bottom w:val="single" w:sz="8" w:space="0" w:color="auto"/>
+              <w:right w:val="single" w:sz="8" w:space="0" w:color="auto"/>
+            </w:tcBorders>
+            <w:shd w:val="clear" w:color="auto" w:fill="E8E8E8" w:themeFill="background2"/>
+            <w:tcMar>
+              <w:left w:w="108" w:type="dxa"/>
+              <w:right w:w="108" w:type="dxa"/>
+            </w:tcMar>
+            <w:vAlign w:val="center"/>
+          </w:tcPr>
+          <w:p>
+            <w:pPr>
+              <w:jc w:val="center"/>
+            </w:pPr>
+            <w:r>
+              <w:rPr>
+                <w:b/>
+                <w:bCs/>
+                <w:color w:val="000000" w:themeColor="text1"/>
+                <w:sz w:val="12"/>
+                <w:szCs w:val="12"/>
+                <w:rFonts w:ascii="Times New Roman" w:hAnsi="Times New Roman" w:cs="Times New Roman"/>
+              </w:rPr>
+              <w:t>Environmental Monitoring (EM) Sampling Site</w:t>
+            </w:r>
+          </w:p>
+        </w:tc>
+        <w:tc>
+          <w:tcPr>
+            <w:tcW w:w="698" w:type="dxa"/>
+            <w:gridSpan w:val="2"/>
+            <w:tcBorders>
+              <w:top w:val="single" w:sz="8" w:space="0" w:color="auto"/>
+              <w:left w:val="single" w:sz="8" w:space="0" w:color="auto"/>
+              <w:bottom w:val="single" w:sz="8" w:space="0" w:color="auto"/>
+              <w:right w:val="single" w:sz="8" w:space="0" w:color="auto"/>
+            </w:tcBorders>
+            <w:shd w:val="clear" w:color="auto" w:fill="E8E8E8" w:themeFill="background2"/>
+            <w:tcMar>
+              <w:left w:w="108" w:type="dxa"/>
+              <w:right w:w="108" w:type="dxa"/>
+            </w:tcMar>
+            <w:vAlign w:val="center"/>
+          </w:tcPr>
+          <w:p>
+            <w:pPr>
+              <w:jc w:val="center"/>
+            </w:pPr>
+            <w:r>
+              <w:rPr>
+                <w:b/>
+                <w:bCs/>
+                <w:color w:val="000000" w:themeColor="text1"/>
+                <w:sz w:val="12"/>
+                <w:szCs w:val="12"/>
+                <w:rFonts w:ascii="Times New Roman" w:hAnsi="Times New Roman" w:cs="Times New Roman"/>
+              </w:rPr>
+              <w:t>Frequency</w:t>
+            </w:r>
+          </w:p>
+        </w:tc>
+        <w:tc>
+          <w:tcPr>
+            <w:tcW w:w="1206" w:type="dxa"/>
+            <w:tcBorders>
+              <w:top w:val="single" w:sz="8" w:space="0" w:color="auto"/>
+              <w:left w:val="nil"/>
+              <w:bottom w:val="single" w:sz="8" w:space="0" w:color="auto"/>
+              <w:right w:val="single" w:sz="8" w:space="0" w:color="auto"/>
+            </w:tcBorders>
+            <w:shd w:val="clear" w:color="auto" w:fill="E8E8E8" w:themeFill="background2"/>
+            <w:tcMar>
+              <w:left w:w="108" w:type="dxa"/>
+              <w:right w:w="108" w:type="dxa"/>
+            </w:tcMar>
+            <w:vAlign w:val="center"/>
+          </w:tcPr>
+          <w:p>
+            <w:pPr>
+              <w:jc w:val="center"/>
+            </w:pPr>
+            <w:r>
+              <w:rPr>
+                <w:b/>
+                <w:bCs/>
+                <w:color w:val="000000" w:themeColor="text1"/>
+                <w:sz w:val="12"/>
+                <w:szCs w:val="12"/>
+                <w:rFonts w:ascii="Times New Roman" w:hAnsi="Times New Roman" w:cs="Times New Roman"/>
+              </w:rPr>
+              <w:t>Date (DDMMMYY)</w:t>
+            </w:r>
+          </w:p>
+        </w:tc>
+        <w:tc>
+          <w:tcPr>
+            <w:tcW w:w="1168" w:type="dxa"/>
+            <w:gridSpan w:val="2"/>
+            <w:tcBorders>
+              <w:top w:val="single" w:sz="8" w:space="0" w:color="auto"/>
+              <w:left w:val="single" w:sz="8" w:space="0" w:color="auto"/>
+              <w:bottom w:val="single" w:sz="8" w:space="0" w:color="auto"/>
+              <w:right w:val="single" w:sz="8" w:space="0" w:color="auto"/>
+            </w:tcBorders>
+            <w:shd w:val="clear" w:color="auto" w:fill="E8E8E8" w:themeFill="background2"/>
+            <w:tcMar>
+              <w:left w:w="108" w:type="dxa"/>
+              <w:right w:w="108" w:type="dxa"/>
+            </w:tcMar>
+            <w:vAlign w:val="center"/>
+          </w:tcPr>
+          <w:p>
+            <w:pPr>
+              <w:jc w:val="center"/>
+            </w:pPr>
+            <w:r>
+              <w:rPr>
+                <w:b/>
+                <w:bCs/>
+                <w:color w:val="000000" w:themeColor="text1"/>
+                <w:sz w:val="12"/>
+                <w:szCs w:val="12"/>
+                <w:rFonts w:ascii="Times New Roman" w:hAnsi="Times New Roman" w:cs="Times New Roman"/>
+              </w:rPr>
+              <w:t>Analyst (Initials)</w:t>
+            </w:r>
+          </w:p>
+        </w:tc>
+        <w:tc>
+          <w:tcPr>
+            <w:tcW w:w="581" w:type="dxa"/>
+            <w:tcBorders>
+              <w:top w:val="single" w:sz="8" w:space="0" w:color="auto"/>
+              <w:left w:val="nil"/>
+              <w:bottom w:val="single" w:sz="8" w:space="0" w:color="auto"/>
+              <w:right w:val="single" w:sz="8" w:space="0" w:color="auto"/>
+            </w:tcBorders>
+            <w:shd w:val="clear" w:color="auto" w:fill="E8E8E8" w:themeFill="background2"/>
+            <w:tcMar>
+              <w:left w:w="108" w:type="dxa"/>
+              <w:right w:w="108" w:type="dxa"/>
+            </w:tcMar>
+            <w:vAlign w:val="center"/>
+          </w:tcPr>
+          <w:p>
+            <w:pPr>
+              <w:jc w:val="center"/>
+            </w:pPr>
+            <w:r>
+              <w:rPr>
+                <w:b/>
+                <w:bCs/>
+                <w:color w:val="000000" w:themeColor="text1"/>
+                <w:sz w:val="12"/>
+                <w:szCs w:val="12"/>
+                <w:rFonts w:ascii="Times New Roman" w:hAnsi="Times New Roman" w:cs="Times New Roman"/>
+              </w:rPr>
+              <w:t>Day /Week(s)</w:t>
+            </w:r>
+          </w:p>
+        </w:tc>
+        <w:tc>
+          <w:tcPr>
+            <w:tcW w:w="1505" w:type="dxa"/>
+            <w:gridSpan w:val="2"/>
+            <w:tcBorders>
+              <w:top w:val="single" w:sz="8" w:space="0" w:color="auto"/>
+              <w:left w:val="single" w:sz="8" w:space="0" w:color="auto"/>
+              <w:bottom w:val="single" w:sz="8" w:space="0" w:color="auto"/>
+              <w:right w:val="single" w:sz="8" w:space="0" w:color="auto"/>
+            </w:tcBorders>
+            <w:shd w:val="clear" w:color="auto" w:fill="E8E8E8" w:themeFill="background2"/>
+            <w:tcMar>
+              <w:left w:w="108" w:type="dxa"/>
+              <w:right w:w="108" w:type="dxa"/>
+            </w:tcMar>
+            <w:vAlign w:val="center"/>
+          </w:tcPr>
+          <w:p>
+            <w:pPr>
+              <w:jc w:val="center"/>
+            </w:pPr>
+            <w:r>
+              <w:rPr>
+                <w:b/>
+                <w:bCs/>
+                <w:color w:val="000000" w:themeColor="text1"/>
+                <w:sz w:val="12"/>
+                <w:szCs w:val="12"/>
+                <w:rFonts w:ascii="Times New Roman" w:hAnsi="Times New Roman" w:cs="Times New Roman"/>
+              </w:rPr>
+              <w:t>Observation*</w:t>
+            </w:r>
+          </w:p>
+        </w:tc>
+        <w:tc>
+          <w:tcPr>
+            <w:tcW w:w="1444" w:type="dxa"/>
+            <w:tcBorders>
+              <w:top w:val="single" w:sz="8" w:space="0" w:color="auto"/>
+              <w:left w:val="nil"/>
+              <w:bottom w:val="single" w:sz="8" w:space="0" w:color="auto"/>
+              <w:right w:val="single" w:sz="8" w:space="0" w:color="auto"/>
+            </w:tcBorders>
+            <w:shd w:val="clear" w:color="auto" w:fill="E8E8E8" w:themeFill="background2"/>
+            <w:tcMar>
+              <w:left w:w="108" w:type="dxa"/>
+              <w:right w:w="108" w:type="dxa"/>
+            </w:tcMar>
+            <w:vAlign w:val="center"/>
+          </w:tcPr>
+          <w:p>
+            <w:pPr>
+              <w:jc w:val="center"/>
+            </w:pPr>
+            <w:r>
+              <w:rPr>
+                <w:b/>
+                <w:bCs/>
+                <w:color w:val="000000" w:themeColor="text1"/>
+                <w:sz w:val="12"/>
+                <w:szCs w:val="12"/>
+                <w:rFonts w:ascii="Times New Roman" w:hAnsi="Times New Roman" w:cs="Times New Roman"/>
+              </w:rPr>
+              <w:t>Environmental Monitoring Plate ETX ID</w:t>
+            </w:r>
+          </w:p>
+        </w:tc>
+        <w:tc>
+          <w:tcPr>
+            <w:tcW w:w="1394" w:type="dxa"/>
+            <w:tcBorders>
+              <w:top w:val="single" w:sz="8" w:space="0" w:color="auto"/>
+              <w:left w:val="single" w:sz="8" w:space="0" w:color="auto"/>
+              <w:bottom w:val="single" w:sz="8" w:space="0" w:color="auto"/>
+              <w:right w:val="single" w:sz="8" w:space="0" w:color="auto"/>
+            </w:tcBorders>
+            <w:shd w:val="clear" w:color="auto" w:fill="E8E8E8" w:themeFill="background2"/>
+            <w:tcMar>
+              <w:left w:w="108" w:type="dxa"/>
+              <w:right w:w="108" w:type="dxa"/>
+            </w:tcMar>
+            <w:vAlign w:val="center"/>
+          </w:tcPr>
+          <w:p>
+            <w:pPr>
+              <w:jc w:val="center"/>
+            </w:pPr>
+            <w:r>
+              <w:rPr>
+                <w:b/>
+                <w:bCs/>
+                <w:color w:val="000000" w:themeColor="text1"/>
+                <w:sz w:val="12"/>
+                <w:szCs w:val="12"/>
+                <w:rFonts w:ascii="Times New Roman" w:hAnsi="Times New Roman" w:cs="Times New Roman"/>
+              </w:rPr>
+              <w:t>Microbial ID</w:t>
+            </w:r>
+          </w:p>
+        </w:tc>
+        <w:tc>
+          <w:tcPr>
+            <w:tcW w:w="507" w:type="dxa"/>
+            <w:gridSpan w:val="2"/>
+            <w:tcBorders>
+              <w:top w:val="single" w:sz="8" w:space="0" w:color="auto"/>
+              <w:left w:val="single" w:sz="8" w:space="0" w:color="auto"/>
+              <w:bottom w:val="single" w:sz="8" w:space="0" w:color="auto"/>
+              <w:right w:val="single" w:sz="8" w:space="0" w:color="auto"/>
+            </w:tcBorders>
+            <w:shd w:val="clear" w:color="auto" w:fill="E8E8E8" w:themeFill="background2"/>
+            <w:tcMar>
+              <w:left w:w="108" w:type="dxa"/>
+              <w:right w:w="108" w:type="dxa"/>
+            </w:tcMar>
+            <w:vAlign w:val="center"/>
+          </w:tcPr>
+          <w:p>
+            <w:pPr>
+              <w:jc w:val="center"/>
+            </w:pPr>
+            <w:r>
+              <w:rPr>
+                <w:b/>
+                <w:bCs/>
+                <w:color w:val="000000" w:themeColor="text1"/>
+                <w:sz w:val="12"/>
+                <w:szCs w:val="12"/>
+                <w:rFonts w:ascii="Times New Roman" w:hAnsi="Times New Roman" w:cs="Times New Roman"/>
+              </w:rPr>
+              <w:t xml:space="preserve">Notes </w:t>
+            </w:r>
+          </w:p>
+        </w:tc>
+      </w:tr>
+      <w:tr>
+        <w:trPr>
+          <w:trHeight w:val="300"/>
+          <w:trHeight w:val="220" w:hRule="atLeast"/>
+        </w:trPr>
+        <w:tc>
+          <w:tcPr>
+            <w:tcW w:w="9340" w:type="dxa"/>
+            <w:gridSpan w:val="13"/>
+            <w:tcBorders>
+              <w:top w:val="single" w:sz="8" w:space="0" w:color="auto"/>
+              <w:left w:val="single" w:sz="8" w:space="0" w:color="auto"/>
+              <w:bottom w:val="single" w:sz="8" w:space="0" w:color="auto"/>
+              <w:right w:val="single" w:sz="8" w:space="0" w:color="000000" w:themeColor="text1"/>
+            </w:tcBorders>
+            <w:shd w:val="clear" w:color="auto" w:fill="D9D9D9" w:themeFill="background1" w:themeFillShade="D9"/>
+            <w:tcMar>
+              <w:left w:w="108" w:type="dxa"/>
+              <w:right w:w="108" w:type="dxa"/>
+            </w:tcMar>
+            <w:vAlign w:val="center"/>
+          </w:tcPr>
+          <w:p>
+            <w:r>
+              <w:rPr>
+                <w:b/>
+                <w:bCs/>
+                <w:color w:val="000000" w:themeColor="text1"/>
+                <w:sz w:val="14"/>
+                <w:szCs w:val="14"/>
+                <w:rFonts w:ascii="Times New Roman" w:hAnsi="Times New Roman" w:cs="Times New Roman"/>
+              </w:rPr>
+              <w:t xml:space="preserve"> Personnel EM Bracketing</w:t>
+            </w:r>
+          </w:p>
+        </w:tc>
+      </w:tr>
+      <w:tr>
+        <w:trPr>
+          <w:trHeight w:val="300"/>
+          <w:trHeight w:val="220" w:hRule="atLeast"/>
+        </w:trPr>
+        <w:tc>
+          <w:tcPr>
+            <w:tcW w:w="837" w:type="dxa"/>
+            <w:tcBorders>
+              <w:top w:val="single" w:sz="8" w:space="0" w:color="auto"/>
+              <w:left w:val="single" w:sz="8" w:space="0" w:color="auto"/>
+              <w:bottom w:val="single" w:sz="8" w:space="0" w:color="auto"/>
+              <w:right w:val="single" w:sz="8" w:space="0" w:color="000000" w:themeColor="text1"/>
+            </w:tcBorders>
+            <w:shd w:val="clear" w:color="auto" w:fill="FFFFFF" w:themeFill="background1"/>
+            <w:tcMar>
+              <w:left w:w="108" w:type="dxa"/>
+              <w:right w:w="108" w:type="dxa"/>
+            </w:tcMar>
+            <w:vAlign w:val="center"/>
+          </w:tcPr>
+          <w:p>
+            <w:pPr>
+              <w:jc w:val="center"/>
+            </w:pPr>
+            <w:r>
+              <w:rPr>
+                <w:color w:val="000000" w:themeColor="text1"/>
+                <w:sz w:val="14"/>
+                <w:szCs w:val="14"/>
+                <w:rFonts w:ascii="Times New Roman" w:hAnsi="Times New Roman" w:cs="Times New Roman"/>
+              </w:rPr>
+              <w:t>Personnel (Left Touch and Right Touch)</w:t>
+            </w:r>
+          </w:p>
+        </w:tc>
+        <w:tc>
+          <w:tcPr>
+            <w:tcW w:w="698" w:type="dxa"/>
+            <w:gridSpan w:val="2"/>
+            <w:tcBorders>
+              <w:top w:val="nil"/>
+              <w:left w:val="single" w:sz="8" w:space="0" w:color="auto"/>
+              <w:bottom w:val="single" w:sz="8" w:space="0" w:color="auto"/>
+              <w:right w:val="single" w:sz="8" w:space="0" w:color="auto"/>
+            </w:tcBorders>
+            <w:shd w:val="clear" w:color="auto" w:fill="FFFFFF" w:themeFill="background1"/>
+            <w:tcMar>
+              <w:left w:w="108" w:type="dxa"/>
+              <w:right w:w="108" w:type="dxa"/>
+            </w:tcMar>
+            <w:vAlign w:val="center"/>
+          </w:tcPr>
+          <w:p>
+            <w:pPr>
+              <w:jc w:val="center"/>
+            </w:pPr>
+            <w:r>
+              <w:rPr>
+                <w:color w:val="000000" w:themeColor="text1"/>
+                <w:sz w:val="14"/>
+                <w:szCs w:val="14"/>
+                <w:rFonts w:ascii="Times New Roman" w:hAnsi="Times New Roman" w:cs="Times New Roman"/>
+              </w:rPr>
+              <w:t xml:space="preserve">Daily</w:t>
+            </w:r>
+          </w:p>
+        </w:tc>
+        <w:tc>
+          <w:tcPr>
+            <w:tcW w:w="1206" w:type="dxa"/>
+            <w:tcBorders>
+              <w:top w:val="nil"/>
+              <w:left w:val="nil"/>
+              <w:bottom w:val="single" w:sz="8" w:space="0" w:color="auto"/>
+              <w:right w:val="single" w:sz="8" w:space="0" w:color="auto"/>
+            </w:tcBorders>
+            <w:shd w:val="clear" w:color="auto" w:fill="FFFFFF" w:themeFill="background1"/>
+            <w:tcMar>
+              <w:left w:w="108" w:type="dxa"/>
+              <w:right w:w="108" w:type="dxa"/>
+            </w:tcMar>
+            <w:vAlign w:val="center"/>
+          </w:tcPr>
+          <w:p>
+            <w:pPr>
+              <w:jc w:val="center"/>
+              <w:spacing w:before="0" w:after="0" w:line="240" w:lineRule="auto"/>
+              <w:rPr>
+                <w:rFonts w:ascii="Times New Roman" w:hAnsi="Times New Roman"/>
+                <w:sz w:val="14"/>
+                <w:szCs w:val="14"/>
+              </w:rPr>
+            </w:pPr>
+            <w:r>
+              <w:rPr>
+                <w:sz w:val="14"/>
+                <w:szCs w:val="14"/>
+                <w:rFonts w:ascii="Times New Roman" w:hAnsi="Times New Roman" w:cs="Times New Roman"/>
+              </w:rPr>
+              <w:t>10Sep26</w:t>
+            </w:r>
+          </w:p>
+        </w:tc>
+        <w:tc>
+          <w:tcPr>
+            <w:tcW w:w="1168" w:type="dxa"/>
+            <w:gridSpan w:val="2"/>
+            <w:tcBorders>
+              <w:top w:val="nil"/>
+              <w:left w:val="single" w:sz="8" w:space="0" w:color="auto"/>
+              <w:bottom w:val="single" w:sz="8" w:space="0" w:color="auto"/>
+              <w:right w:val="single" w:sz="8" w:space="0" w:color="auto"/>
+            </w:tcBorders>
+            <w:shd w:val="clear" w:color="auto" w:fill="FFFFFF" w:themeFill="background1"/>
+            <w:tcMar>
+              <w:left w:w="108" w:type="dxa"/>
+              <w:right w:w="108" w:type="dxa"/>
+            </w:tcMar>
+            <w:vAlign w:val="center"/>
+          </w:tcPr>
+          <w:p>
+            <w:pPr>
+              <w:jc w:val="center"/>
+              <w:spacing w:before="0" w:after="0" w:line="240" w:lineRule="auto"/>
+              <w:rPr>
+                <w:rFonts w:ascii="Times New Roman" w:hAnsi="Times New Roman"/>
+                <w:sz w:val="14"/>
+                <w:szCs w:val="14"/>
+              </w:rPr>
+            </w:pPr>
+            <w:r>
+              <w:rPr>
+                <w:sz w:val="14"/>
+                <w:szCs w:val="14"/>
+                <w:rFonts w:ascii="Times New Roman" w:hAnsi="Times New Roman" w:cs="Times New Roman"/>
+              </w:rPr>
+              <w:t>AO</w:t>
+            </w:r>
+          </w:p>
+        </w:tc>
+        <w:tc>
+          <w:tcPr>
+            <w:tcW w:w="581" w:type="dxa"/>
+            <w:tcBorders>
+              <w:top w:val="nil"/>
+              <w:left w:val="nil"/>
+              <w:bottom w:val="single" w:sz="8" w:space="0" w:color="auto"/>
+              <w:right w:val="single" w:sz="8" w:space="0" w:color="auto"/>
+            </w:tcBorders>
+            <w:shd w:val="clear" w:color="auto" w:fill="FFFFFF" w:themeFill="background1"/>
+            <w:tcMar>
+              <w:left w:w="108" w:type="dxa"/>
+              <w:right w:w="108" w:type="dxa"/>
+            </w:tcMar>
+            <w:vAlign w:val="center"/>
+          </w:tcPr>
+          <w:p>
+            <w:pPr>
+              <w:jc w:val="center"/>
+            </w:pPr>
+            <w:r>
+              <w:rPr>
+                <w:color w:val="000000" w:themeColor="text1"/>
+                <w:sz w:val="14"/>
+                <w:szCs w:val="14"/>
+                <w:rFonts w:ascii="Times New Roman" w:hAnsi="Times New Roman" w:cs="Times New Roman"/>
+              </w:rPr>
+              <w:t xml:space="preserve">Date Before Testing</w:t>
+            </w:r>
+          </w:p>
+        </w:tc>
+        <w:tc>
+          <w:tcPr>
+            <w:tcW w:w="1505" w:type="dxa"/>
+            <w:gridSpan w:val="2"/>
+            <w:tcBorders>
+              <w:top w:val="nil"/>
+              <w:left w:val="single" w:sz="8" w:space="0" w:color="auto"/>
+              <w:bottom w:val="single" w:sz="8" w:space="0" w:color="auto"/>
+              <w:right w:val="single" w:sz="8" w:space="0" w:color="auto"/>
+            </w:tcBorders>
+            <w:shd w:val="clear" w:color="auto" w:fill="FFFFFF" w:themeFill="background1"/>
+            <w:tcMar>
+              <w:left w:w="108" w:type="dxa"/>
+              <w:right w:w="108" w:type="dxa"/>
+            </w:tcMar>
+            <w:vAlign w:val="center"/>
+          </w:tcPr>
+          <w:p>
+            <w:pPr>
+              <w:jc w:val="center"/>
+              <w:spacing w:before="0" w:after="0" w:line="240" w:lineRule="auto"/>
+              <w:rPr>
+                <w:rFonts w:ascii="Times New Roman" w:hAnsi="Times New Roman"/>
+                <w:sz w:val="14"/>
+                <w:szCs w:val="14"/>
+              </w:rPr>
+            </w:pPr>
+            <w:r>
+              <w:rPr>
+                <w:sz w:val="14"/>
+                <w:szCs w:val="14"/>
+                <w:rFonts w:ascii="Times New Roman" w:hAnsi="Times New Roman" w:cs="Times New Roman"/>
+              </w:rPr>
+              <w:t>No growth</w:t>
+            </w:r>
+          </w:p>
+        </w:tc>
+        <w:tc>
+          <w:tcPr>
+            <w:tcW w:w="1444" w:type="dxa"/>
+            <w:tcBorders>
+              <w:top w:val="nil"/>
+              <w:left w:val="nil"/>
+              <w:bottom w:val="single" w:sz="8" w:space="0" w:color="auto"/>
+              <w:right w:val="single" w:sz="8" w:space="0" w:color="auto"/>
+            </w:tcBorders>
+            <w:shd w:val="clear" w:color="auto" w:fill="FFFFFF" w:themeFill="background1"/>
+            <w:tcMar>
+              <w:left w:w="108" w:type="dxa"/>
+              <w:right w:w="108" w:type="dxa"/>
+            </w:tcMar>
+            <w:vAlign w:val="center"/>
+          </w:tcPr>
+          <w:p>
+            <w:pPr>
+              <w:jc w:val="center"/>
+              <w:spacing w:before="0" w:after="0" w:line="240" w:lineRule="auto"/>
+              <w:rPr>
+                <w:rFonts w:ascii="Times New Roman" w:hAnsi="Times New Roman"/>
+                <w:sz w:val="14"/>
+                <w:szCs w:val="14"/>
+              </w:rPr>
+            </w:pPr>
+            <w:r>
+              <w:rPr>
+                <w:sz w:val="14"/>
+                <w:szCs w:val="14"/>
+                <w:rFonts w:ascii="Times New Roman" w:hAnsi="Times New Roman" w:cs="Times New Roman"/>
+              </w:rPr>
+              <w:t>N/A</w:t>
+            </w:r>
+          </w:p>
+        </w:tc>
+        <w:tc>
+          <w:tcPr>
+            <w:tcW w:w="1394" w:type="dxa"/>
+            <w:tcBorders>
+              <w:top w:val="nil"/>
+              <w:left w:val="single" w:sz="8" w:space="0" w:color="auto"/>
+              <w:bottom w:val="single" w:sz="8" w:space="0" w:color="auto"/>
+              <w:right w:val="single" w:sz="8" w:space="0" w:color="auto"/>
+            </w:tcBorders>
+            <w:shd w:val="clear" w:color="auto" w:fill="FFFFFF" w:themeFill="background1"/>
+            <w:tcMar>
+              <w:left w:w="108" w:type="dxa"/>
+              <w:right w:w="108" w:type="dxa"/>
+            </w:tcMar>
+            <w:vAlign w:val="center"/>
+          </w:tcPr>
+          <w:p>
+            <w:r>
+              <w:rPr>
+                <w:color w:val="000000" w:themeColor="text1"/>
+                <w:sz w:val="14"/>
+                <w:szCs w:val="14"/>
+                <w:rFonts w:ascii="Times New Roman" w:hAnsi="Times New Roman" w:cs="Times New Roman"/>
+              </w:rPr>
+              <w:t xml:space="preserve" w:space="preserve">N/A</w:t>
+            </w:r>
+            <w:r>
+              <w:rPr>
+                <w:color w:val="000000" w:themeColor="text1"/>
+                <w:sz w:val="14"/>
+                <w:szCs w:val="14"/>
+                <w:rFonts w:ascii="Times New Roman" w:hAnsi="Times New Roman" w:cs="Times New Roman"/>
+              </w:rPr>
+              <w:t/>
+            </w:r>
+            <w:r>
+              <w:rPr>
+                <w:color w:val="000000" w:themeColor="text1"/>
+                <w:sz w:val="14"/>
+                <w:szCs w:val="14"/>
+                <w:rFonts w:ascii="Times New Roman" w:hAnsi="Times New Roman" w:cs="Times New Roman"/>
+              </w:rPr>
+              <w:t/>
+            </w:r>
+            <w:r>
+              <w:rPr>
+                <w:color w:val="000000" w:themeColor="text1"/>
+                <w:sz w:val="14"/>
+                <w:szCs w:val="14"/>
+                <w:rFonts w:ascii="Times New Roman" w:hAnsi="Times New Roman" w:cs="Times New Roman"/>
+              </w:rPr>
+              <w:t/>
+            </w:r>
+            <w:r>
+              <w:rPr>
+                <w:color w:val="000000" w:themeColor="text1"/>
+                <w:sz w:val="14"/>
+                <w:szCs w:val="14"/>
+                <w:rFonts w:ascii="Times New Roman" w:hAnsi="Times New Roman" w:cs="Times New Roman"/>
+              </w:rPr>
+              <w:t xml:space="preserve"/>
+            </w:r>
+          </w:p>
+        </w:tc>
+        <w:tc>
+          <w:tcPr>
+            <w:tcW w:w="507" w:type="dxa"/>
+            <w:gridSpan w:val="2"/>
+            <w:tcBorders>
+              <w:top w:val="nil"/>
+              <w:left w:val="single" w:sz="8" w:space="0" w:color="auto"/>
+              <w:bottom w:val="single" w:sz="8" w:space="0" w:color="auto"/>
+              <w:right w:val="single" w:sz="8" w:space="0" w:color="auto"/>
+            </w:tcBorders>
+            <w:shd w:val="clear" w:color="auto" w:fill="FFFFFF" w:themeFill="background1"/>
+            <w:tcMar>
+              <w:left w:w="108" w:type="dxa"/>
+              <w:right w:w="108" w:type="dxa"/>
+            </w:tcMar>
+            <w:vAlign w:val="center"/>
+          </w:tcPr>
+          <w:p>
+            <w:pPr>
+              <w:jc w:val="center"/>
+              <w:spacing w:before="0" w:after="0" w:line="240" w:lineRule="auto"/>
+              <w:rPr>
+                <w:rFonts w:ascii="Times New Roman" w:hAnsi="Times New Roman"/>
+                <w:sz w:val="14"/>
+                <w:szCs w:val="14"/>
+              </w:rPr>
+            </w:pPr>
+            <w:r>
+              <w:rPr>
+                <w:sz w:val="14"/>
+                <w:szCs w:val="14"/>
+                <w:rFonts w:ascii="Times New Roman" w:hAnsi="Times New Roman" w:cs="Times New Roman"/>
+              </w:rPr>
+              <w:t>None</w:t>
+            </w:r>
+          </w:p>
+        </w:tc>
+      </w:tr>
+      <w:tr>
+        <w:trPr>
+          <w:trHeight w:val="300"/>
+          <w:trHeight w:val="220" w:hRule="atLeast"/>
+        </w:trPr>
+        <w:tc>
+          <w:tcPr>
+            <w:tcW w:w="837" w:type="dxa"/>
+            <w:tcBorders>
+              <w:top w:val="single" w:sz="8" w:space="0" w:color="auto"/>
+              <w:left w:val="single" w:sz="8" w:space="0" w:color="auto"/>
+              <w:bottom w:val="single" w:sz="8" w:space="0" w:color="auto"/>
+              <w:right w:val="single" w:sz="8" w:space="0" w:color="auto"/>
+            </w:tcBorders>
+            <w:shd w:val="clear" w:color="auto" w:fill="FFFFFF" w:themeFill="background1"/>
+            <w:tcMar>
+              <w:left w:w="108" w:type="dxa"/>
+              <w:right w:w="108" w:type="dxa"/>
+            </w:tcMar>
+            <w:vAlign w:val="center"/>
+          </w:tcPr>
+          <w:p>
+            <w:pPr>
+              <w:jc w:val="center"/>
+            </w:pPr>
+            <w:r>
+              <w:rPr>
+                <w:color w:val="000000" w:themeColor="text1"/>
+                <w:sz w:val="14"/>
+                <w:szCs w:val="14"/>
+                <w:rFonts w:ascii="Times New Roman" w:hAnsi="Times New Roman" w:cs="Times New Roman"/>
+              </w:rPr>
+              <w:t>Personnel (Left Touch and Right Touch)</w:t>
+            </w:r>
+          </w:p>
+        </w:tc>
+        <w:tc>
+          <w:tcPr>
+            <w:tcW w:w="698" w:type="dxa"/>
+            <w:gridSpan w:val="2"/>
+            <w:tcBorders>
+              <w:top w:val="single" w:sz="8" w:space="0" w:color="auto"/>
+              <w:left w:val="single" w:sz="8" w:space="0" w:color="auto"/>
+              <w:bottom w:val="single" w:sz="8" w:space="0" w:color="auto"/>
+              <w:right w:val="single" w:sz="8" w:space="0" w:color="auto"/>
+            </w:tcBorders>
+            <w:shd w:val="clear" w:color="auto" w:fill="FFFFFF" w:themeFill="background1"/>
+            <w:tcMar>
+              <w:left w:w="108" w:type="dxa"/>
+              <w:right w:w="108" w:type="dxa"/>
+            </w:tcMar>
+            <w:vAlign w:val="center"/>
+          </w:tcPr>
+          <w:p>
+            <w:pPr>
+              <w:jc w:val="center"/>
+            </w:pPr>
+            <w:r>
+              <w:rPr>
+                <w:color w:val="000000" w:themeColor="text1"/>
+                <w:sz w:val="14"/>
+                <w:szCs w:val="14"/>
+                <w:rFonts w:ascii="Times New Roman" w:hAnsi="Times New Roman" w:cs="Times New Roman"/>
+              </w:rPr>
+              <w:t xml:space="preserve">Daily</w:t>
+            </w:r>
+          </w:p>
+        </w:tc>
+        <w:tc>
+          <w:tcPr>
+            <w:tcW w:w="1206" w:type="dxa"/>
+            <w:tcBorders>
+              <w:top w:val="single" w:sz="8" w:space="0" w:color="auto"/>
+              <w:left w:val="nil"/>
+              <w:bottom w:val="single" w:sz="8" w:space="0" w:color="auto"/>
+              <w:right w:val="single" w:sz="8" w:space="0" w:color="auto"/>
+            </w:tcBorders>
+            <w:shd w:val="clear" w:color="auto" w:fill="FFFFFF" w:themeFill="background1"/>
+            <w:tcMar>
+              <w:left w:w="108" w:type="dxa"/>
+              <w:right w:w="108" w:type="dxa"/>
+            </w:tcMar>
+            <w:vAlign w:val="center"/>
+          </w:tcPr>
+          <w:p>
+            <w:pPr>
+              <w:jc w:val="center"/>
+              <w:spacing w:before="0" w:after="0" w:line="240" w:lineRule="auto"/>
+              <w:rPr>
+                <w:rFonts w:ascii="Times New Roman" w:hAnsi="Times New Roman"/>
+                <w:sz w:val="14"/>
+                <w:szCs w:val="14"/>
+              </w:rPr>
+            </w:pPr>
+            <w:r>
+              <w:rPr>
+                <w:sz w:val="14"/>
+                <w:szCs w:val="14"/>
+                <w:rFonts w:ascii="Times New Roman" w:hAnsi="Times New Roman" w:cs="Times New Roman"/>
+              </w:rPr>
+              <w:t>15Sep26</w:t>
+            </w:r>
+          </w:p>
+        </w:tc>
+        <w:tc>
+          <w:tcPr>
+            <w:tcW w:w="1168" w:type="dxa"/>
+            <w:gridSpan w:val="2"/>
+            <w:tcBorders>
+              <w:top w:val="single" w:sz="8" w:space="0" w:color="auto"/>
+              <w:left w:val="single" w:sz="8" w:space="0" w:color="auto"/>
+              <w:bottom w:val="single" w:sz="8" w:space="0" w:color="auto"/>
+              <w:right w:val="single" w:sz="8" w:space="0" w:color="auto"/>
+            </w:tcBorders>
+            <w:shd w:val="clear" w:color="auto" w:fill="FFFFFF" w:themeFill="background1"/>
+            <w:tcMar>
+              <w:left w:w="108" w:type="dxa"/>
+              <w:right w:w="108" w:type="dxa"/>
+            </w:tcMar>
+            <w:vAlign w:val="center"/>
+          </w:tcPr>
+          <w:p>
+            <w:pPr>
+              <w:jc w:val="center"/>
+              <w:spacing w:before="0" w:after="0" w:line="240" w:lineRule="auto"/>
+              <w:rPr>
+                <w:rFonts w:ascii="Times New Roman" w:hAnsi="Times New Roman"/>
+                <w:sz w:val="14"/>
+                <w:szCs w:val="14"/>
+              </w:rPr>
+            </w:pPr>
+            <w:r>
+              <w:rPr>
+                <w:sz w:val="14"/>
+                <w:szCs w:val="14"/>
+                <w:rFonts w:ascii="Times New Roman" w:hAnsi="Times New Roman" w:cs="Times New Roman"/>
+              </w:rPr>
+              <w:t>AO</w:t>
+            </w:r>
+          </w:p>
+        </w:tc>
+        <w:tc>
+          <w:tcPr>
+            <w:tcW w:w="581" w:type="dxa"/>
+            <w:tcBorders>
+              <w:top w:val="single" w:sz="8" w:space="0" w:color="auto"/>
+              <w:left w:val="nil"/>
+              <w:bottom w:val="single" w:sz="8" w:space="0" w:color="auto"/>
+              <w:right w:val="single" w:sz="8" w:space="0" w:color="auto"/>
+            </w:tcBorders>
+            <w:shd w:val="clear" w:color="auto" w:fill="FFFFFF" w:themeFill="background1"/>
+            <w:tcMar>
+              <w:left w:w="108" w:type="dxa"/>
+              <w:right w:w="108" w:type="dxa"/>
+            </w:tcMar>
+            <w:vAlign w:val="center"/>
+          </w:tcPr>
+          <w:p>
+            <w:pPr>
+              <w:jc w:val="center"/>
+            </w:pPr>
+            <w:r>
+              <w:rPr>
+                <w:color w:val="000000" w:themeColor="text1"/>
+                <w:sz w:val="14"/>
+                <w:szCs w:val="14"/>
+                <w:rFonts w:ascii="Times New Roman" w:hAnsi="Times New Roman" w:cs="Times New Roman"/>
+              </w:rPr>
+              <w:t xml:space="preserve">Date of Testing</w:t>
+            </w:r>
+          </w:p>
+        </w:tc>
+        <w:tc>
+          <w:tcPr>
+            <w:tcW w:w="1505" w:type="dxa"/>
+            <w:gridSpan w:val="2"/>
+            <w:tcBorders>
+              <w:top w:val="single" w:sz="8" w:space="0" w:color="auto"/>
+              <w:left w:val="single" w:sz="8" w:space="0" w:color="auto"/>
+              <w:bottom w:val="single" w:sz="8" w:space="0" w:color="auto"/>
+              <w:right w:val="single" w:sz="8" w:space="0" w:color="auto"/>
+            </w:tcBorders>
+            <w:shd w:val="clear" w:color="auto" w:fill="FFFFFF" w:themeFill="background1"/>
+            <w:tcMar>
+              <w:left w:w="108" w:type="dxa"/>
+              <w:right w:w="108" w:type="dxa"/>
+            </w:tcMar>
+            <w:vAlign w:val="center"/>
+          </w:tcPr>
+          <w:p>
+            <w:pPr>
+              <w:jc w:val="center"/>
+              <w:spacing w:before="0" w:after="0" w:line="240" w:lineRule="auto"/>
+              <w:rPr>
+                <w:rFonts w:ascii="Times New Roman" w:hAnsi="Times New Roman"/>
+                <w:sz w:val="14"/>
+                <w:szCs w:val="14"/>
+              </w:rPr>
+            </w:pPr>
+            <w:r>
+              <w:rPr>
+                <w:sz w:val="14"/>
+                <w:szCs w:val="14"/>
+                <w:rFonts w:ascii="Times New Roman" w:hAnsi="Times New Roman" w:cs="Times New Roman"/>
+              </w:rPr>
+              <w:t>No growth</w:t>
+            </w:r>
+          </w:p>
+        </w:tc>
+        <w:tc>
+          <w:tcPr>
+            <w:tcW w:w="1444" w:type="dxa"/>
+            <w:tcBorders>
+              <w:top w:val="single" w:sz="8" w:space="0" w:color="auto"/>
+              <w:left w:val="nil"/>
+              <w:bottom w:val="single" w:sz="8" w:space="0" w:color="auto"/>
+              <w:right w:val="single" w:sz="8" w:space="0" w:color="auto"/>
+            </w:tcBorders>
+            <w:shd w:val="clear" w:color="auto" w:fill="FFFFFF" w:themeFill="background1"/>
+            <w:tcMar>
+              <w:left w:w="108" w:type="dxa"/>
+              <w:right w:w="108" w:type="dxa"/>
+            </w:tcMar>
+            <w:vAlign w:val="center"/>
+          </w:tcPr>
+          <w:p>
+            <w:pPr>
+              <w:jc w:val="center"/>
+              <w:spacing w:before="0" w:after="0" w:line="240" w:lineRule="auto"/>
+              <w:rPr>
+                <w:rFonts w:ascii="Times New Roman" w:hAnsi="Times New Roman"/>
+                <w:sz w:val="14"/>
+                <w:szCs w:val="14"/>
+              </w:rPr>
+            </w:pPr>
+            <w:r>
+              <w:rPr>
+                <w:sz w:val="14"/>
+                <w:szCs w:val="14"/>
+                <w:rFonts w:ascii="Times New Roman" w:hAnsi="Times New Roman" w:cs="Times New Roman"/>
+              </w:rPr>
+              <w:t>N/A</w:t>
+            </w:r>
+          </w:p>
+        </w:tc>
+        <w:tc>
+          <w:tcPr>
+            <w:tcW w:w="1394" w:type="dxa"/>
+            <w:tcBorders>
+              <w:top w:val="single" w:sz="8" w:space="0" w:color="auto"/>
+              <w:left w:val="single" w:sz="8" w:space="0" w:color="auto"/>
+              <w:bottom w:val="single" w:sz="8" w:space="0" w:color="auto"/>
+              <w:right w:val="single" w:sz="8" w:space="0" w:color="auto"/>
+            </w:tcBorders>
+            <w:shd w:val="clear" w:color="auto" w:fill="FFFFFF" w:themeFill="background1"/>
+            <w:tcMar>
+              <w:left w:w="108" w:type="dxa"/>
+              <w:right w:w="108" w:type="dxa"/>
+            </w:tcMar>
+            <w:vAlign w:val="center"/>
+          </w:tcPr>
+          <w:p>
+            <w:pPr>
+              <w:rPr>
+                <w:rFonts w:ascii="Times New Roman" w:hAnsi="Times New Roman"/>
+                <w:color w:val="000000" w:themeColor="text1"/>
+                <w:sz w:val="14"/>
+                <w:szCs w:val="14"/>
+              </w:rPr>
+            </w:pPr>
+            <w:r>
+              <w:rPr>
+                <w:color w:val="000000" w:themeColor="text1"/>
+                <w:sz w:val="14"/>
+                <w:szCs w:val="14"/>
+                <w:rFonts w:ascii="Times New Roman" w:hAnsi="Times New Roman" w:cs="Times New Roman"/>
+              </w:rPr>
+              <w:t w:space="preserve" xml:space="preserve">N/A</w:t>
+            </w:r>
+            <w:r>
+              <w:rPr>
+                <w:color w:val="000000" w:themeColor="text1"/>
+                <w:sz w:val="14"/>
+                <w:szCs w:val="14"/>
+                <w:rFonts w:ascii="Times New Roman" w:hAnsi="Times New Roman" w:cs="Times New Roman"/>
+              </w:rPr>
+              <w:t/>
+            </w:r>
+            <w:r>
+              <w:rPr>
+                <w:color w:val="000000" w:themeColor="text1"/>
+                <w:sz w:val="14"/>
+                <w:szCs w:val="14"/>
+                <w:rFonts w:ascii="Times New Roman" w:hAnsi="Times New Roman" w:cs="Times New Roman"/>
+              </w:rPr>
+              <w:t xml:space="preserve"/>
+            </w:r>
+          </w:p>
+        </w:tc>
+        <w:tc>
+          <w:tcPr>
+            <w:tcW w:w="507" w:type="dxa"/>
+            <w:gridSpan w:val="2"/>
+            <w:tcBorders>
+              <w:top w:val="single" w:sz="8" w:space="0" w:color="auto"/>
+              <w:left w:val="single" w:sz="8" w:space="0" w:color="auto"/>
+              <w:bottom w:val="single" w:sz="8" w:space="0" w:color="auto"/>
+              <w:right w:val="single" w:sz="8" w:space="0" w:color="auto"/>
+            </w:tcBorders>
+            <w:shd w:val="clear" w:color="auto" w:fill="FFFFFF" w:themeFill="background1"/>
+            <w:tcMar>
+              <w:left w:w="108" w:type="dxa"/>
+              <w:right w:w="108" w:type="dxa"/>
+            </w:tcMar>
+            <w:vAlign w:val="center"/>
+          </w:tcPr>
+          <w:p>
+            <w:pPr>
+              <w:jc w:val="center"/>
+              <w:spacing w:before="0" w:after="0" w:line="240" w:lineRule="auto"/>
+              <w:rPr>
+                <w:rFonts w:ascii="Times New Roman" w:hAnsi="Times New Roman"/>
+                <w:sz w:val="14"/>
+                <w:szCs w:val="14"/>
+              </w:rPr>
+            </w:pPr>
+            <w:r>
+              <w:rPr>
+                <w:sz w:val="14"/>
+                <w:szCs w:val="14"/>
+                <w:rFonts w:ascii="Times New Roman" w:hAnsi="Times New Roman" w:cs="Times New Roman"/>
+              </w:rPr>
+              <w:t>None</w:t>
+            </w:r>
+          </w:p>
+        </w:tc>
+      </w:tr>
+      <w:tr>
+        <w:trPr>
+          <w:trHeight w:val="300"/>
+          <w:trHeight w:val="220" w:hRule="atLeast"/>
+        </w:trPr>
+        <w:tc>
+          <w:tcPr>
+            <w:tcW w:w="837" w:type="dxa"/>
+            <w:tcBorders>
+              <w:top w:val="single" w:sz="8" w:space="0" w:color="auto"/>
+              <w:left w:val="single" w:sz="8" w:space="0" w:color="auto"/>
+              <w:bottom w:val="single" w:sz="8" w:space="0" w:color="auto"/>
+              <w:right w:val="single" w:sz="8" w:space="0" w:color="auto"/>
+            </w:tcBorders>
+            <w:shd w:val="clear" w:color="auto" w:fill="FFFFFF" w:themeFill="background1"/>
+            <w:tcMar>
+              <w:left w:w="108" w:type="dxa"/>
+              <w:right w:w="108" w:type="dxa"/>
+            </w:tcMar>
+            <w:vAlign w:val="center"/>
+          </w:tcPr>
+          <w:p>
+            <w:pPr>
+              <w:jc w:val="center"/>
+            </w:pPr>
+            <w:r>
+              <w:rPr>
+                <w:color w:val="000000" w:themeColor="text1"/>
+                <w:sz w:val="14"/>
+                <w:szCs w:val="14"/>
+                <w:rFonts w:ascii="Times New Roman" w:hAnsi="Times New Roman" w:cs="Times New Roman"/>
+              </w:rPr>
+              <w:t>Personnel (Left Touch and Right Touch)</w:t>
+            </w:r>
+          </w:p>
+        </w:tc>
+        <w:tc>
+          <w:tcPr>
+            <w:tcW w:w="698" w:type="dxa"/>
+            <w:gridSpan w:val="2"/>
+            <w:tcBorders>
+              <w:top w:val="single" w:sz="8" w:space="0" w:color="auto"/>
+              <w:left w:val="single" w:sz="8" w:space="0" w:color="auto"/>
+              <w:bottom w:val="single" w:sz="8" w:space="0" w:color="auto"/>
+              <w:right w:val="single" w:sz="8" w:space="0" w:color="auto"/>
+            </w:tcBorders>
+            <w:shd w:val="clear" w:color="auto" w:fill="FFFFFF" w:themeFill="background1"/>
+            <w:tcMar>
+              <w:left w:w="108" w:type="dxa"/>
+              <w:right w:w="108" w:type="dxa"/>
+            </w:tcMar>
+            <w:vAlign w:val="center"/>
+          </w:tcPr>
+          <w:p>
+            <w:pPr>
+              <w:jc w:val="center"/>
+            </w:pPr>
+            <w:r>
+              <w:rPr>
+                <w:color w:val="000000" w:themeColor="text1"/>
+                <w:sz w:val="14"/>
+                <w:szCs w:val="14"/>
+                <w:rFonts w:ascii="Times New Roman" w:hAnsi="Times New Roman" w:cs="Times New Roman"/>
+              </w:rPr>
+              <w:t xml:space="preserve">Daily</w:t>
+            </w:r>
+          </w:p>
+        </w:tc>
+        <w:tc>
+          <w:tcPr>
+            <w:tcW w:w="1206" w:type="dxa"/>
+            <w:tcBorders>
+              <w:top w:val="single" w:sz="8" w:space="0" w:color="auto"/>
+              <w:left w:val="nil"/>
+              <w:bottom w:val="single" w:sz="8" w:space="0" w:color="auto"/>
+              <w:right w:val="single" w:sz="8" w:space="0" w:color="auto"/>
+            </w:tcBorders>
+            <w:shd w:val="clear" w:color="auto" w:fill="FFFFFF" w:themeFill="background1"/>
+            <w:tcMar>
+              <w:left w:w="108" w:type="dxa"/>
+              <w:right w:w="108" w:type="dxa"/>
+            </w:tcMar>
+            <w:vAlign w:val="center"/>
+          </w:tcPr>
+          <w:p>
+            <w:pPr>
+              <w:jc w:val="center"/>
+              <w:spacing w:before="0" w:after="0" w:line="240" w:lineRule="auto"/>
+              <w:rPr>
+                <w:rFonts w:ascii="Times New Roman" w:hAnsi="Times New Roman"/>
+                <w:sz w:val="14"/>
+                <w:szCs w:val="14"/>
+              </w:rPr>
+            </w:pPr>
+            <w:r>
+              <w:rPr>
+                <w:sz w:val="14"/>
+                <w:szCs w:val="14"/>
+                <w:rFonts w:ascii="Times New Roman" w:hAnsi="Times New Roman" w:cs="Times New Roman"/>
+              </w:rPr>
+              <w:t>16Sep26</w:t>
+            </w:r>
+          </w:p>
+        </w:tc>
+        <w:tc>
+          <w:tcPr>
+            <w:tcW w:w="1168" w:type="dxa"/>
+            <w:gridSpan w:val="2"/>
+            <w:tcBorders>
+              <w:top w:val="single" w:sz="8" w:space="0" w:color="auto"/>
+              <w:left w:val="single" w:sz="8" w:space="0" w:color="auto"/>
+              <w:bottom w:val="single" w:sz="8" w:space="0" w:color="auto"/>
+              <w:right w:val="single" w:sz="8" w:space="0" w:color="auto"/>
+            </w:tcBorders>
+            <w:shd w:val="clear" w:color="auto" w:fill="FFFFFF" w:themeFill="background1"/>
+            <w:tcMar>
+              <w:left w:w="108" w:type="dxa"/>
+              <w:right w:w="108" w:type="dxa"/>
+            </w:tcMar>
+            <w:vAlign w:val="center"/>
+          </w:tcPr>
+          <w:p>
+            <w:pPr>
+              <w:jc w:val="center"/>
+              <w:spacing w:before="0" w:after="0" w:line="240" w:lineRule="auto"/>
+              <w:rPr>
+                <w:rFonts w:ascii="Times New Roman" w:hAnsi="Times New Roman"/>
+                <w:sz w:val="14"/>
+                <w:szCs w:val="14"/>
+              </w:rPr>
+            </w:pPr>
+            <w:r>
+              <w:rPr>
+                <w:sz w:val="14"/>
+                <w:szCs w:val="14"/>
+                <w:rFonts w:ascii="Times New Roman" w:hAnsi="Times New Roman" w:cs="Times New Roman"/>
+              </w:rPr>
+              <w:t>AO</w:t>
+            </w:r>
+          </w:p>
+        </w:tc>
+        <w:tc>
+          <w:tcPr>
+            <w:tcW w:w="581" w:type="dxa"/>
+            <w:tcBorders>
+              <w:top w:val="single" w:sz="8" w:space="0" w:color="auto"/>
+              <w:left w:val="nil"/>
+              <w:bottom w:val="single" w:sz="8" w:space="0" w:color="auto"/>
+              <w:right w:val="single" w:sz="8" w:space="0" w:color="auto"/>
+            </w:tcBorders>
+            <w:shd w:val="clear" w:color="auto" w:fill="FFFFFF" w:themeFill="background1"/>
+            <w:tcMar>
+              <w:left w:w="108" w:type="dxa"/>
+              <w:right w:w="108" w:type="dxa"/>
+            </w:tcMar>
+            <w:vAlign w:val="center"/>
+          </w:tcPr>
+          <w:p>
+            <w:pPr>
+              <w:jc w:val="center"/>
+            </w:pPr>
+            <w:r>
+              <w:rPr>
+                <w:color w:val="000000" w:themeColor="text1"/>
+                <w:sz w:val="14"/>
+                <w:szCs w:val="14"/>
+                <w:rFonts w:ascii="Times New Roman" w:hAnsi="Times New Roman" w:cs="Times New Roman"/>
+              </w:rPr>
+              <w:t xml:space="preserve">Date After Testing</w:t>
+            </w:r>
+          </w:p>
+        </w:tc>
+        <w:tc>
+          <w:tcPr>
+            <w:tcW w:w="1505" w:type="dxa"/>
+            <w:gridSpan w:val="2"/>
+            <w:tcBorders>
+              <w:top w:val="single" w:sz="8" w:space="0" w:color="auto"/>
+              <w:left w:val="single" w:sz="8" w:space="0" w:color="auto"/>
+              <w:bottom w:val="single" w:sz="8" w:space="0" w:color="auto"/>
+              <w:right w:val="single" w:sz="8" w:space="0" w:color="auto"/>
+            </w:tcBorders>
+            <w:shd w:val="clear" w:color="auto" w:fill="FFFFFF" w:themeFill="background1"/>
+            <w:tcMar>
+              <w:left w:w="108" w:type="dxa"/>
+              <w:right w:w="108" w:type="dxa"/>
+            </w:tcMar>
+            <w:vAlign w:val="center"/>
+          </w:tcPr>
+          <w:p>
+            <w:pPr>
+              <w:jc w:val="center"/>
+              <w:spacing w:before="0" w:after="0" w:line="240" w:lineRule="auto"/>
+              <w:rPr>
+                <w:rFonts w:ascii="Times New Roman" w:hAnsi="Times New Roman"/>
+                <w:sz w:val="14"/>
+                <w:szCs w:val="14"/>
+              </w:rPr>
+            </w:pPr>
+            <w:r>
+              <w:rPr>
+                <w:sz w:val="14"/>
+                <w:szCs w:val="14"/>
+                <w:rFonts w:ascii="Times New Roman" w:hAnsi="Times New Roman" w:cs="Times New Roman"/>
+              </w:rPr>
+              <w:t>No growth</w:t>
+            </w:r>
+          </w:p>
+        </w:tc>
+        <w:tc>
+          <w:tcPr>
+            <w:tcW w:w="1444" w:type="dxa"/>
+            <w:tcBorders>
+              <w:top w:val="single" w:sz="8" w:space="0" w:color="auto"/>
+              <w:left w:val="nil"/>
+              <w:bottom w:val="single" w:sz="8" w:space="0" w:color="auto"/>
+              <w:right w:val="single" w:sz="8" w:space="0" w:color="auto"/>
+            </w:tcBorders>
+            <w:shd w:val="clear" w:color="auto" w:fill="FFFFFF" w:themeFill="background1"/>
+            <w:tcMar>
+              <w:left w:w="108" w:type="dxa"/>
+              <w:right w:w="108" w:type="dxa"/>
+            </w:tcMar>
+            <w:vAlign w:val="center"/>
+          </w:tcPr>
+          <w:p>
+            <w:pPr>
+              <w:jc w:val="center"/>
+              <w:spacing w:before="0" w:after="0" w:line="240" w:lineRule="auto"/>
+              <w:rPr>
+                <w:rFonts w:ascii="Times New Roman" w:hAnsi="Times New Roman"/>
+                <w:sz w:val="14"/>
+                <w:szCs w:val="14"/>
+              </w:rPr>
+            </w:pPr>
+            <w:r>
+              <w:rPr>
+                <w:sz w:val="14"/>
+                <w:szCs w:val="14"/>
+                <w:rFonts w:ascii="Times New Roman" w:hAnsi="Times New Roman" w:cs="Times New Roman"/>
+              </w:rPr>
+              <w:t>N/A</w:t>
+            </w:r>
+          </w:p>
+        </w:tc>
+        <w:tc>
+          <w:tcPr>
+            <w:tcW w:w="1394" w:type="dxa"/>
+            <w:tcBorders>
+              <w:top w:val="single" w:sz="8" w:space="0" w:color="auto"/>
+              <w:left w:val="single" w:sz="8" w:space="0" w:color="auto"/>
+              <w:bottom w:val="single" w:sz="8" w:space="0" w:color="auto"/>
+              <w:right w:val="single" w:sz="8" w:space="0" w:color="auto"/>
+            </w:tcBorders>
+            <w:shd w:val="clear" w:color="auto" w:fill="FFFFFF" w:themeFill="background1"/>
+            <w:tcMar>
+              <w:left w:w="108" w:type="dxa"/>
+              <w:right w:w="108" w:type="dxa"/>
+            </w:tcMar>
+            <w:vAlign w:val="center"/>
+          </w:tcPr>
+          <w:p>
+            <w:r>
+              <w:rPr>
+                <w:color w:val="000000" w:themeColor="text1"/>
+                <w:sz w:val="14"/>
+                <w:szCs w:val="14"/>
+                <w:rFonts w:ascii="Times New Roman" w:hAnsi="Times New Roman" w:cs="Times New Roman"/>
+              </w:rPr>
+              <w:t xml:space="preserve" w:space="preserve">N/A</w:t>
+            </w:r>
+            <w:r>
+              <w:rPr>
+                <w:color w:val="000000" w:themeColor="text1"/>
+                <w:sz w:val="14"/>
+                <w:szCs w:val="14"/>
+                <w:rFonts w:ascii="Times New Roman" w:hAnsi="Times New Roman" w:cs="Times New Roman"/>
+              </w:rPr>
+              <w:t/>
+            </w:r>
+            <w:r>
+              <w:rPr>
+                <w:color w:val="000000" w:themeColor="text1"/>
+                <w:sz w:val="14"/>
+                <w:szCs w:val="14"/>
+                <w:rFonts w:ascii="Times New Roman" w:hAnsi="Times New Roman" w:cs="Times New Roman"/>
+              </w:rPr>
+              <w:t/>
+            </w:r>
+            <w:r>
+              <w:rPr>
+                <w:color w:val="000000" w:themeColor="text1"/>
+                <w:sz w:val="14"/>
+                <w:szCs w:val="14"/>
+                <w:rFonts w:ascii="Times New Roman" w:hAnsi="Times New Roman" w:cs="Times New Roman"/>
+              </w:rPr>
+              <w:t/>
+            </w:r>
+            <w:r>
+              <w:rPr>
+                <w:color w:val="000000" w:themeColor="text1"/>
+                <w:sz w:val="14"/>
+                <w:szCs w:val="14"/>
+                <w:rFonts w:ascii="Times New Roman" w:hAnsi="Times New Roman" w:cs="Times New Roman"/>
+              </w:rPr>
+              <w:t xml:space="preserve"/>
+            </w:r>
+          </w:p>
+        </w:tc>
+        <w:tc>
+          <w:tcPr>
+            <w:tcW w:w="507" w:type="dxa"/>
+            <w:gridSpan w:val="2"/>
+            <w:tcBorders>
+              <w:top w:val="single" w:sz="8" w:space="0" w:color="auto"/>
+              <w:left w:val="single" w:sz="8" w:space="0" w:color="auto"/>
+              <w:bottom w:val="single" w:sz="8" w:space="0" w:color="auto"/>
+              <w:right w:val="single" w:sz="8" w:space="0" w:color="auto"/>
+            </w:tcBorders>
+            <w:shd w:val="clear" w:color="auto" w:fill="FFFFFF" w:themeFill="background1"/>
+            <w:tcMar>
+              <w:left w:w="108" w:type="dxa"/>
+              <w:right w:w="108" w:type="dxa"/>
+            </w:tcMar>
+            <w:vAlign w:val="center"/>
+          </w:tcPr>
+          <w:p>
+            <w:pPr>
+              <w:jc w:val="center"/>
+              <w:spacing w:before="0" w:after="0" w:line="240" w:lineRule="auto"/>
+              <w:rPr>
+                <w:rFonts w:ascii="Times New Roman" w:hAnsi="Times New Roman"/>
+                <w:sz w:val="14"/>
+                <w:szCs w:val="14"/>
+              </w:rPr>
+            </w:pPr>
+            <w:r>
+              <w:rPr>
+                <w:sz w:val="14"/>
+                <w:szCs w:val="14"/>
+                <w:rFonts w:ascii="Times New Roman" w:hAnsi="Times New Roman" w:cs="Times New Roman"/>
+              </w:rPr>
+              <w:t>None</w:t>
+            </w:r>
+          </w:p>
+        </w:tc>
+      </w:tr>
+      <w:tr>
+        <w:trPr>
+          <w:trHeight w:val="300"/>
+          <w:trHeight w:val="220" w:hRule="atLeast"/>
+        </w:trPr>
+        <w:tc>
+          <w:tcPr>
+            <w:tcW w:w="9340" w:type="dxa"/>
+            <w:gridSpan w:val="13"/>
+            <w:tcBorders>
+              <w:top w:val="single" w:sz="8" w:space="0" w:color="auto"/>
+              <w:left w:val="single" w:sz="8" w:space="0" w:color="auto"/>
+              <w:bottom w:val="single" w:sz="8" w:space="0" w:color="auto"/>
+              <w:right w:val="single" w:sz="8" w:space="0" w:color="000000" w:themeColor="text1"/>
+            </w:tcBorders>
+            <w:shd w:val="clear" w:color="auto" w:fill="D9D9D9" w:themeFill="background1" w:themeFillShade="D9"/>
+            <w:tcMar>
+              <w:left w:w="108" w:type="dxa"/>
+              <w:right w:w="108" w:type="dxa"/>
+            </w:tcMar>
+            <w:vAlign w:val="center"/>
+          </w:tcPr>
+          <w:p>
+            <w:r>
+              <w:rPr>
+                <w:b/>
+                <w:bCs/>
+                <w:color w:val="000000" w:themeColor="text1"/>
+                <w:sz w:val="14"/>
+                <w:szCs w:val="14"/>
+                <w:rFonts w:ascii="Times New Roman" w:hAnsi="Times New Roman" w:cs="Times New Roman"/>
+              </w:rPr>
+              <w:t>Biological Safety Cabinet EM Bracketing Biological Safety Cabinet (BSC)</w:t>
+            </w:r>
+          </w:p>
+        </w:tc>
+      </w:tr>
+      <w:tr>
+        <w:trPr>
+          <w:trHeight w:val="300"/>
+          <w:trHeight w:val="220" w:hRule="atLeast"/>
+        </w:trPr>
+        <w:tc>
+          <w:tcPr>
+            <w:tcW w:w="837" w:type="dxa"/>
+            <w:tcBorders>
+              <w:top w:val="single" w:sz="8" w:space="0" w:color="auto"/>
+              <w:left w:val="single" w:sz="8" w:space="0" w:color="auto"/>
+              <w:bottom w:val="single" w:sz="8" w:space="0" w:color="auto"/>
+              <w:right w:val="single" w:sz="8" w:space="0" w:color="000000" w:themeColor="text1"/>
+            </w:tcBorders>
+            <w:shd w:val="clear" w:color="auto" w:fill="FFFFFF" w:themeFill="background1"/>
+            <w:tcMar>
+              <w:left w:w="108" w:type="dxa"/>
+              <w:right w:w="108" w:type="dxa"/>
+            </w:tcMar>
+            <w:vAlign w:val="center"/>
+          </w:tcPr>
+          <w:p>
+            <w:pPr>
+              <w:jc w:val="center"/>
+            </w:pPr>
+            <w:r>
+              <w:rPr>
+                <w:color w:val="000000" w:themeColor="text1"/>
+                <w:sz w:val="14"/>
+                <w:szCs w:val="14"/>
+                <w:rFonts w:ascii="Times New Roman" w:hAnsi="Times New Roman" w:cs="Times New Roman"/>
+              </w:rPr>
+              <w:t>Surface Sampling of ISO 5 (4 locations)</w:t>
+            </w:r>
+          </w:p>
+        </w:tc>
+        <w:tc>
+          <w:tcPr>
+            <w:tcW w:w="698" w:type="dxa"/>
+            <w:gridSpan w:val="2"/>
+            <w:tcBorders>
+              <w:top w:val="nil"/>
+              <w:left w:val="single" w:sz="8" w:space="0" w:color="auto"/>
+              <w:bottom w:val="single" w:sz="8" w:space="0" w:color="auto"/>
+              <w:right w:val="single" w:sz="8" w:space="0" w:color="auto"/>
+            </w:tcBorders>
+            <w:shd w:val="clear" w:color="auto" w:fill="FFFFFF" w:themeFill="background1"/>
+            <w:tcMar>
+              <w:left w:w="108" w:type="dxa"/>
+              <w:right w:w="108" w:type="dxa"/>
+            </w:tcMar>
+            <w:vAlign w:val="center"/>
+          </w:tcPr>
+          <w:p>
+            <w:pPr>
+              <w:jc w:val="center"/>
+            </w:pPr>
+            <w:r>
+              <w:rPr>
+                <w:color w:val="000000" w:themeColor="text1"/>
+                <w:sz w:val="14"/>
+                <w:szCs w:val="14"/>
+                <w:rFonts w:ascii="Times New Roman" w:hAnsi="Times New Roman" w:cs="Times New Roman"/>
+              </w:rPr>
+              <w:t xml:space="preserve">Daily</w:t>
+            </w:r>
+          </w:p>
+        </w:tc>
+        <w:tc>
+          <w:tcPr>
+            <w:tcW w:w="1206" w:type="dxa"/>
+            <w:tcBorders>
+              <w:top w:val="nil"/>
+              <w:left w:val="nil"/>
+              <w:bottom w:val="single" w:sz="8" w:space="0" w:color="auto"/>
+              <w:right w:val="single" w:sz="8" w:space="0" w:color="auto"/>
+            </w:tcBorders>
+            <w:shd w:val="clear" w:color="auto" w:fill="FFFFFF" w:themeFill="background1"/>
+            <w:tcMar>
+              <w:left w:w="108" w:type="dxa"/>
+              <w:right w:w="108" w:type="dxa"/>
+            </w:tcMar>
+            <w:vAlign w:val="center"/>
+          </w:tcPr>
+          <w:p>
+            <w:pPr>
+              <w:jc w:val="center"/>
+              <w:spacing w:before="0" w:after="0" w:line="240" w:lineRule="auto"/>
+              <w:rPr>
+                <w:rFonts w:ascii="Times New Roman" w:hAnsi="Times New Roman"/>
+                <w:sz w:val="14"/>
+                <w:szCs w:val="14"/>
+              </w:rPr>
+            </w:pPr>
+            <w:r>
+              <w:rPr>
+                <w:sz w:val="14"/>
+                <w:szCs w:val="14"/>
+                <w:rFonts w:ascii="Times New Roman" w:hAnsi="Times New Roman" w:cs="Times New Roman"/>
+              </w:rPr>
+              <w:t>10Sep26</w:t>
+            </w:r>
+          </w:p>
+        </w:tc>
+        <w:tc>
+          <w:tcPr>
+            <w:tcW w:w="1168" w:type="dxa"/>
+            <w:gridSpan w:val="2"/>
+            <w:tcBorders>
+              <w:top w:val="nil"/>
+              <w:left w:val="single" w:sz="8" w:space="0" w:color="auto"/>
+              <w:bottom w:val="single" w:sz="8" w:space="0" w:color="auto"/>
+              <w:right w:val="single" w:sz="8" w:space="0" w:color="auto"/>
+            </w:tcBorders>
+            <w:shd w:val="clear" w:color="auto" w:fill="FFFFFF" w:themeFill="background1"/>
+            <w:tcMar>
+              <w:left w:w="108" w:type="dxa"/>
+              <w:right w:w="108" w:type="dxa"/>
+            </w:tcMar>
+            <w:vAlign w:val="center"/>
+          </w:tcPr>
+          <w:p>
+            <w:pPr>
+              <w:jc w:val="center"/>
+              <w:spacing w:before="0" w:after="0" w:line="240" w:lineRule="auto"/>
+              <w:rPr>
+                <w:rFonts w:ascii="Times New Roman" w:hAnsi="Times New Roman"/>
+                <w:sz w:val="14"/>
+                <w:szCs w:val="14"/>
+              </w:rPr>
+            </w:pPr>
+            <w:r>
+              <w:rPr>
+                <w:sz w:val="14"/>
+                <w:szCs w:val="14"/>
+                <w:rFonts w:ascii="Times New Roman" w:hAnsi="Times New Roman" w:cs="Times New Roman"/>
+              </w:rPr>
+              <w:t>AO</w:t>
+            </w:r>
+          </w:p>
+        </w:tc>
+        <w:tc>
+          <w:tcPr>
+            <w:tcW w:w="581" w:type="dxa"/>
+            <w:tcBorders>
+              <w:top w:val="nil"/>
+              <w:left w:val="nil"/>
+              <w:bottom w:val="single" w:sz="8" w:space="0" w:color="auto"/>
+              <w:right w:val="single" w:sz="8" w:space="0" w:color="auto"/>
+            </w:tcBorders>
+            <w:shd w:val="clear" w:color="auto" w:fill="FFFFFF" w:themeFill="background1"/>
+            <w:tcMar>
+              <w:left w:w="108" w:type="dxa"/>
+              <w:right w:w="108" w:type="dxa"/>
+            </w:tcMar>
+            <w:vAlign w:val="center"/>
+          </w:tcPr>
+          <w:p>
+            <w:pPr>
+              <w:jc w:val="center"/>
+            </w:pPr>
+            <w:r>
+              <w:rPr>
+                <w:color w:val="000000" w:themeColor="text1"/>
+                <w:sz w:val="14"/>
+                <w:szCs w:val="14"/>
+                <w:rFonts w:ascii="Times New Roman" w:hAnsi="Times New Roman" w:cs="Times New Roman"/>
+              </w:rPr>
+              <w:t xml:space="preserve">Date Before Testing</w:t>
+            </w:r>
+          </w:p>
+        </w:tc>
+        <w:tc>
+          <w:tcPr>
+            <w:tcW w:w="1505" w:type="dxa"/>
+            <w:gridSpan w:val="2"/>
+            <w:tcBorders>
+              <w:top w:val="nil"/>
+              <w:left w:val="single" w:sz="8" w:space="0" w:color="auto"/>
+              <w:bottom w:val="single" w:sz="8" w:space="0" w:color="auto"/>
+              <w:right w:val="single" w:sz="8" w:space="0" w:color="auto"/>
+            </w:tcBorders>
+            <w:shd w:val="clear" w:color="auto" w:fill="FFFFFF" w:themeFill="background1"/>
+            <w:tcMar>
+              <w:left w:w="108" w:type="dxa"/>
+              <w:right w:w="108" w:type="dxa"/>
+            </w:tcMar>
+            <w:vAlign w:val="center"/>
+          </w:tcPr>
+          <w:p>
+            <w:pPr>
+              <w:jc w:val="center"/>
+              <w:spacing w:before="0" w:after="0" w:line="240" w:lineRule="auto"/>
+              <w:rPr>
+                <w:rFonts w:ascii="Times New Roman" w:hAnsi="Times New Roman"/>
+                <w:sz w:val="14"/>
+                <w:szCs w:val="14"/>
+              </w:rPr>
+            </w:pPr>
+            <w:r>
+              <w:rPr>
+                <w:sz w:val="14"/>
+                <w:szCs w:val="14"/>
+                <w:rFonts w:ascii="Times New Roman" w:hAnsi="Times New Roman" w:cs="Times New Roman"/>
+              </w:rPr>
+              <w:t>No growth</w:t>
+            </w:r>
+          </w:p>
+        </w:tc>
+        <w:tc>
+          <w:tcPr>
+            <w:tcW w:w="1444" w:type="dxa"/>
+            <w:tcBorders>
+              <w:top w:val="nil"/>
+              <w:left w:val="nil"/>
+              <w:bottom w:val="single" w:sz="8" w:space="0" w:color="auto"/>
+              <w:right w:val="single" w:sz="8" w:space="0" w:color="auto"/>
+            </w:tcBorders>
+            <w:shd w:val="clear" w:color="auto" w:fill="FFFFFF" w:themeFill="background1"/>
+            <w:tcMar>
+              <w:left w:w="108" w:type="dxa"/>
+              <w:right w:w="108" w:type="dxa"/>
+            </w:tcMar>
+            <w:vAlign w:val="center"/>
+          </w:tcPr>
+          <w:p>
+            <w:pPr>
+              <w:jc w:val="center"/>
+              <w:spacing w:before="0" w:after="0" w:line="240" w:lineRule="auto"/>
+              <w:rPr>
+                <w:rFonts w:ascii="Times New Roman" w:hAnsi="Times New Roman"/>
+                <w:sz w:val="14"/>
+                <w:szCs w:val="14"/>
+              </w:rPr>
+            </w:pPr>
+            <w:r>
+              <w:rPr>
+                <w:sz w:val="14"/>
+                <w:szCs w:val="14"/>
+                <w:rFonts w:ascii="Times New Roman" w:hAnsi="Times New Roman" w:cs="Times New Roman"/>
+              </w:rPr>
+              <w:t>N/A</w:t>
+            </w:r>
+          </w:p>
+        </w:tc>
+        <w:tc>
+          <w:tcPr>
+            <w:tcW w:w="1394" w:type="dxa"/>
+            <w:tcBorders>
+              <w:top w:val="nil"/>
+              <w:left w:val="single" w:sz="8" w:space="0" w:color="auto"/>
+              <w:bottom w:val="single" w:sz="8" w:space="0" w:color="auto"/>
+              <w:right w:val="single" w:sz="8" w:space="0" w:color="auto"/>
+            </w:tcBorders>
+            <w:shd w:val="clear" w:color="auto" w:fill="FFFFFF" w:themeFill="background1"/>
+            <w:tcMar>
+              <w:left w:w="108" w:type="dxa"/>
+              <w:right w:w="108" w:type="dxa"/>
+            </w:tcMar>
+            <w:vAlign w:val="center"/>
+          </w:tcPr>
+          <w:p>
+            <w:r>
+              <w:rPr>
+                <w:color w:val="000000" w:themeColor="text1"/>
+                <w:sz w:val="14"/>
+                <w:szCs w:val="14"/>
+                <w:rFonts w:ascii="Times New Roman" w:hAnsi="Times New Roman" w:cs="Times New Roman"/>
+              </w:rPr>
+              <w:t xml:space="preserve" w:space="preserve">N/A</w:t>
+            </w:r>
+            <w:r>
+              <w:rPr>
+                <w:color w:val="000000" w:themeColor="text1"/>
+                <w:sz w:val="14"/>
+                <w:szCs w:val="14"/>
+                <w:rFonts w:ascii="Times New Roman" w:hAnsi="Times New Roman" w:cs="Times New Roman"/>
+              </w:rPr>
+              <w:t/>
+            </w:r>
+            <w:r>
+              <w:rPr>
+                <w:color w:val="000000" w:themeColor="text1"/>
+                <w:sz w:val="14"/>
+                <w:szCs w:val="14"/>
+                <w:rFonts w:ascii="Times New Roman" w:hAnsi="Times New Roman" w:cs="Times New Roman"/>
+              </w:rPr>
+              <w:t/>
+            </w:r>
+            <w:r>
+              <w:rPr>
+                <w:color w:val="000000" w:themeColor="text1"/>
+                <w:sz w:val="14"/>
+                <w:szCs w:val="14"/>
+                <w:rFonts w:ascii="Times New Roman" w:hAnsi="Times New Roman" w:cs="Times New Roman"/>
+              </w:rPr>
+              <w:t/>
+            </w:r>
+            <w:r>
+              <w:rPr>
+                <w:color w:val="000000" w:themeColor="text1"/>
+                <w:sz w:val="14"/>
+                <w:szCs w:val="14"/>
+                <w:rFonts w:ascii="Times New Roman" w:hAnsi="Times New Roman" w:cs="Times New Roman"/>
+              </w:rPr>
+              <w:t xml:space="preserve"/>
+            </w:r>
+          </w:p>
+        </w:tc>
+        <w:tc>
+          <w:tcPr>
+            <w:tcW w:w="507" w:type="dxa"/>
+            <w:gridSpan w:val="2"/>
+            <w:tcBorders>
+              <w:top w:val="nil"/>
+              <w:left w:val="single" w:sz="8" w:space="0" w:color="auto"/>
+              <w:bottom w:val="single" w:sz="8" w:space="0" w:color="auto"/>
+              <w:right w:val="single" w:sz="8" w:space="0" w:color="auto"/>
+            </w:tcBorders>
+            <w:shd w:val="clear" w:color="auto" w:fill="FFFFFF" w:themeFill="background1"/>
+            <w:tcMar>
+              <w:left w:w="108" w:type="dxa"/>
+              <w:right w:w="108" w:type="dxa"/>
+            </w:tcMar>
+            <w:vAlign w:val="center"/>
+          </w:tcPr>
+          <w:p>
+            <w:pPr>
+              <w:jc w:val="center"/>
+              <w:spacing w:before="0" w:after="0" w:line="240" w:lineRule="auto"/>
+              <w:rPr>
+                <w:rFonts w:ascii="Times New Roman" w:hAnsi="Times New Roman"/>
+                <w:sz w:val="14"/>
+                <w:szCs w:val="14"/>
+              </w:rPr>
+            </w:pPr>
+            <w:r>
+              <w:rPr>
+                <w:sz w:val="14"/>
+                <w:szCs w:val="14"/>
+                <w:rFonts w:ascii="Times New Roman" w:hAnsi="Times New Roman" w:cs="Times New Roman"/>
+              </w:rPr>
+              <w:t>None</w:t>
+            </w:r>
+          </w:p>
+        </w:tc>
+      </w:tr>
+      <w:tr>
+        <w:trPr>
+          <w:trHeight w:val="300"/>
+          <w:trHeight w:val="220" w:hRule="atLeast"/>
+        </w:trPr>
+        <w:tc>
+          <w:tcPr>
+            <w:tcW w:w="837" w:type="dxa"/>
+            <w:tcBorders>
+              <w:top w:val="single" w:sz="8" w:space="0" w:color="auto"/>
+              <w:left w:val="single" w:sz="8" w:space="0" w:color="auto"/>
+              <w:bottom w:val="single" w:sz="8" w:space="0" w:color="auto"/>
+              <w:right w:val="single" w:sz="8" w:space="0" w:color="auto"/>
+            </w:tcBorders>
+            <w:shd w:val="clear" w:color="auto" w:fill="FFFFFF" w:themeFill="background1"/>
+            <w:tcMar>
+              <w:left w:w="108" w:type="dxa"/>
+              <w:right w:w="108" w:type="dxa"/>
+            </w:tcMar>
+            <w:vAlign w:val="center"/>
+          </w:tcPr>
+          <w:p>
+            <w:pPr>
+              <w:jc w:val="center"/>
+            </w:pPr>
+            <w:r>
+              <w:rPr>
+                <w:color w:val="000000" w:themeColor="text1"/>
+                <w:sz w:val="14"/>
+                <w:szCs w:val="14"/>
+                <w:rFonts w:ascii="Times New Roman" w:hAnsi="Times New Roman" w:cs="Times New Roman"/>
+              </w:rPr>
+              <w:t>Surface Sampling of ISO 5</w:t>
+            </w:r>
+          </w:p>
+          <w:p>
+            <w:pPr>
+              <w:jc w:val="center"/>
+            </w:pPr>
+            <w:r>
+              <w:rPr>
+                <w:color w:val="000000" w:themeColor="text1"/>
+                <w:sz w:val="14"/>
+                <w:szCs w:val="14"/>
+                <w:rFonts w:ascii="Times New Roman" w:hAnsi="Times New Roman" w:cs="Times New Roman"/>
+              </w:rPr>
+              <w:t>(4 locations)</w:t>
+            </w:r>
+          </w:p>
+        </w:tc>
+        <w:tc>
+          <w:tcPr>
+            <w:tcW w:w="698" w:type="dxa"/>
+            <w:gridSpan w:val="2"/>
+            <w:tcBorders>
+              <w:top w:val="single" w:sz="8" w:space="0" w:color="auto"/>
+              <w:left w:val="single" w:sz="8" w:space="0" w:color="auto"/>
+              <w:bottom w:val="single" w:sz="8" w:space="0" w:color="auto"/>
+              <w:right w:val="single" w:sz="8" w:space="0" w:color="auto"/>
+            </w:tcBorders>
+            <w:shd w:val="clear" w:color="auto" w:fill="FFFFFF" w:themeFill="background1"/>
+            <w:tcMar>
+              <w:left w:w="108" w:type="dxa"/>
+              <w:right w:w="108" w:type="dxa"/>
+            </w:tcMar>
+            <w:vAlign w:val="center"/>
+          </w:tcPr>
+          <w:p>
+            <w:pPr>
+              <w:jc w:val="center"/>
+            </w:pPr>
+            <w:r>
+              <w:rPr>
+                <w:color w:val="000000" w:themeColor="text1"/>
+                <w:sz w:val="14"/>
+                <w:szCs w:val="14"/>
+                <w:rFonts w:ascii="Times New Roman" w:hAnsi="Times New Roman" w:cs="Times New Roman"/>
+              </w:rPr>
+              <w:t xml:space="preserve">Daily</w:t>
+            </w:r>
+          </w:p>
+        </w:tc>
+        <w:tc>
+          <w:tcPr>
+            <w:tcW w:w="1206" w:type="dxa"/>
+            <w:tcBorders>
+              <w:top w:val="single" w:sz="8" w:space="0" w:color="auto"/>
+              <w:left w:val="nil"/>
+              <w:bottom w:val="single" w:sz="8" w:space="0" w:color="auto"/>
+              <w:right w:val="single" w:sz="8" w:space="0" w:color="auto"/>
+            </w:tcBorders>
+            <w:shd w:val="clear" w:color="auto" w:fill="FFFFFF" w:themeFill="background1"/>
+            <w:tcMar>
+              <w:left w:w="108" w:type="dxa"/>
+              <w:right w:w="108" w:type="dxa"/>
+            </w:tcMar>
+            <w:vAlign w:val="center"/>
+          </w:tcPr>
+          <w:p>
+            <w:pPr>
+              <w:jc w:val="center"/>
+              <w:spacing w:before="0" w:after="0" w:line="240" w:lineRule="auto"/>
+              <w:rPr>
+                <w:rFonts w:ascii="Times New Roman" w:hAnsi="Times New Roman"/>
+                <w:sz w:val="14"/>
+                <w:szCs w:val="14"/>
+              </w:rPr>
+            </w:pPr>
+            <w:r>
+              <w:rPr>
+                <w:sz w:val="14"/>
+                <w:szCs w:val="14"/>
+                <w:rFonts w:ascii="Times New Roman" w:hAnsi="Times New Roman" w:cs="Times New Roman"/>
+              </w:rPr>
+              <w:t>15Sep26</w:t>
+            </w:r>
+          </w:p>
+        </w:tc>
+        <w:tc>
+          <w:tcPr>
+            <w:tcW w:w="1168" w:type="dxa"/>
+            <w:gridSpan w:val="2"/>
+            <w:tcBorders>
+              <w:top w:val="single" w:sz="8" w:space="0" w:color="auto"/>
+              <w:left w:val="single" w:sz="8" w:space="0" w:color="auto"/>
+              <w:bottom w:val="single" w:sz="8" w:space="0" w:color="auto"/>
+              <w:right w:val="single" w:sz="8" w:space="0" w:color="auto"/>
+            </w:tcBorders>
+            <w:shd w:val="clear" w:color="auto" w:fill="FFFFFF" w:themeFill="background1"/>
+            <w:tcMar>
+              <w:left w:w="108" w:type="dxa"/>
+              <w:right w:w="108" w:type="dxa"/>
+            </w:tcMar>
+            <w:vAlign w:val="center"/>
+          </w:tcPr>
+          <w:p>
+            <w:pPr>
+              <w:jc w:val="center"/>
+              <w:spacing w:before="0" w:after="0" w:line="240" w:lineRule="auto"/>
+              <w:rPr>
+                <w:rFonts w:ascii="Times New Roman" w:hAnsi="Times New Roman"/>
+                <w:sz w:val="14"/>
+                <w:szCs w:val="14"/>
+              </w:rPr>
+            </w:pPr>
+            <w:r>
+              <w:rPr>
+                <w:sz w:val="14"/>
+                <w:szCs w:val="14"/>
+                <w:rFonts w:ascii="Times New Roman" w:hAnsi="Times New Roman" w:cs="Times New Roman"/>
+              </w:rPr>
+              <w:t>AO</w:t>
+            </w:r>
+          </w:p>
+        </w:tc>
+        <w:tc>
+          <w:tcPr>
+            <w:tcW w:w="581" w:type="dxa"/>
+            <w:tcBorders>
+              <w:top w:val="single" w:sz="8" w:space="0" w:color="auto"/>
+              <w:left w:val="nil"/>
+              <w:bottom w:val="single" w:sz="8" w:space="0" w:color="auto"/>
+              <w:right w:val="single" w:sz="8" w:space="0" w:color="auto"/>
+            </w:tcBorders>
+            <w:shd w:val="clear" w:color="auto" w:fill="FFFFFF" w:themeFill="background1"/>
+            <w:tcMar>
+              <w:left w:w="108" w:type="dxa"/>
+              <w:right w:w="108" w:type="dxa"/>
+            </w:tcMar>
+            <w:vAlign w:val="center"/>
+          </w:tcPr>
+          <w:p>
+            <w:pPr>
+              <w:jc w:val="center"/>
+            </w:pPr>
+            <w:r>
+              <w:rPr>
+                <w:color w:val="000000" w:themeColor="text1"/>
+                <w:sz w:val="14"/>
+                <w:szCs w:val="14"/>
+                <w:rFonts w:ascii="Times New Roman" w:hAnsi="Times New Roman" w:cs="Times New Roman"/>
+              </w:rPr>
+              <w:t xml:space="preserve">Date of Testing</w:t>
+            </w:r>
+          </w:p>
+        </w:tc>
+        <w:tc>
+          <w:tcPr>
+            <w:tcW w:w="1505" w:type="dxa"/>
+            <w:gridSpan w:val="2"/>
+            <w:tcBorders>
+              <w:top w:val="single" w:sz="8" w:space="0" w:color="auto"/>
+              <w:left w:val="single" w:sz="8" w:space="0" w:color="auto"/>
+              <w:bottom w:val="single" w:sz="8" w:space="0" w:color="auto"/>
+              <w:right w:val="single" w:sz="8" w:space="0" w:color="auto"/>
+            </w:tcBorders>
+            <w:shd w:val="clear" w:color="auto" w:fill="FFFFFF" w:themeFill="background1"/>
+            <w:tcMar>
+              <w:left w:w="108" w:type="dxa"/>
+              <w:right w:w="108" w:type="dxa"/>
+            </w:tcMar>
+            <w:vAlign w:val="center"/>
+          </w:tcPr>
+          <w:p>
+            <w:pPr>
+              <w:jc w:val="center"/>
+              <w:spacing w:before="0" w:after="0" w:line="240" w:lineRule="auto"/>
+              <w:rPr>
+                <w:rFonts w:ascii="Times New Roman" w:hAnsi="Times New Roman"/>
+                <w:sz w:val="14"/>
+                <w:szCs w:val="14"/>
+              </w:rPr>
+            </w:pPr>
+            <w:r>
+              <w:rPr>
+                <w:sz w:val="14"/>
+                <w:szCs w:val="14"/>
+                <w:rFonts w:ascii="Times New Roman" w:hAnsi="Times New Roman" w:cs="Times New Roman"/>
+              </w:rPr>
+              <w:t>No growth</w:t>
+            </w:r>
+          </w:p>
+        </w:tc>
+        <w:tc>
+          <w:tcPr>
+            <w:tcW w:w="1444" w:type="dxa"/>
+            <w:tcBorders>
+              <w:top w:val="single" w:sz="8" w:space="0" w:color="auto"/>
+              <w:left w:val="nil"/>
+              <w:bottom w:val="single" w:sz="8" w:space="0" w:color="auto"/>
+              <w:right w:val="single" w:sz="8" w:space="0" w:color="auto"/>
+            </w:tcBorders>
+            <w:shd w:val="clear" w:color="auto" w:fill="FFFFFF" w:themeFill="background1"/>
+            <w:tcMar>
+              <w:left w:w="108" w:type="dxa"/>
+              <w:right w:w="108" w:type="dxa"/>
+            </w:tcMar>
+            <w:vAlign w:val="center"/>
+          </w:tcPr>
+          <w:p>
+            <w:pPr>
+              <w:jc w:val="center"/>
+              <w:spacing w:before="0" w:after="0" w:line="240" w:lineRule="auto"/>
+              <w:rPr>
+                <w:rFonts w:ascii="Times New Roman" w:hAnsi="Times New Roman"/>
+                <w:sz w:val="14"/>
+                <w:szCs w:val="14"/>
+              </w:rPr>
+            </w:pPr>
+            <w:r>
+              <w:rPr>
+                <w:sz w:val="14"/>
+                <w:szCs w:val="14"/>
+                <w:rFonts w:ascii="Times New Roman" w:hAnsi="Times New Roman" w:cs="Times New Roman"/>
+              </w:rPr>
+              <w:t>N/A</w:t>
+            </w:r>
+          </w:p>
+        </w:tc>
+        <w:tc>
+          <w:tcPr>
+            <w:tcW w:w="1394" w:type="dxa"/>
+            <w:tcBorders>
+              <w:top w:val="single" w:sz="8" w:space="0" w:color="auto"/>
+              <w:left w:val="single" w:sz="8" w:space="0" w:color="auto"/>
+              <w:bottom w:val="single" w:sz="8" w:space="0" w:color="auto"/>
+              <w:right w:val="single" w:sz="8" w:space="0" w:color="auto"/>
+            </w:tcBorders>
+            <w:shd w:val="clear" w:color="auto" w:fill="FFFFFF" w:themeFill="background1"/>
+            <w:tcMar>
+              <w:left w:w="108" w:type="dxa"/>
+              <w:right w:w="108" w:type="dxa"/>
+            </w:tcMar>
+            <w:vAlign w:val="center"/>
+          </w:tcPr>
+          <w:p>
+            <w:pPr>
+              <w:rPr>
+                <w:rFonts w:ascii="Times New Roman" w:hAnsi="Times New Roman"/>
+                <w:color w:val="000000" w:themeColor="text1"/>
+                <w:sz w:val="14"/>
+                <w:szCs w:val="14"/>
+              </w:rPr>
+            </w:pPr>
+            <w:r>
+              <w:rPr>
+                <w:color w:val="000000" w:themeColor="text1"/>
+                <w:sz w:val="14"/>
+                <w:szCs w:val="14"/>
+                <w:rFonts w:ascii="Times New Roman" w:hAnsi="Times New Roman" w:cs="Times New Roman"/>
+              </w:rPr>
+              <w:t w:space="preserve" xml:space="preserve">N/A</w:t>
+            </w:r>
+            <w:r>
+              <w:rPr>
+                <w:color w:val="000000" w:themeColor="text1"/>
+                <w:sz w:val="14"/>
+                <w:szCs w:val="14"/>
+                <w:rFonts w:ascii="Times New Roman" w:hAnsi="Times New Roman" w:cs="Times New Roman"/>
+              </w:rPr>
+              <w:t/>
+            </w:r>
+            <w:r>
+              <w:rPr>
+                <w:color w:val="000000" w:themeColor="text1"/>
+                <w:sz w:val="14"/>
+                <w:szCs w:val="14"/>
+                <w:rFonts w:ascii="Times New Roman" w:hAnsi="Times New Roman" w:cs="Times New Roman"/>
+              </w:rPr>
+              <w:t xml:space="preserve"/>
+            </w:r>
+          </w:p>
+        </w:tc>
+        <w:tc>
+          <w:tcPr>
+            <w:tcW w:w="507" w:type="dxa"/>
+            <w:gridSpan w:val="2"/>
+            <w:tcBorders>
+              <w:top w:val="single" w:sz="8" w:space="0" w:color="auto"/>
+              <w:left w:val="single" w:sz="8" w:space="0" w:color="auto"/>
+              <w:bottom w:val="single" w:sz="8" w:space="0" w:color="auto"/>
+              <w:right w:val="single" w:sz="8" w:space="0" w:color="auto"/>
+            </w:tcBorders>
+            <w:shd w:val="clear" w:color="auto" w:fill="FFFFFF" w:themeFill="background1"/>
+            <w:tcMar>
+              <w:left w:w="108" w:type="dxa"/>
+              <w:right w:w="108" w:type="dxa"/>
+            </w:tcMar>
+            <w:vAlign w:val="center"/>
+          </w:tcPr>
+          <w:p>
+            <w:pPr>
+              <w:jc w:val="center"/>
+              <w:spacing w:before="0" w:after="0" w:line="240" w:lineRule="auto"/>
+              <w:rPr>
+                <w:rFonts w:ascii="Times New Roman" w:hAnsi="Times New Roman"/>
+                <w:sz w:val="14"/>
+                <w:szCs w:val="14"/>
+              </w:rPr>
+            </w:pPr>
+            <w:r>
+              <w:rPr>
+                <w:sz w:val="14"/>
+                <w:szCs w:val="14"/>
+                <w:rFonts w:ascii="Times New Roman" w:hAnsi="Times New Roman" w:cs="Times New Roman"/>
+              </w:rPr>
+              <w:t>None</w:t>
+            </w:r>
+          </w:p>
+        </w:tc>
+      </w:tr>
+      <w:tr>
+        <w:trPr>
+          <w:trHeight w:val="300"/>
+          <w:trHeight w:val="220" w:hRule="atLeast"/>
+        </w:trPr>
+        <w:tc>
+          <w:tcPr>
+            <w:tcW w:w="837" w:type="dxa"/>
+            <w:tcBorders>
+              <w:top w:val="single" w:sz="8" w:space="0" w:color="auto"/>
+              <w:left w:val="single" w:sz="8" w:space="0" w:color="auto"/>
+              <w:bottom w:val="single" w:sz="8" w:space="0" w:color="auto"/>
+              <w:right w:val="single" w:sz="8" w:space="0" w:color="auto"/>
+            </w:tcBorders>
+            <w:shd w:val="clear" w:color="auto" w:fill="FFFFFF" w:themeFill="background1"/>
+            <w:tcMar>
+              <w:left w:w="108" w:type="dxa"/>
+              <w:right w:w="108" w:type="dxa"/>
+            </w:tcMar>
+            <w:vAlign w:val="center"/>
+          </w:tcPr>
+          <w:p>
+            <w:pPr>
+              <w:jc w:val="center"/>
+            </w:pPr>
+            <w:r>
+              <w:rPr>
+                <w:color w:val="000000" w:themeColor="text1"/>
+                <w:sz w:val="14"/>
+                <w:szCs w:val="14"/>
+                <w:rFonts w:ascii="Times New Roman" w:hAnsi="Times New Roman" w:cs="Times New Roman"/>
+              </w:rPr>
+              <w:t>Surface Sampling of ISO 5 (4 locations)</w:t>
+            </w:r>
+          </w:p>
+        </w:tc>
+        <w:tc>
+          <w:tcPr>
+            <w:tcW w:w="698" w:type="dxa"/>
+            <w:gridSpan w:val="2"/>
+            <w:tcBorders>
+              <w:top w:val="single" w:sz="8" w:space="0" w:color="auto"/>
+              <w:left w:val="single" w:sz="8" w:space="0" w:color="auto"/>
+              <w:bottom w:val="single" w:sz="8" w:space="0" w:color="auto"/>
+              <w:right w:val="single" w:sz="8" w:space="0" w:color="auto"/>
+            </w:tcBorders>
+            <w:shd w:val="clear" w:color="auto" w:fill="FFFFFF" w:themeFill="background1"/>
+            <w:tcMar>
+              <w:left w:w="108" w:type="dxa"/>
+              <w:right w:w="108" w:type="dxa"/>
+            </w:tcMar>
+            <w:vAlign w:val="center"/>
+          </w:tcPr>
+          <w:p>
+            <w:pPr>
+              <w:jc w:val="center"/>
+            </w:pPr>
+            <w:r>
+              <w:rPr>
+                <w:color w:val="000000" w:themeColor="text1"/>
+                <w:sz w:val="14"/>
+                <w:szCs w:val="14"/>
+                <w:rFonts w:ascii="Times New Roman" w:hAnsi="Times New Roman" w:cs="Times New Roman"/>
+              </w:rPr>
+              <w:t xml:space="preserve">Daily</w:t>
+            </w:r>
+          </w:p>
+        </w:tc>
+        <w:tc>
+          <w:tcPr>
+            <w:tcW w:w="1206" w:type="dxa"/>
+            <w:tcBorders>
+              <w:top w:val="single" w:sz="8" w:space="0" w:color="auto"/>
+              <w:left w:val="nil"/>
+              <w:bottom w:val="single" w:sz="8" w:space="0" w:color="auto"/>
+              <w:right w:val="single" w:sz="8" w:space="0" w:color="auto"/>
+            </w:tcBorders>
+            <w:shd w:val="clear" w:color="auto" w:fill="FFFFFF" w:themeFill="background1"/>
+            <w:tcMar>
+              <w:left w:w="108" w:type="dxa"/>
+              <w:right w:w="108" w:type="dxa"/>
+            </w:tcMar>
+            <w:vAlign w:val="center"/>
+          </w:tcPr>
+          <w:p>
+            <w:pPr>
+              <w:jc w:val="center"/>
+              <w:spacing w:before="0" w:after="0" w:line="240" w:lineRule="auto"/>
+              <w:rPr>
+                <w:rFonts w:ascii="Times New Roman" w:hAnsi="Times New Roman"/>
+                <w:sz w:val="14"/>
+                <w:szCs w:val="14"/>
+              </w:rPr>
+            </w:pPr>
+            <w:r>
+              <w:rPr>
+                <w:sz w:val="14"/>
+                <w:szCs w:val="14"/>
+                <w:rFonts w:ascii="Times New Roman" w:hAnsi="Times New Roman" w:cs="Times New Roman"/>
+              </w:rPr>
+              <w:t>16Sep26</w:t>
+            </w:r>
+          </w:p>
+        </w:tc>
+        <w:tc>
+          <w:tcPr>
+            <w:tcW w:w="1168" w:type="dxa"/>
+            <w:gridSpan w:val="2"/>
+            <w:tcBorders>
+              <w:top w:val="single" w:sz="8" w:space="0" w:color="auto"/>
+              <w:left w:val="single" w:sz="8" w:space="0" w:color="auto"/>
+              <w:bottom w:val="single" w:sz="8" w:space="0" w:color="auto"/>
+              <w:right w:val="single" w:sz="8" w:space="0" w:color="auto"/>
+            </w:tcBorders>
+            <w:shd w:val="clear" w:color="auto" w:fill="FFFFFF" w:themeFill="background1"/>
+            <w:tcMar>
+              <w:left w:w="108" w:type="dxa"/>
+              <w:right w:w="108" w:type="dxa"/>
+            </w:tcMar>
+            <w:vAlign w:val="center"/>
+          </w:tcPr>
+          <w:p>
+            <w:pPr>
+              <w:jc w:val="center"/>
+              <w:spacing w:before="0" w:after="0" w:line="240" w:lineRule="auto"/>
+              <w:rPr>
+                <w:rFonts w:ascii="Times New Roman" w:hAnsi="Times New Roman"/>
+                <w:sz w:val="14"/>
+                <w:szCs w:val="14"/>
+              </w:rPr>
+            </w:pPr>
+            <w:r>
+              <w:rPr>
+                <w:sz w:val="14"/>
+                <w:szCs w:val="14"/>
+                <w:rFonts w:ascii="Times New Roman" w:hAnsi="Times New Roman" w:cs="Times New Roman"/>
+              </w:rPr>
+              <w:t>AO</w:t>
+            </w:r>
+          </w:p>
+        </w:tc>
+        <w:tc>
+          <w:tcPr>
+            <w:tcW w:w="581" w:type="dxa"/>
+            <w:tcBorders>
+              <w:top w:val="single" w:sz="8" w:space="0" w:color="auto"/>
+              <w:left w:val="nil"/>
+              <w:bottom w:val="single" w:sz="8" w:space="0" w:color="auto"/>
+              <w:right w:val="single" w:sz="8" w:space="0" w:color="auto"/>
+            </w:tcBorders>
+            <w:shd w:val="clear" w:color="auto" w:fill="FFFFFF" w:themeFill="background1"/>
+            <w:tcMar>
+              <w:left w:w="108" w:type="dxa"/>
+              <w:right w:w="108" w:type="dxa"/>
+            </w:tcMar>
+            <w:vAlign w:val="center"/>
+          </w:tcPr>
+          <w:p>
+            <w:pPr>
+              <w:jc w:val="center"/>
+            </w:pPr>
+            <w:r>
+              <w:rPr>
+                <w:color w:val="000000" w:themeColor="text1"/>
+                <w:sz w:val="14"/>
+                <w:szCs w:val="14"/>
+                <w:rFonts w:ascii="Times New Roman" w:hAnsi="Times New Roman" w:cs="Times New Roman"/>
+              </w:rPr>
+              <w:t xml:space="preserve">Date After Testing</w:t>
+            </w:r>
+          </w:p>
+        </w:tc>
+        <w:tc>
+          <w:tcPr>
+            <w:tcW w:w="1505" w:type="dxa"/>
+            <w:gridSpan w:val="2"/>
+            <w:tcBorders>
+              <w:top w:val="single" w:sz="8" w:space="0" w:color="auto"/>
+              <w:left w:val="single" w:sz="8" w:space="0" w:color="auto"/>
+              <w:bottom w:val="single" w:sz="8" w:space="0" w:color="auto"/>
+              <w:right w:val="single" w:sz="8" w:space="0" w:color="auto"/>
+            </w:tcBorders>
+            <w:shd w:val="clear" w:color="auto" w:fill="FFFFFF" w:themeFill="background1"/>
+            <w:tcMar>
+              <w:left w:w="108" w:type="dxa"/>
+              <w:right w:w="108" w:type="dxa"/>
+            </w:tcMar>
+            <w:vAlign w:val="center"/>
+          </w:tcPr>
+          <w:p>
+            <w:pPr>
+              <w:jc w:val="center"/>
+              <w:spacing w:before="0" w:after="0" w:line="240" w:lineRule="auto"/>
+              <w:rPr>
+                <w:rFonts w:ascii="Times New Roman" w:hAnsi="Times New Roman"/>
+                <w:sz w:val="14"/>
+                <w:szCs w:val="14"/>
+              </w:rPr>
+            </w:pPr>
+            <w:r>
+              <w:rPr>
+                <w:sz w:val="14"/>
+                <w:szCs w:val="14"/>
+                <w:rFonts w:ascii="Times New Roman" w:hAnsi="Times New Roman" w:cs="Times New Roman"/>
+              </w:rPr>
+              <w:t>No growth</w:t>
+            </w:r>
+          </w:p>
+        </w:tc>
+        <w:tc>
+          <w:tcPr>
+            <w:tcW w:w="1444" w:type="dxa"/>
+            <w:tcBorders>
+              <w:top w:val="single" w:sz="8" w:space="0" w:color="auto"/>
+              <w:left w:val="nil"/>
+              <w:bottom w:val="single" w:sz="8" w:space="0" w:color="auto"/>
+              <w:right w:val="single" w:sz="8" w:space="0" w:color="auto"/>
+            </w:tcBorders>
+            <w:shd w:val="clear" w:color="auto" w:fill="FFFFFF" w:themeFill="background1"/>
+            <w:tcMar>
+              <w:left w:w="108" w:type="dxa"/>
+              <w:right w:w="108" w:type="dxa"/>
+            </w:tcMar>
+            <w:vAlign w:val="center"/>
+          </w:tcPr>
+          <w:p>
+            <w:pPr>
+              <w:jc w:val="center"/>
+              <w:spacing w:before="0" w:after="0" w:line="240" w:lineRule="auto"/>
+              <w:rPr>
+                <w:rFonts w:ascii="Times New Roman" w:hAnsi="Times New Roman"/>
+                <w:sz w:val="14"/>
+                <w:szCs w:val="14"/>
+              </w:rPr>
+            </w:pPr>
+            <w:r>
+              <w:rPr>
+                <w:sz w:val="14"/>
+                <w:szCs w:val="14"/>
+                <w:rFonts w:ascii="Times New Roman" w:hAnsi="Times New Roman" w:cs="Times New Roman"/>
+              </w:rPr>
+              <w:t>N/A</w:t>
+            </w:r>
+          </w:p>
+        </w:tc>
+        <w:tc>
+          <w:tcPr>
+            <w:tcW w:w="1394" w:type="dxa"/>
+            <w:tcBorders>
+              <w:top w:val="single" w:sz="8" w:space="0" w:color="auto"/>
+              <w:left w:val="single" w:sz="8" w:space="0" w:color="auto"/>
+              <w:bottom w:val="single" w:sz="8" w:space="0" w:color="auto"/>
+              <w:right w:val="single" w:sz="8" w:space="0" w:color="auto"/>
+            </w:tcBorders>
+            <w:shd w:val="clear" w:color="auto" w:fill="FFFFFF" w:themeFill="background1"/>
+            <w:tcMar>
+              <w:left w:w="108" w:type="dxa"/>
+              <w:right w:w="108" w:type="dxa"/>
+            </w:tcMar>
+            <w:vAlign w:val="center"/>
+          </w:tcPr>
+          <w:p>
+            <w:r>
+              <w:rPr>
+                <w:color w:val="000000" w:themeColor="text1"/>
+                <w:sz w:val="14"/>
+                <w:szCs w:val="14"/>
+                <w:rFonts w:ascii="Times New Roman" w:hAnsi="Times New Roman" w:cs="Times New Roman"/>
+              </w:rPr>
+              <w:t xml:space="preserve" w:space="preserve">N/A</w:t>
+            </w:r>
+            <w:r>
+              <w:rPr>
+                <w:color w:val="000000" w:themeColor="text1"/>
+                <w:sz w:val="14"/>
+                <w:szCs w:val="14"/>
+                <w:rFonts w:ascii="Times New Roman" w:hAnsi="Times New Roman" w:cs="Times New Roman"/>
+              </w:rPr>
+              <w:t/>
+            </w:r>
+            <w:r>
+              <w:rPr>
+                <w:color w:val="000000" w:themeColor="text1"/>
+                <w:sz w:val="14"/>
+                <w:szCs w:val="14"/>
+                <w:rFonts w:ascii="Times New Roman" w:hAnsi="Times New Roman" w:cs="Times New Roman"/>
+              </w:rPr>
+              <w:t/>
+            </w:r>
+            <w:r>
+              <w:rPr>
+                <w:color w:val="000000" w:themeColor="text1"/>
+                <w:sz w:val="14"/>
+                <w:szCs w:val="14"/>
+                <w:rFonts w:ascii="Times New Roman" w:hAnsi="Times New Roman" w:cs="Times New Roman"/>
+              </w:rPr>
+              <w:t/>
+            </w:r>
+            <w:r>
+              <w:rPr>
+                <w:color w:val="000000" w:themeColor="text1"/>
+                <w:sz w:val="14"/>
+                <w:szCs w:val="14"/>
+                <w:rFonts w:ascii="Times New Roman" w:hAnsi="Times New Roman" w:cs="Times New Roman"/>
+              </w:rPr>
+              <w:t xml:space="preserve"/>
+            </w:r>
+          </w:p>
+        </w:tc>
+        <w:tc>
+          <w:tcPr>
+            <w:tcW w:w="507" w:type="dxa"/>
+            <w:gridSpan w:val="2"/>
+            <w:tcBorders>
+              <w:top w:val="single" w:sz="8" w:space="0" w:color="auto"/>
+              <w:left w:val="single" w:sz="8" w:space="0" w:color="auto"/>
+              <w:bottom w:val="single" w:sz="8" w:space="0" w:color="auto"/>
+              <w:right w:val="single" w:sz="8" w:space="0" w:color="auto"/>
+            </w:tcBorders>
+            <w:shd w:val="clear" w:color="auto" w:fill="FFFFFF" w:themeFill="background1"/>
+            <w:tcMar>
+              <w:left w:w="108" w:type="dxa"/>
+              <w:right w:w="108" w:type="dxa"/>
+            </w:tcMar>
+            <w:vAlign w:val="center"/>
+          </w:tcPr>
+          <w:p>
+            <w:pPr>
+              <w:jc w:val="center"/>
+              <w:spacing w:before="0" w:after="0" w:line="240" w:lineRule="auto"/>
+              <w:rPr>
+                <w:rFonts w:ascii="Times New Roman" w:hAnsi="Times New Roman"/>
+                <w:sz w:val="14"/>
+                <w:szCs w:val="14"/>
+              </w:rPr>
+            </w:pPr>
+            <w:r>
+              <w:rPr>
+                <w:sz w:val="14"/>
+                <w:szCs w:val="14"/>
+                <w:rFonts w:ascii="Times New Roman" w:hAnsi="Times New Roman" w:cs="Times New Roman"/>
+              </w:rPr>
+              <w:t>None</w:t>
+            </w:r>
+          </w:p>
+        </w:tc>
+      </w:tr>
+      <w:tr>
+        <w:trPr>
+          <w:trHeight w:val="300"/>
+          <w:trHeight w:val="220" w:hRule="atLeast"/>
+        </w:trPr>
+        <w:tc>
+          <w:tcPr>
+            <w:tcW w:w="837" w:type="dxa"/>
+            <w:tcBorders>
+              <w:top w:val="single" w:sz="8" w:space="0" w:color="auto"/>
+              <w:left w:val="single" w:sz="8" w:space="0" w:color="auto"/>
+              <w:bottom w:val="single" w:sz="8" w:space="0" w:color="auto"/>
+              <w:right w:val="single" w:sz="8" w:space="0" w:color="auto"/>
+            </w:tcBorders>
+            <w:shd w:val="clear" w:color="auto" w:fill="FFFFFF" w:themeFill="background1"/>
+            <w:tcMar>
+              <w:left w:w="108" w:type="dxa"/>
+              <w:right w:w="108" w:type="dxa"/>
+            </w:tcMar>
+            <w:vAlign w:val="center"/>
+          </w:tcPr>
+          <w:p>
+            <w:pPr>
+              <w:jc w:val="center"/>
+            </w:pPr>
+            <w:r>
+              <w:rPr>
+                <w:color w:val="000000" w:themeColor="text1"/>
+                <w:sz w:val="14"/>
+                <w:szCs w:val="14"/>
+                <w:rFonts w:ascii="Times New Roman" w:hAnsi="Times New Roman" w:cs="Times New Roman"/>
+              </w:rPr>
+              <w:t>Settling Sampling of ISO 5 (2 locations)</w:t>
+            </w:r>
+          </w:p>
+        </w:tc>
+        <w:tc>
+          <w:tcPr>
+            <w:tcW w:w="698" w:type="dxa"/>
+            <w:gridSpan w:val="2"/>
+            <w:tcBorders>
+              <w:top w:val="single" w:sz="8" w:space="0" w:color="auto"/>
+              <w:left w:val="single" w:sz="8" w:space="0" w:color="auto"/>
+              <w:bottom w:val="single" w:sz="8" w:space="0" w:color="auto"/>
+              <w:right w:val="single" w:sz="8" w:space="0" w:color="auto"/>
+            </w:tcBorders>
+            <w:shd w:val="clear" w:color="auto" w:fill="FFFFFF" w:themeFill="background1"/>
+            <w:tcMar>
+              <w:left w:w="108" w:type="dxa"/>
+              <w:right w:w="108" w:type="dxa"/>
+            </w:tcMar>
+            <w:vAlign w:val="center"/>
+          </w:tcPr>
+          <w:p>
+            <w:pPr>
+              <w:jc w:val="center"/>
+            </w:pPr>
+            <w:r>
+              <w:rPr>
+                <w:color w:val="000000" w:themeColor="text1"/>
+                <w:sz w:val="14"/>
+                <w:szCs w:val="14"/>
+                <w:rFonts w:ascii="Times New Roman" w:hAnsi="Times New Roman" w:cs="Times New Roman"/>
+              </w:rPr>
+              <w:t xml:space="preserve">Daily</w:t>
+            </w:r>
+          </w:p>
+        </w:tc>
+        <w:tc>
+          <w:tcPr>
+            <w:tcW w:w="1206" w:type="dxa"/>
+            <w:tcBorders>
+              <w:top w:val="single" w:sz="8" w:space="0" w:color="auto"/>
+              <w:left w:val="nil"/>
+              <w:bottom w:val="single" w:sz="8" w:space="0" w:color="auto"/>
+              <w:right w:val="single" w:sz="8" w:space="0" w:color="auto"/>
+            </w:tcBorders>
+            <w:shd w:val="clear" w:color="auto" w:fill="FFFFFF" w:themeFill="background1"/>
+            <w:tcMar>
+              <w:left w:w="108" w:type="dxa"/>
+              <w:right w:w="108" w:type="dxa"/>
+            </w:tcMar>
+            <w:vAlign w:val="center"/>
+          </w:tcPr>
+          <w:p>
+            <w:pPr>
+              <w:jc w:val="center"/>
+              <w:spacing w:before="0" w:after="0" w:line="240" w:lineRule="auto"/>
+              <w:rPr>
+                <w:rFonts w:ascii="Times New Roman" w:hAnsi="Times New Roman"/>
+                <w:sz w:val="14"/>
+                <w:szCs w:val="14"/>
+              </w:rPr>
+            </w:pPr>
+            <w:r>
+              <w:rPr>
+                <w:sz w:val="14"/>
+                <w:szCs w:val="14"/>
+                <w:rFonts w:ascii="Times New Roman" w:hAnsi="Times New Roman" w:cs="Times New Roman"/>
+              </w:rPr>
+              <w:t>10Sep26</w:t>
+            </w:r>
+          </w:p>
+        </w:tc>
+        <w:tc>
+          <w:tcPr>
+            <w:tcW w:w="1168" w:type="dxa"/>
+            <w:gridSpan w:val="2"/>
+            <w:tcBorders>
+              <w:top w:val="single" w:sz="8" w:space="0" w:color="auto"/>
+              <w:left w:val="single" w:sz="8" w:space="0" w:color="auto"/>
+              <w:bottom w:val="single" w:sz="8" w:space="0" w:color="auto"/>
+              <w:right w:val="single" w:sz="8" w:space="0" w:color="auto"/>
+            </w:tcBorders>
+            <w:shd w:val="clear" w:color="auto" w:fill="FFFFFF" w:themeFill="background1"/>
+            <w:tcMar>
+              <w:left w:w="108" w:type="dxa"/>
+              <w:right w:w="108" w:type="dxa"/>
+            </w:tcMar>
+            <w:vAlign w:val="center"/>
+          </w:tcPr>
+          <w:p>
+            <w:pPr>
+              <w:jc w:val="center"/>
+              <w:spacing w:before="0" w:after="0" w:line="240" w:lineRule="auto"/>
+              <w:rPr>
+                <w:rFonts w:ascii="Times New Roman" w:hAnsi="Times New Roman"/>
+                <w:sz w:val="14"/>
+                <w:szCs w:val="14"/>
+              </w:rPr>
+            </w:pPr>
+            <w:r>
+              <w:rPr>
+                <w:sz w:val="14"/>
+                <w:szCs w:val="14"/>
+                <w:rFonts w:ascii="Times New Roman" w:hAnsi="Times New Roman" w:cs="Times New Roman"/>
+              </w:rPr>
+              <w:t>AO</w:t>
+            </w:r>
+          </w:p>
+        </w:tc>
+        <w:tc>
+          <w:tcPr>
+            <w:tcW w:w="581" w:type="dxa"/>
+            <w:tcBorders>
+              <w:top w:val="single" w:sz="8" w:space="0" w:color="auto"/>
+              <w:left w:val="nil"/>
+              <w:bottom w:val="single" w:sz="8" w:space="0" w:color="auto"/>
+              <w:right w:val="single" w:sz="8" w:space="0" w:color="auto"/>
+            </w:tcBorders>
+            <w:shd w:val="clear" w:color="auto" w:fill="FFFFFF" w:themeFill="background1"/>
+            <w:tcMar>
+              <w:left w:w="108" w:type="dxa"/>
+              <w:right w:w="108" w:type="dxa"/>
+            </w:tcMar>
+            <w:vAlign w:val="center"/>
+          </w:tcPr>
+          <w:p>
+            <w:pPr>
+              <w:jc w:val="center"/>
+            </w:pPr>
+            <w:r>
+              <w:rPr>
+                <w:color w:val="000000" w:themeColor="text1"/>
+                <w:sz w:val="14"/>
+                <w:szCs w:val="14"/>
+                <w:rFonts w:ascii="Times New Roman" w:hAnsi="Times New Roman" w:cs="Times New Roman"/>
+              </w:rPr>
+              <w:t xml:space="preserve">Date Before Testing</w:t>
+            </w:r>
+          </w:p>
+        </w:tc>
+        <w:tc>
+          <w:tcPr>
+            <w:tcW w:w="1505" w:type="dxa"/>
+            <w:gridSpan w:val="2"/>
+            <w:tcBorders>
+              <w:top w:val="single" w:sz="8" w:space="0" w:color="auto"/>
+              <w:left w:val="single" w:sz="8" w:space="0" w:color="auto"/>
+              <w:bottom w:val="single" w:sz="8" w:space="0" w:color="auto"/>
+              <w:right w:val="single" w:sz="8" w:space="0" w:color="auto"/>
+            </w:tcBorders>
+            <w:shd w:val="clear" w:color="auto" w:fill="FFFFFF" w:themeFill="background1"/>
+            <w:tcMar>
+              <w:left w:w="108" w:type="dxa"/>
+              <w:right w:w="108" w:type="dxa"/>
+            </w:tcMar>
+            <w:vAlign w:val="center"/>
+          </w:tcPr>
+          <w:p>
+            <w:pPr>
+              <w:jc w:val="center"/>
+              <w:spacing w:before="0" w:after="0" w:line="240" w:lineRule="auto"/>
+              <w:rPr>
+                <w:rFonts w:ascii="Times New Roman" w:hAnsi="Times New Roman"/>
+                <w:sz w:val="14"/>
+                <w:szCs w:val="14"/>
+              </w:rPr>
+            </w:pPr>
+            <w:r>
+              <w:rPr>
+                <w:sz w:val="14"/>
+                <w:szCs w:val="14"/>
+                <w:rFonts w:ascii="Times New Roman" w:hAnsi="Times New Roman" w:cs="Times New Roman"/>
+              </w:rPr>
+              <w:t>No growth</w:t>
+            </w:r>
+          </w:p>
+        </w:tc>
+        <w:tc>
+          <w:tcPr>
+            <w:tcW w:w="1444" w:type="dxa"/>
+            <w:tcBorders>
+              <w:top w:val="single" w:sz="8" w:space="0" w:color="auto"/>
+              <w:left w:val="nil"/>
+              <w:bottom w:val="single" w:sz="8" w:space="0" w:color="auto"/>
+              <w:right w:val="single" w:sz="8" w:space="0" w:color="auto"/>
+            </w:tcBorders>
+            <w:shd w:val="clear" w:color="auto" w:fill="FFFFFF" w:themeFill="background1"/>
+            <w:tcMar>
+              <w:left w:w="108" w:type="dxa"/>
+              <w:right w:w="108" w:type="dxa"/>
+            </w:tcMar>
+            <w:vAlign w:val="center"/>
+          </w:tcPr>
+          <w:p>
+            <w:pPr>
+              <w:jc w:val="center"/>
+              <w:spacing w:before="0" w:after="0" w:line="240" w:lineRule="auto"/>
+              <w:rPr>
+                <w:rFonts w:ascii="Times New Roman" w:hAnsi="Times New Roman"/>
+                <w:sz w:val="14"/>
+                <w:szCs w:val="14"/>
+              </w:rPr>
+            </w:pPr>
+            <w:r>
+              <w:rPr>
+                <w:sz w:val="14"/>
+                <w:szCs w:val="14"/>
+                <w:rFonts w:ascii="Times New Roman" w:hAnsi="Times New Roman" w:cs="Times New Roman"/>
+              </w:rPr>
+              <w:t>N/A</w:t>
+            </w:r>
+          </w:p>
+        </w:tc>
+        <w:tc>
+          <w:tcPr>
+            <w:tcW w:w="1394" w:type="dxa"/>
+            <w:tcBorders>
+              <w:top w:val="single" w:sz="8" w:space="0" w:color="auto"/>
+              <w:left w:val="single" w:sz="8" w:space="0" w:color="auto"/>
+              <w:bottom w:val="single" w:sz="8" w:space="0" w:color="auto"/>
+              <w:right w:val="single" w:sz="8" w:space="0" w:color="auto"/>
+            </w:tcBorders>
+            <w:shd w:val="clear" w:color="auto" w:fill="FFFFFF" w:themeFill="background1"/>
+            <w:tcMar>
+              <w:left w:w="108" w:type="dxa"/>
+              <w:right w:w="108" w:type="dxa"/>
+            </w:tcMar>
+            <w:vAlign w:val="center"/>
+          </w:tcPr>
+          <w:p>
+            <w:r>
+              <w:rPr>
+                <w:color w:val="000000" w:themeColor="text1"/>
+                <w:sz w:val="14"/>
+                <w:szCs w:val="14"/>
+                <w:rFonts w:ascii="Times New Roman" w:hAnsi="Times New Roman" w:cs="Times New Roman"/>
+              </w:rPr>
+              <w:t xml:space="preserve" w:space="preserve">N/A</w:t>
+            </w:r>
+            <w:r>
+              <w:rPr>
+                <w:color w:val="000000" w:themeColor="text1"/>
+                <w:sz w:val="14"/>
+                <w:szCs w:val="14"/>
+                <w:lang w:eastAsia="zh-CN"/>
+                <w:rFonts w:ascii="Times New Roman" w:hAnsi="Times New Roman" w:cs="Times New Roman"/>
+              </w:rPr>
+              <w:t/>
+            </w:r>
+            <w:r>
+              <w:rPr>
+                <w:color w:val="000000" w:themeColor="text1"/>
+                <w:sz w:val="14"/>
+                <w:szCs w:val="14"/>
+                <w:rFonts w:ascii="Times New Roman" w:hAnsi="Times New Roman" w:cs="Times New Roman"/>
+              </w:rPr>
+              <w:t/>
+            </w:r>
+            <w:r>
+              <w:rPr>
+                <w:color w:val="000000" w:themeColor="text1"/>
+                <w:sz w:val="14"/>
+                <w:szCs w:val="14"/>
+                <w:rFonts w:ascii="Times New Roman" w:hAnsi="Times New Roman" w:cs="Times New Roman"/>
+              </w:rPr>
+              <w:t/>
+            </w:r>
+            <w:r>
+              <w:rPr>
+                <w:color w:val="000000" w:themeColor="text1"/>
+                <w:sz w:val="14"/>
+                <w:szCs w:val="14"/>
+                <w:rFonts w:ascii="Times New Roman" w:hAnsi="Times New Roman" w:cs="Times New Roman"/>
+              </w:rPr>
+              <w:t xml:space="preserve"/>
+            </w:r>
+          </w:p>
+        </w:tc>
+        <w:tc>
+          <w:tcPr>
+            <w:tcW w:w="507" w:type="dxa"/>
+            <w:gridSpan w:val="2"/>
+            <w:tcBorders>
+              <w:top w:val="single" w:sz="8" w:space="0" w:color="auto"/>
+              <w:left w:val="single" w:sz="8" w:space="0" w:color="auto"/>
+              <w:bottom w:val="single" w:sz="8" w:space="0" w:color="auto"/>
+              <w:right w:val="single" w:sz="8" w:space="0" w:color="auto"/>
+            </w:tcBorders>
+            <w:shd w:val="clear" w:color="auto" w:fill="FFFFFF" w:themeFill="background1"/>
+            <w:tcMar>
+              <w:left w:w="108" w:type="dxa"/>
+              <w:right w:w="108" w:type="dxa"/>
+            </w:tcMar>
+            <w:vAlign w:val="center"/>
+          </w:tcPr>
+          <w:p>
+            <w:pPr>
+              <w:jc w:val="center"/>
+              <w:spacing w:before="0" w:after="0" w:line="240" w:lineRule="auto"/>
+              <w:rPr>
+                <w:rFonts w:ascii="Times New Roman" w:hAnsi="Times New Roman"/>
+                <w:sz w:val="14"/>
+                <w:szCs w:val="14"/>
+              </w:rPr>
+            </w:pPr>
+            <w:r>
+              <w:rPr>
+                <w:sz w:val="14"/>
+                <w:szCs w:val="14"/>
+                <w:rFonts w:ascii="Times New Roman" w:hAnsi="Times New Roman" w:cs="Times New Roman"/>
+              </w:rPr>
+              <w:t>None</w:t>
+            </w:r>
+          </w:p>
+        </w:tc>
+      </w:tr>
+      <w:tr>
+        <w:trPr>
+          <w:trHeight w:val="300"/>
+          <w:trHeight w:val="220" w:hRule="atLeast"/>
+        </w:trPr>
+        <w:tc>
+          <w:tcPr>
+            <w:tcW w:w="837" w:type="dxa"/>
+            <w:tcBorders>
+              <w:top w:val="single" w:sz="8" w:space="0" w:color="auto"/>
+              <w:left w:val="single" w:sz="8" w:space="0" w:color="auto"/>
+              <w:bottom w:val="single" w:sz="8" w:space="0" w:color="auto"/>
+              <w:right w:val="single" w:sz="8" w:space="0" w:color="auto"/>
+            </w:tcBorders>
+            <w:shd w:val="clear" w:color="auto" w:fill="FFFFFF" w:themeFill="background1"/>
+            <w:tcMar>
+              <w:left w:w="108" w:type="dxa"/>
+              <w:right w:w="108" w:type="dxa"/>
+            </w:tcMar>
+            <w:vAlign w:val="center"/>
+          </w:tcPr>
+          <w:p>
+            <w:pPr>
+              <w:jc w:val="center"/>
+            </w:pPr>
+            <w:r>
+              <w:rPr>
+                <w:color w:val="000000" w:themeColor="text1"/>
+                <w:sz w:val="14"/>
+                <w:szCs w:val="14"/>
+                <w:rFonts w:ascii="Times New Roman" w:hAnsi="Times New Roman" w:cs="Times New Roman"/>
+              </w:rPr>
+              <w:t>Settling Sampling of ISO 5 (2 locations)</w:t>
+            </w:r>
+          </w:p>
+        </w:tc>
+        <w:tc>
+          <w:tcPr>
+            <w:tcW w:w="698" w:type="dxa"/>
+            <w:gridSpan w:val="2"/>
+            <w:tcBorders>
+              <w:top w:val="single" w:sz="8" w:space="0" w:color="auto"/>
+              <w:left w:val="single" w:sz="8" w:space="0" w:color="auto"/>
+              <w:bottom w:val="single" w:sz="8" w:space="0" w:color="auto"/>
+              <w:right w:val="single" w:sz="8" w:space="0" w:color="auto"/>
+            </w:tcBorders>
+            <w:shd w:val="clear" w:color="auto" w:fill="FFFFFF" w:themeFill="background1"/>
+            <w:tcMar>
+              <w:left w:w="108" w:type="dxa"/>
+              <w:right w:w="108" w:type="dxa"/>
+            </w:tcMar>
+            <w:vAlign w:val="center"/>
+          </w:tcPr>
+          <w:p>
+            <w:pPr>
+              <w:jc w:val="center"/>
+            </w:pPr>
+            <w:r>
+              <w:rPr>
+                <w:color w:val="000000" w:themeColor="text1"/>
+                <w:sz w:val="14"/>
+                <w:szCs w:val="14"/>
+                <w:rFonts w:ascii="Times New Roman" w:hAnsi="Times New Roman" w:cs="Times New Roman"/>
+              </w:rPr>
+              <w:t xml:space="preserve">Daily</w:t>
+            </w:r>
+          </w:p>
+        </w:tc>
+        <w:tc>
+          <w:tcPr>
+            <w:tcW w:w="1206" w:type="dxa"/>
+            <w:tcBorders>
+              <w:top w:val="single" w:sz="8" w:space="0" w:color="auto"/>
+              <w:left w:val="nil"/>
+              <w:bottom w:val="single" w:sz="8" w:space="0" w:color="auto"/>
+              <w:right w:val="single" w:sz="8" w:space="0" w:color="auto"/>
+            </w:tcBorders>
+            <w:shd w:val="clear" w:color="auto" w:fill="FFFFFF" w:themeFill="background1"/>
+            <w:tcMar>
+              <w:left w:w="108" w:type="dxa"/>
+              <w:right w:w="108" w:type="dxa"/>
+            </w:tcMar>
+            <w:vAlign w:val="center"/>
+          </w:tcPr>
+          <w:p>
+            <w:pPr>
+              <w:jc w:val="center"/>
+              <w:spacing w:before="0" w:after="0" w:line="240" w:lineRule="auto"/>
+              <w:rPr>
+                <w:rFonts w:ascii="Times New Roman" w:hAnsi="Times New Roman"/>
+                <w:sz w:val="14"/>
+                <w:szCs w:val="14"/>
+              </w:rPr>
+            </w:pPr>
+            <w:r>
+              <w:rPr>
+                <w:sz w:val="14"/>
+                <w:szCs w:val="14"/>
+                <w:rFonts w:ascii="Times New Roman" w:hAnsi="Times New Roman" w:cs="Times New Roman"/>
+              </w:rPr>
+              <w:t>15Sep26</w:t>
+            </w:r>
+          </w:p>
+        </w:tc>
+        <w:tc>
+          <w:tcPr>
+            <w:tcW w:w="1168" w:type="dxa"/>
+            <w:gridSpan w:val="2"/>
+            <w:tcBorders>
+              <w:top w:val="single" w:sz="8" w:space="0" w:color="auto"/>
+              <w:left w:val="single" w:sz="8" w:space="0" w:color="auto"/>
+              <w:bottom w:val="single" w:sz="8" w:space="0" w:color="auto"/>
+              <w:right w:val="single" w:sz="8" w:space="0" w:color="auto"/>
+            </w:tcBorders>
+            <w:shd w:val="clear" w:color="auto" w:fill="FFFFFF" w:themeFill="background1"/>
+            <w:tcMar>
+              <w:left w:w="108" w:type="dxa"/>
+              <w:right w:w="108" w:type="dxa"/>
+            </w:tcMar>
+            <w:vAlign w:val="center"/>
+          </w:tcPr>
+          <w:p>
+            <w:pPr>
+              <w:jc w:val="center"/>
+              <w:spacing w:before="0" w:after="0" w:line="240" w:lineRule="auto"/>
+              <w:rPr>
+                <w:rFonts w:ascii="Times New Roman" w:hAnsi="Times New Roman"/>
+                <w:sz w:val="14"/>
+                <w:szCs w:val="14"/>
+              </w:rPr>
+            </w:pPr>
+            <w:r>
+              <w:rPr>
+                <w:sz w:val="14"/>
+                <w:szCs w:val="14"/>
+                <w:rFonts w:ascii="Times New Roman" w:hAnsi="Times New Roman" w:cs="Times New Roman"/>
+              </w:rPr>
+              <w:t>AO</w:t>
+            </w:r>
+          </w:p>
+        </w:tc>
+        <w:tc>
+          <w:tcPr>
+            <w:tcW w:w="581" w:type="dxa"/>
+            <w:tcBorders>
+              <w:top w:val="single" w:sz="8" w:space="0" w:color="auto"/>
+              <w:left w:val="nil"/>
+              <w:bottom w:val="single" w:sz="8" w:space="0" w:color="auto"/>
+              <w:right w:val="single" w:sz="8" w:space="0" w:color="auto"/>
+            </w:tcBorders>
+            <w:shd w:val="clear" w:color="auto" w:fill="FFFFFF" w:themeFill="background1"/>
+            <w:tcMar>
+              <w:left w:w="108" w:type="dxa"/>
+              <w:right w:w="108" w:type="dxa"/>
+            </w:tcMar>
+            <w:vAlign w:val="center"/>
+          </w:tcPr>
+          <w:p>
+            <w:pPr>
+              <w:jc w:val="center"/>
+            </w:pPr>
+            <w:r>
+              <w:rPr>
+                <w:color w:val="000000" w:themeColor="text1"/>
+                <w:sz w:val="14"/>
+                <w:szCs w:val="14"/>
+                <w:rFonts w:ascii="Times New Roman" w:hAnsi="Times New Roman" w:cs="Times New Roman"/>
+              </w:rPr>
+              <w:t xml:space="preserve">Date of Testing</w:t>
+            </w:r>
+          </w:p>
+        </w:tc>
+        <w:tc>
+          <w:tcPr>
+            <w:tcW w:w="1505" w:type="dxa"/>
+            <w:gridSpan w:val="2"/>
+            <w:tcBorders>
+              <w:top w:val="single" w:sz="8" w:space="0" w:color="auto"/>
+              <w:left w:val="single" w:sz="8" w:space="0" w:color="auto"/>
+              <w:bottom w:val="single" w:sz="8" w:space="0" w:color="auto"/>
+              <w:right w:val="single" w:sz="8" w:space="0" w:color="auto"/>
+            </w:tcBorders>
+            <w:shd w:val="clear" w:color="auto" w:fill="FFFFFF" w:themeFill="background1"/>
+            <w:tcMar>
+              <w:left w:w="108" w:type="dxa"/>
+              <w:right w:w="108" w:type="dxa"/>
+            </w:tcMar>
+            <w:vAlign w:val="center"/>
+          </w:tcPr>
+          <w:p>
+            <w:pPr>
+              <w:jc w:val="center"/>
+              <w:spacing w:before="0" w:after="0" w:line="240" w:lineRule="auto"/>
+              <w:rPr>
+                <w:rFonts w:ascii="Times New Roman" w:hAnsi="Times New Roman"/>
+                <w:sz w:val="14"/>
+                <w:szCs w:val="14"/>
+              </w:rPr>
+            </w:pPr>
+            <w:r>
+              <w:rPr>
+                <w:sz w:val="14"/>
+                <w:szCs w:val="14"/>
+                <w:rFonts w:ascii="Times New Roman" w:hAnsi="Times New Roman" w:cs="Times New Roman"/>
+              </w:rPr>
+              <w:t>No growth</w:t>
+            </w:r>
+          </w:p>
+        </w:tc>
+        <w:tc>
+          <w:tcPr>
+            <w:tcW w:w="1444" w:type="dxa"/>
+            <w:tcBorders>
+              <w:top w:val="single" w:sz="8" w:space="0" w:color="auto"/>
+              <w:left w:val="nil"/>
+              <w:bottom w:val="single" w:sz="8" w:space="0" w:color="auto"/>
+              <w:right w:val="single" w:sz="8" w:space="0" w:color="auto"/>
+            </w:tcBorders>
+            <w:shd w:val="clear" w:color="auto" w:fill="FFFFFF" w:themeFill="background1"/>
+            <w:tcMar>
+              <w:left w:w="108" w:type="dxa"/>
+              <w:right w:w="108" w:type="dxa"/>
+            </w:tcMar>
+            <w:vAlign w:val="center"/>
+          </w:tcPr>
+          <w:p>
+            <w:pPr>
+              <w:jc w:val="center"/>
+              <w:spacing w:before="0" w:after="0" w:line="240" w:lineRule="auto"/>
+              <w:rPr>
+                <w:rFonts w:ascii="Times New Roman" w:hAnsi="Times New Roman"/>
+                <w:sz w:val="14"/>
+                <w:szCs w:val="14"/>
+              </w:rPr>
+            </w:pPr>
+            <w:r>
+              <w:rPr>
+                <w:sz w:val="14"/>
+                <w:szCs w:val="14"/>
+                <w:rFonts w:ascii="Times New Roman" w:hAnsi="Times New Roman" w:cs="Times New Roman"/>
+              </w:rPr>
+              <w:t>N/A</w:t>
+            </w:r>
+          </w:p>
+        </w:tc>
+        <w:tc>
+          <w:tcPr>
+            <w:tcW w:w="1394" w:type="dxa"/>
+            <w:tcBorders>
+              <w:top w:val="single" w:sz="8" w:space="0" w:color="auto"/>
+              <w:left w:val="single" w:sz="8" w:space="0" w:color="auto"/>
+              <w:bottom w:val="single" w:sz="8" w:space="0" w:color="auto"/>
+              <w:right w:val="single" w:sz="8" w:space="0" w:color="auto"/>
+            </w:tcBorders>
+            <w:shd w:val="clear" w:color="auto" w:fill="FFFFFF" w:themeFill="background1"/>
+            <w:tcMar>
+              <w:left w:w="108" w:type="dxa"/>
+              <w:right w:w="108" w:type="dxa"/>
+            </w:tcMar>
+            <w:vAlign w:val="center"/>
+          </w:tcPr>
+          <w:p>
+            <w:pPr>
+              <w:rPr>
+                <w:rFonts w:ascii="Times New Roman" w:hAnsi="Times New Roman"/>
+                <w:color w:val="000000" w:themeColor="text1"/>
+                <w:sz w:val="14"/>
+                <w:szCs w:val="14"/>
+              </w:rPr>
+            </w:pPr>
+            <w:r>
+              <w:rPr>
+                <w:color w:val="000000" w:themeColor="text1"/>
+                <w:sz w:val="14"/>
+                <w:szCs w:val="14"/>
+                <w:rFonts w:ascii="Times New Roman" w:hAnsi="Times New Roman" w:cs="Times New Roman"/>
+              </w:rPr>
+              <w:t w:space="preserve" xml:space="preserve">N/A</w:t>
+            </w:r>
+            <w:r>
+              <w:rPr>
+                <w:color w:val="000000" w:themeColor="text1"/>
+                <w:sz w:val="14"/>
+                <w:szCs w:val="14"/>
+                <w:rFonts w:ascii="Times New Roman" w:hAnsi="Times New Roman" w:cs="Times New Roman"/>
+              </w:rPr>
+              <w:t/>
+            </w:r>
+            <w:r>
+              <w:rPr>
+                <w:color w:val="000000" w:themeColor="text1"/>
+                <w:sz w:val="14"/>
+                <w:szCs w:val="14"/>
+                <w:rFonts w:ascii="Times New Roman" w:hAnsi="Times New Roman" w:cs="Times New Roman"/>
+              </w:rPr>
+              <w:t xml:space="preserve"/>
+            </w:r>
+          </w:p>
+        </w:tc>
+        <w:tc>
+          <w:tcPr>
+            <w:tcW w:w="507" w:type="dxa"/>
+            <w:gridSpan w:val="2"/>
+            <w:tcBorders>
+              <w:top w:val="single" w:sz="8" w:space="0" w:color="auto"/>
+              <w:left w:val="single" w:sz="8" w:space="0" w:color="auto"/>
+              <w:bottom w:val="single" w:sz="8" w:space="0" w:color="auto"/>
+              <w:right w:val="single" w:sz="8" w:space="0" w:color="auto"/>
+            </w:tcBorders>
+            <w:shd w:val="clear" w:color="auto" w:fill="FFFFFF" w:themeFill="background1"/>
+            <w:tcMar>
+              <w:left w:w="108" w:type="dxa"/>
+              <w:right w:w="108" w:type="dxa"/>
+            </w:tcMar>
+            <w:vAlign w:val="center"/>
+          </w:tcPr>
+          <w:p>
+            <w:pPr>
+              <w:jc w:val="center"/>
+              <w:spacing w:before="0" w:after="0" w:line="240" w:lineRule="auto"/>
+              <w:rPr>
+                <w:rFonts w:ascii="Times New Roman" w:hAnsi="Times New Roman"/>
+                <w:sz w:val="14"/>
+                <w:szCs w:val="14"/>
+              </w:rPr>
+            </w:pPr>
+            <w:r>
+              <w:rPr>
+                <w:sz w:val="14"/>
+                <w:szCs w:val="14"/>
+                <w:rFonts w:ascii="Times New Roman" w:hAnsi="Times New Roman" w:cs="Times New Roman"/>
+              </w:rPr>
+              <w:t>None</w:t>
+            </w:r>
+          </w:p>
+        </w:tc>
+      </w:tr>
+      <w:tr>
+        <w:trPr>
+          <w:trHeight w:val="300"/>
+          <w:trHeight w:val="220" w:hRule="atLeast"/>
+        </w:trPr>
+        <w:tc>
+          <w:tcPr>
+            <w:tcW w:w="837" w:type="dxa"/>
+            <w:tcBorders>
+              <w:top w:val="single" w:sz="8" w:space="0" w:color="auto"/>
+              <w:left w:val="single" w:sz="8" w:space="0" w:color="auto"/>
+              <w:bottom w:val="single" w:sz="8" w:space="0" w:color="auto"/>
+              <w:right w:val="single" w:sz="8" w:space="0" w:color="auto"/>
+            </w:tcBorders>
+            <w:shd w:val="clear" w:color="auto" w:fill="FFFFFF" w:themeFill="background1"/>
+            <w:tcMar>
+              <w:left w:w="108" w:type="dxa"/>
+              <w:right w:w="108" w:type="dxa"/>
+            </w:tcMar>
+            <w:vAlign w:val="center"/>
+          </w:tcPr>
+          <w:p>
+            <w:pPr>
+              <w:jc w:val="center"/>
+            </w:pPr>
+            <w:r>
+              <w:rPr>
+                <w:color w:val="000000" w:themeColor="text1"/>
+                <w:sz w:val="14"/>
+                <w:szCs w:val="14"/>
+                <w:rFonts w:ascii="Times New Roman" w:hAnsi="Times New Roman" w:cs="Times New Roman"/>
+              </w:rPr>
+              <w:t>Settling Sampling of ISO 5 (2 locations)</w:t>
+            </w:r>
+          </w:p>
+        </w:tc>
+        <w:tc>
+          <w:tcPr>
+            <w:tcW w:w="698" w:type="dxa"/>
+            <w:gridSpan w:val="2"/>
+            <w:tcBorders>
+              <w:top w:val="single" w:sz="8" w:space="0" w:color="auto"/>
+              <w:left w:val="single" w:sz="8" w:space="0" w:color="auto"/>
+              <w:bottom w:val="single" w:sz="8" w:space="0" w:color="auto"/>
+              <w:right w:val="single" w:sz="8" w:space="0" w:color="auto"/>
+            </w:tcBorders>
+            <w:shd w:val="clear" w:color="auto" w:fill="FFFFFF" w:themeFill="background1"/>
+            <w:tcMar>
+              <w:left w:w="108" w:type="dxa"/>
+              <w:right w:w="108" w:type="dxa"/>
+            </w:tcMar>
+            <w:vAlign w:val="center"/>
+          </w:tcPr>
+          <w:p>
+            <w:pPr>
+              <w:jc w:val="center"/>
+            </w:pPr>
+            <w:r>
+              <w:rPr>
+                <w:color w:val="000000" w:themeColor="text1"/>
+                <w:sz w:val="14"/>
+                <w:szCs w:val="14"/>
+                <w:rFonts w:ascii="Times New Roman" w:hAnsi="Times New Roman" w:cs="Times New Roman"/>
+              </w:rPr>
+              <w:t xml:space="preserve">Daily</w:t>
+            </w:r>
+          </w:p>
+        </w:tc>
+        <w:tc>
+          <w:tcPr>
+            <w:tcW w:w="1206" w:type="dxa"/>
+            <w:tcBorders>
+              <w:top w:val="single" w:sz="8" w:space="0" w:color="auto"/>
+              <w:left w:val="nil"/>
+              <w:bottom w:val="single" w:sz="8" w:space="0" w:color="auto"/>
+              <w:right w:val="single" w:sz="8" w:space="0" w:color="auto"/>
+            </w:tcBorders>
+            <w:shd w:val="clear" w:color="auto" w:fill="FFFFFF" w:themeFill="background1"/>
+            <w:tcMar>
+              <w:left w:w="108" w:type="dxa"/>
+              <w:right w:w="108" w:type="dxa"/>
+            </w:tcMar>
+            <w:vAlign w:val="center"/>
+          </w:tcPr>
+          <w:p>
+            <w:pPr>
+              <w:jc w:val="center"/>
+              <w:spacing w:before="0" w:after="0" w:line="240" w:lineRule="auto"/>
+              <w:rPr>
+                <w:rFonts w:ascii="Times New Roman" w:hAnsi="Times New Roman"/>
+                <w:sz w:val="14"/>
+                <w:szCs w:val="14"/>
+              </w:rPr>
+            </w:pPr>
+            <w:r>
+              <w:rPr>
+                <w:sz w:val="14"/>
+                <w:szCs w:val="14"/>
+                <w:rFonts w:ascii="Times New Roman" w:hAnsi="Times New Roman" w:cs="Times New Roman"/>
+              </w:rPr>
+              <w:t>16Sep26</w:t>
+            </w:r>
+          </w:p>
+        </w:tc>
+        <w:tc>
+          <w:tcPr>
+            <w:tcW w:w="1168" w:type="dxa"/>
+            <w:gridSpan w:val="2"/>
+            <w:tcBorders>
+              <w:top w:val="single" w:sz="8" w:space="0" w:color="auto"/>
+              <w:left w:val="single" w:sz="8" w:space="0" w:color="auto"/>
+              <w:bottom w:val="single" w:sz="8" w:space="0" w:color="auto"/>
+              <w:right w:val="single" w:sz="8" w:space="0" w:color="auto"/>
+            </w:tcBorders>
+            <w:shd w:val="clear" w:color="auto" w:fill="FFFFFF" w:themeFill="background1"/>
+            <w:tcMar>
+              <w:left w:w="108" w:type="dxa"/>
+              <w:right w:w="108" w:type="dxa"/>
+            </w:tcMar>
+            <w:vAlign w:val="center"/>
+          </w:tcPr>
+          <w:p>
+            <w:pPr>
+              <w:jc w:val="center"/>
+              <w:spacing w:before="0" w:after="0" w:line="240" w:lineRule="auto"/>
+              <w:rPr>
+                <w:rFonts w:ascii="Times New Roman" w:hAnsi="Times New Roman"/>
+                <w:sz w:val="14"/>
+                <w:szCs w:val="14"/>
+              </w:rPr>
+            </w:pPr>
+            <w:r>
+              <w:rPr>
+                <w:sz w:val="14"/>
+                <w:szCs w:val="14"/>
+                <w:rFonts w:ascii="Times New Roman" w:hAnsi="Times New Roman" w:cs="Times New Roman"/>
+              </w:rPr>
+              <w:t>AO</w:t>
+            </w:r>
+          </w:p>
+        </w:tc>
+        <w:tc>
+          <w:tcPr>
+            <w:tcW w:w="581" w:type="dxa"/>
+            <w:tcBorders>
+              <w:top w:val="single" w:sz="8" w:space="0" w:color="auto"/>
+              <w:left w:val="nil"/>
+              <w:bottom w:val="single" w:sz="8" w:space="0" w:color="auto"/>
+              <w:right w:val="single" w:sz="8" w:space="0" w:color="auto"/>
+            </w:tcBorders>
+            <w:shd w:val="clear" w:color="auto" w:fill="FFFFFF" w:themeFill="background1"/>
+            <w:tcMar>
+              <w:left w:w="108" w:type="dxa"/>
+              <w:right w:w="108" w:type="dxa"/>
+            </w:tcMar>
+            <w:vAlign w:val="center"/>
+          </w:tcPr>
+          <w:p>
+            <w:pPr>
+              <w:jc w:val="center"/>
+            </w:pPr>
+            <w:r>
+              <w:rPr>
+                <w:color w:val="000000" w:themeColor="text1"/>
+                <w:sz w:val="14"/>
+                <w:szCs w:val="14"/>
+                <w:rFonts w:ascii="Times New Roman" w:hAnsi="Times New Roman" w:cs="Times New Roman"/>
+              </w:rPr>
+              <w:t xml:space="preserve">Date After Testing</w:t>
+            </w:r>
+          </w:p>
+        </w:tc>
+        <w:tc>
+          <w:tcPr>
+            <w:tcW w:w="1505" w:type="dxa"/>
+            <w:gridSpan w:val="2"/>
+            <w:tcBorders>
+              <w:top w:val="single" w:sz="8" w:space="0" w:color="auto"/>
+              <w:left w:val="single" w:sz="8" w:space="0" w:color="auto"/>
+              <w:bottom w:val="single" w:sz="8" w:space="0" w:color="auto"/>
+              <w:right w:val="single" w:sz="8" w:space="0" w:color="auto"/>
+            </w:tcBorders>
+            <w:shd w:val="clear" w:color="auto" w:fill="FFFFFF" w:themeFill="background1"/>
+            <w:tcMar>
+              <w:left w:w="108" w:type="dxa"/>
+              <w:right w:w="108" w:type="dxa"/>
+            </w:tcMar>
+            <w:vAlign w:val="center"/>
+          </w:tcPr>
+          <w:p>
+            <w:pPr>
+              <w:jc w:val="center"/>
+              <w:spacing w:before="0" w:after="0" w:line="240" w:lineRule="auto"/>
+              <w:rPr>
+                <w:rFonts w:ascii="Times New Roman" w:hAnsi="Times New Roman"/>
+                <w:sz w:val="14"/>
+                <w:szCs w:val="14"/>
+              </w:rPr>
+            </w:pPr>
+            <w:r>
+              <w:rPr>
+                <w:sz w:val="14"/>
+                <w:szCs w:val="14"/>
+                <w:rFonts w:ascii="Times New Roman" w:hAnsi="Times New Roman" w:cs="Times New Roman"/>
+              </w:rPr>
+              <w:t>No growth</w:t>
+            </w:r>
+          </w:p>
+        </w:tc>
+        <w:tc>
+          <w:tcPr>
+            <w:tcW w:w="1444" w:type="dxa"/>
+            <w:tcBorders>
+              <w:top w:val="single" w:sz="8" w:space="0" w:color="auto"/>
+              <w:left w:val="nil"/>
+              <w:bottom w:val="single" w:sz="8" w:space="0" w:color="auto"/>
+              <w:right w:val="single" w:sz="8" w:space="0" w:color="auto"/>
+            </w:tcBorders>
+            <w:shd w:val="clear" w:color="auto" w:fill="FFFFFF" w:themeFill="background1"/>
+            <w:tcMar>
+              <w:left w:w="108" w:type="dxa"/>
+              <w:right w:w="108" w:type="dxa"/>
+            </w:tcMar>
+            <w:vAlign w:val="center"/>
+          </w:tcPr>
+          <w:p>
+            <w:pPr>
+              <w:jc w:val="center"/>
+              <w:spacing w:before="0" w:after="0" w:line="240" w:lineRule="auto"/>
+              <w:rPr>
+                <w:rFonts w:ascii="Times New Roman" w:hAnsi="Times New Roman"/>
+                <w:sz w:val="14"/>
+                <w:szCs w:val="14"/>
+              </w:rPr>
+            </w:pPr>
+            <w:r>
+              <w:rPr>
+                <w:sz w:val="14"/>
+                <w:szCs w:val="14"/>
+                <w:rFonts w:ascii="Times New Roman" w:hAnsi="Times New Roman" w:cs="Times New Roman"/>
+              </w:rPr>
+              <w:t>N/A</w:t>
+            </w:r>
+          </w:p>
+        </w:tc>
+        <w:tc>
+          <w:tcPr>
+            <w:tcW w:w="1394" w:type="dxa"/>
+            <w:tcBorders>
+              <w:top w:val="single" w:sz="8" w:space="0" w:color="auto"/>
+              <w:left w:val="single" w:sz="8" w:space="0" w:color="auto"/>
+              <w:bottom w:val="single" w:sz="8" w:space="0" w:color="auto"/>
+              <w:right w:val="single" w:sz="8" w:space="0" w:color="auto"/>
+            </w:tcBorders>
+            <w:shd w:val="clear" w:color="auto" w:fill="FFFFFF" w:themeFill="background1"/>
+            <w:tcMar>
+              <w:left w:w="108" w:type="dxa"/>
+              <w:right w:w="108" w:type="dxa"/>
+            </w:tcMar>
+            <w:vAlign w:val="center"/>
+          </w:tcPr>
+          <w:p>
+            <w:r>
+              <w:rPr>
+                <w:color w:val="000000" w:themeColor="text1"/>
+                <w:sz w:val="14"/>
+                <w:szCs w:val="14"/>
+                <w:rFonts w:ascii="Times New Roman" w:hAnsi="Times New Roman" w:cs="Times New Roman"/>
+              </w:rPr>
+              <w:t xml:space="preserve" w:space="preserve">N/A</w:t>
+            </w:r>
+            <w:r>
+              <w:rPr>
+                <w:color w:val="000000" w:themeColor="text1"/>
+                <w:sz w:val="14"/>
+                <w:szCs w:val="14"/>
+                <w:lang w:eastAsia="zh-CN"/>
+                <w:rFonts w:ascii="Times New Roman" w:hAnsi="Times New Roman" w:cs="Times New Roman"/>
+              </w:rPr>
+              <w:t/>
+            </w:r>
+            <w:r>
+              <w:rPr>
+                <w:color w:val="000000" w:themeColor="text1"/>
+                <w:sz w:val="14"/>
+                <w:szCs w:val="14"/>
+                <w:rFonts w:ascii="Times New Roman" w:hAnsi="Times New Roman" w:cs="Times New Roman"/>
+              </w:rPr>
+              <w:t/>
+            </w:r>
+            <w:r>
+              <w:rPr>
+                <w:color w:val="000000" w:themeColor="text1"/>
+                <w:sz w:val="14"/>
+                <w:szCs w:val="14"/>
+                <w:rFonts w:ascii="Times New Roman" w:hAnsi="Times New Roman" w:cs="Times New Roman"/>
+              </w:rPr>
+              <w:t/>
+            </w:r>
+            <w:r>
+              <w:rPr>
+                <w:color w:val="000000" w:themeColor="text1"/>
+                <w:sz w:val="14"/>
+                <w:szCs w:val="14"/>
+                <w:rFonts w:ascii="Times New Roman" w:hAnsi="Times New Roman" w:cs="Times New Roman"/>
+              </w:rPr>
+              <w:t xml:space="preserve"/>
+            </w:r>
+          </w:p>
+        </w:tc>
+        <w:tc>
+          <w:tcPr>
+            <w:tcW w:w="507" w:type="dxa"/>
+            <w:gridSpan w:val="2"/>
+            <w:tcBorders>
+              <w:top w:val="single" w:sz="8" w:space="0" w:color="auto"/>
+              <w:left w:val="single" w:sz="8" w:space="0" w:color="auto"/>
+              <w:bottom w:val="single" w:sz="8" w:space="0" w:color="auto"/>
+              <w:right w:val="single" w:sz="8" w:space="0" w:color="auto"/>
+            </w:tcBorders>
+            <w:shd w:val="clear" w:color="auto" w:fill="FFFFFF" w:themeFill="background1"/>
+            <w:tcMar>
+              <w:left w:w="108" w:type="dxa"/>
+              <w:right w:w="108" w:type="dxa"/>
+            </w:tcMar>
+            <w:vAlign w:val="center"/>
+          </w:tcPr>
+          <w:p>
+            <w:pPr>
+              <w:jc w:val="center"/>
+              <w:spacing w:before="0" w:after="0" w:line="240" w:lineRule="auto"/>
+              <w:rPr>
+                <w:rFonts w:ascii="Times New Roman" w:hAnsi="Times New Roman"/>
+                <w:sz w:val="14"/>
+                <w:szCs w:val="14"/>
+              </w:rPr>
+            </w:pPr>
+            <w:r>
+              <w:rPr>
+                <w:sz w:val="14"/>
+                <w:szCs w:val="14"/>
+                <w:rFonts w:ascii="Times New Roman" w:hAnsi="Times New Roman" w:cs="Times New Roman"/>
+              </w:rPr>
+              <w:t>None</w:t>
+            </w:r>
+          </w:p>
+        </w:tc>
+      </w:tr>
+      <w:tr>
+        <w:trPr>
+          <w:trHeight w:val="300"/>
+          <w:trHeight w:val="220" w:hRule="atLeast"/>
+        </w:trPr>
+        <w:tc>
+          <w:tcPr>
+            <w:tcW w:w="9340" w:type="dxa"/>
+            <w:gridSpan w:val="13"/>
+            <w:tcBorders>
+              <w:top w:val="single" w:sz="8" w:space="0" w:color="auto"/>
+              <w:left w:val="single" w:sz="8" w:space="0" w:color="auto"/>
+              <w:bottom w:val="single" w:sz="8" w:space="0" w:color="auto"/>
+              <w:right w:val="single" w:sz="8" w:space="0" w:color="000000" w:themeColor="text1"/>
+            </w:tcBorders>
+            <w:shd w:val="clear" w:color="auto" w:fill="D9D9D9" w:themeFill="background1" w:themeFillShade="D9"/>
+            <w:vAlign w:val="center"/>
+          </w:tcPr>
+          <w:p>
+            <w:r>
+              <w:rPr>
+                <w:b/>
+                <w:bCs/>
+                <w:color w:val="000000" w:themeColor="text1"/>
+                <w:sz w:val="14"/>
+                <w:szCs w:val="14"/>
+                <w:rFonts w:ascii="Times New Roman" w:hAnsi="Times New Roman" w:cs="Times New Roman"/>
+              </w:rPr>
+              <w:t xml:space="preserve">   Weekly Active Air Sampling Bracketing</w:t>
+            </w:r>
+          </w:p>
+        </w:tc>
+      </w:tr>
+      <w:tr>
+        <w:trPr>
+          <w:trHeight w:val="300"/>
+          <w:trHeight w:val="220" w:hRule="atLeast"/>
+        </w:trPr>
+        <w:tc>
+          <w:tcPr>
+            <w:tcW w:w="969" w:type="dxa"/>
+            <w:gridSpan w:val="2"/>
+            <w:tcBorders>
+              <w:top w:val="single" w:sz="8" w:space="0" w:color="auto"/>
+              <w:left w:val="single" w:sz="8" w:space="0" w:color="auto"/>
+              <w:bottom w:val="single" w:sz="8" w:space="0" w:color="auto"/>
+              <w:right w:val="single" w:sz="8" w:space="0" w:color="auto"/>
+            </w:tcBorders>
+            <w:vAlign w:val="center"/>
+          </w:tcPr>
+          <w:p>
+            <w:pPr>
+              <w:jc w:val="center"/>
+            </w:pPr>
+            <w:r>
+              <w:rPr>
+                <w:color w:val="000000" w:themeColor="text1"/>
+                <w:sz w:val="14"/>
+                <w:szCs w:val="14"/>
+                <w:rFonts w:ascii="Times New Roman" w:hAnsi="Times New Roman" w:cs="Times New Roman"/>
+              </w:rPr>
+              <w:t>Active Air Sampling of Cleanrooms</w:t>
+            </w:r>
+          </w:p>
+        </w:tc>
+        <w:tc>
+          <w:tcPr>
+            <w:tcW w:w="566" w:type="dxa"/>
+            <w:tcBorders>
+              <w:top w:val="single" w:sz="8" w:space="0" w:color="auto"/>
+              <w:left w:val="nil"/>
+              <w:bottom w:val="single" w:sz="8" w:space="0" w:color="auto"/>
+              <w:right w:val="single" w:sz="8" w:space="0" w:color="auto"/>
+            </w:tcBorders>
+            <w:vAlign w:val="center"/>
+          </w:tcPr>
+          <w:p>
+            <w:pPr>
+              <w:jc w:val="center"/>
+            </w:pPr>
+            <w:r>
+              <w:rPr>
+                <w:color w:val="000000" w:themeColor="text1"/>
+                <w:sz w:val="14"/>
+                <w:szCs w:val="14"/>
+                <w:rFonts w:ascii="Times New Roman" w:hAnsi="Times New Roman" w:cs="Times New Roman"/>
+              </w:rPr>
+              <w:t xml:space="preserve">Weekly</w:t>
+            </w:r>
+          </w:p>
+        </w:tc>
+        <w:tc>
+          <w:tcPr>
+            <w:tcW w:w="1206" w:type="dxa"/>
+            <w:tcBorders>
+              <w:top w:val="single" w:sz="8" w:space="0" w:color="auto"/>
+              <w:left w:val="single" w:sz="8" w:space="0" w:color="auto"/>
+              <w:bottom w:val="single" w:sz="8" w:space="0" w:color="auto"/>
+              <w:right w:val="single" w:sz="8" w:space="0" w:color="auto"/>
+            </w:tcBorders>
+            <w:vAlign w:val="center"/>
+          </w:tcPr>
+          <w:p>
+            <w:pPr>
+              <w:jc w:val="center"/>
+              <w:spacing w:before="0" w:after="0" w:line="240" w:lineRule="auto"/>
+              <w:rPr>
+                <w:rFonts w:ascii="Times New Roman" w:hAnsi="Times New Roman"/>
+                <w:sz w:val="14"/>
+                <w:szCs w:val="14"/>
+              </w:rPr>
+            </w:pPr>
+            <w:r>
+              <w:rPr>
+                <w:sz w:val="14"/>
+                <w:szCs w:val="14"/>
+                <w:rFonts w:ascii="Times New Roman" w:hAnsi="Times New Roman" w:cs="Times New Roman"/>
+              </w:rPr>
+              <w:t>10Sep26</w:t>
+            </w:r>
+          </w:p>
+        </w:tc>
+        <w:tc>
+          <w:tcPr>
+            <w:tcW w:w="1049" w:type="dxa"/>
+            <w:tcBorders>
+              <w:top w:val="single" w:sz="8" w:space="0" w:color="auto"/>
+              <w:left w:val="single" w:sz="8" w:space="0" w:color="auto"/>
+              <w:bottom w:val="single" w:sz="8" w:space="0" w:color="auto"/>
+              <w:right w:val="single" w:sz="8" w:space="0" w:color="auto"/>
+            </w:tcBorders>
+            <w:vAlign w:val="center"/>
+          </w:tcPr>
+          <w:p>
+            <w:pPr>
+              <w:jc w:val="center"/>
+              <w:spacing w:before="0" w:after="0" w:line="240" w:lineRule="auto"/>
+              <w:rPr>
+                <w:rFonts w:ascii="Times New Roman" w:hAnsi="Times New Roman"/>
+                <w:sz w:val="14"/>
+                <w:szCs w:val="14"/>
+              </w:rPr>
+            </w:pPr>
+            <w:r>
+              <w:rPr>
+                <w:sz w:val="14"/>
+                <w:szCs w:val="14"/>
+                <w:rFonts w:ascii="Times New Roman" w:hAnsi="Times New Roman" w:cs="Times New Roman"/>
+              </w:rPr>
+              <w:t>SMO</w:t>
+            </w:r>
+          </w:p>
+        </w:tc>
+        <w:tc>
+          <w:tcPr>
+            <w:tcW w:w="786" w:type="dxa"/>
+            <w:gridSpan w:val="3"/>
+            <w:tcBorders>
+              <w:top w:val="single" w:sz="8" w:space="0" w:color="auto"/>
+              <w:left w:val="single" w:sz="8" w:space="0" w:color="auto"/>
+              <w:bottom w:val="single" w:sz="8" w:space="0" w:color="auto"/>
+              <w:right w:val="single" w:sz="8" w:space="0" w:color="auto"/>
+            </w:tcBorders>
+            <w:vAlign w:val="center"/>
+          </w:tcPr>
+          <w:p>
+            <w:pPr>
+              <w:jc w:val="center"/>
+            </w:pPr>
+            <w:r>
+              <w:rPr>
+                <w:color w:val="000000" w:themeColor="text1"/>
+                <w:sz w:val="14"/>
+                <w:szCs w:val="14"/>
+                <w:rFonts w:ascii="Times New Roman" w:hAnsi="Times New Roman" w:cs="Times New Roman"/>
+              </w:rPr>
+              <w:t xml:space="preserve">Week on Testing Date</w:t>
+            </w:r>
+          </w:p>
+        </w:tc>
+        <w:tc>
+          <w:tcPr>
+            <w:tcW w:w="1419" w:type="dxa"/>
+            <w:tcBorders>
+              <w:top w:val="single" w:sz="8" w:space="0" w:color="auto"/>
+              <w:left w:val="nil"/>
+              <w:bottom w:val="single" w:sz="8" w:space="0" w:color="auto"/>
+              <w:right w:val="single" w:sz="8" w:space="0" w:color="auto"/>
+            </w:tcBorders>
+            <w:vAlign w:val="center"/>
+          </w:tcPr>
+          <w:p>
+            <w:pPr>
+              <w:jc w:val="center"/>
+              <w:spacing w:before="0" w:after="0" w:line="240" w:lineRule="auto"/>
+              <w:rPr>
+                <w:rFonts w:ascii="Times New Roman" w:hAnsi="Times New Roman"/>
+                <w:sz w:val="14"/>
+                <w:szCs w:val="14"/>
+              </w:rPr>
+            </w:pPr>
+            <w:r>
+              <w:rPr>
+                <w:sz w:val="14"/>
+                <w:szCs w:val="14"/>
+                <w:rFonts w:ascii="Times New Roman" w:hAnsi="Times New Roman" w:cs="Times New Roman"/>
+              </w:rPr>
+              <w:t>1 CFU (ISO 8 114)</w:t>
+            </w:r>
+          </w:p>
+        </w:tc>
+        <w:tc>
+          <w:tcPr>
+            <w:tcW w:w="1444" w:type="dxa"/>
+            <w:tcBorders>
+              <w:top w:val="single" w:sz="8" w:space="0" w:color="auto"/>
+              <w:left w:val="single" w:sz="8" w:space="0" w:color="auto"/>
+              <w:bottom w:val="single" w:sz="8" w:space="0" w:color="auto"/>
+              <w:right w:val="single" w:sz="8" w:space="0" w:color="auto"/>
+            </w:tcBorders>
+            <w:vAlign w:val="center"/>
+          </w:tcPr>
+          <w:p>
+            <w:pPr>
+              <w:jc w:val="center"/>
+              <w:spacing w:before="0" w:after="0" w:line="240" w:lineRule="auto"/>
+              <w:rPr>
+                <w:rFonts w:ascii="Times New Roman" w:hAnsi="Times New Roman"/>
+                <w:sz w:val="14"/>
+                <w:szCs w:val="14"/>
+              </w:rPr>
+            </w:pPr>
+            <w:hyperlink r:id="rId12" w:history="1">
+              <w:r>
+                <w:rPr>
+                  <w:rFonts w:ascii="Times New Roman" w:hAnsi="Times New Roman"/>
+                  <w:color w:val="0000FF"/>
+                  <w:sz w:val="14"/>
+                  <w:szCs w:val="14"/>
+                  <w:u w:val="single"/>
+                </w:rPr>
+                <w:t>ETX-260921-0520</w:t>
+              </w:r>
+            </w:hyperlink>
+          </w:p>
+        </w:tc>
+        <w:tc>
+          <w:tcPr>
+            <w:tcW w:w="1441" w:type="dxa"/>
+            <w:gridSpan w:val="2"/>
+            <w:tcBorders>
+              <w:top w:val="single" w:sz="8" w:space="0" w:color="auto"/>
+              <w:left w:val="single" w:sz="8" w:space="0" w:color="auto"/>
+              <w:bottom w:val="single" w:sz="8" w:space="0" w:color="auto"/>
+              <w:right w:val="single" w:sz="8" w:space="0" w:color="auto"/>
+            </w:tcBorders>
+            <w:vAlign w:val="center"/>
+          </w:tcPr>
+          <w:p>
+            <w:pPr>
+              <w:jc w:val="center"/>
+              <w:spacing w:before="0" w:after="0" w:line="240" w:lineRule="auto"/>
+              <w:rPr>
+                <w:rFonts w:ascii="Times New Roman" w:hAnsi="Times New Roman"/>
+                <w:sz w:val="13"/>
+                <w:szCs w:val="13"/>
+              </w:rPr>
+            </w:pPr>
+            <w:r>
+              <w:rPr>
+                <w:i/>
+                <w:iCs/>
+                <w:sz w:val="13"/>
+                <w:szCs w:val="13"/>
+                <w:rFonts w:ascii="Times New Roman" w:hAnsi="Times New Roman" w:cs="Times New Roman"/>
+              </w:rPr>
+              <w:t>Micrococcus luteus</w:t>
+            </w:r>
+            <w:r>
+              <w:rPr>
+                <w:sz w:val="13"/>
+                <w:szCs w:val="13"/>
+                <w:rFonts w:ascii="Times New Roman" w:hAnsi="Times New Roman" w:cs="Times New Roman"/>
+              </w:rPr>
+              <w:br/>
+              <w:t>(Gram (+) cocci)</w:t>
+            </w:r>
+          </w:p>
+        </w:tc>
+        <w:tc>
+          <w:tcPr>
+            <w:tcW w:w="460" w:type="dxa"/>
+            <w:tcBorders>
+              <w:top w:val="single" w:sz="8" w:space="0" w:color="auto"/>
+              <w:left w:val="nil"/>
+              <w:bottom w:val="single" w:sz="8" w:space="0" w:color="auto"/>
+              <w:right w:val="single" w:sz="8" w:space="0" w:color="auto"/>
+            </w:tcBorders>
+            <w:vAlign w:val="center"/>
+          </w:tcPr>
+          <w:p>
+            <w:pPr>
+              <w:jc w:val="center"/>
+              <w:rPr>
+                <w:rFonts w:ascii="Times New Roman" w:hAnsi="Times New Roman"/>
+                <w:sz w:val="14"/>
+                <w:szCs w:val="14"/>
+              </w:rPr>
+            </w:pPr>
+            <w:r>
+              <w:rPr>
+                <w:sz w:val="14"/>
+                <w:szCs w:val="14"/>
+                <w:rFonts w:ascii="Times New Roman" w:hAnsi="Times New Roman" w:cs="Times New Roman"/>
+              </w:rPr>
+              <w:t xml:space="preserve">None </w:t>
+            </w:r>
+          </w:p>
+        </w:tc>
+      </w:tr>
+      <w:tr>
+        <w:trPr>
+          <w:trHeight w:val="300"/>
+          <w:trHeight w:val="220" w:hRule="atLeast"/>
+        </w:trPr>
+        <w:tc>
+          <w:tcPr>
+            <w:tcW w:w="9340" w:type="dxa"/>
+            <w:gridSpan w:val="13"/>
+            <w:tcBorders>
+              <w:top w:val="single" w:sz="8" w:space="0" w:color="auto"/>
+              <w:left w:val="single" w:sz="8" w:space="0" w:color="auto"/>
+              <w:bottom w:val="single" w:sz="8" w:space="0" w:color="auto"/>
+              <w:right w:val="single" w:sz="8" w:space="0" w:color="000000" w:themeColor="text1"/>
+            </w:tcBorders>
+            <w:shd w:val="clear" w:color="auto" w:fill="D9D9D9" w:themeFill="background1" w:themeFillShade="D9"/>
+            <w:vAlign w:val="center"/>
+          </w:tcPr>
+          <w:p>
+            <w:r>
+              <w:rPr>
+                <w:b/>
+                <w:bCs/>
+                <w:color w:val="000000" w:themeColor="text1"/>
+                <w:sz w:val="14"/>
+                <w:szCs w:val="14"/>
+                <w:rFonts w:ascii="Times New Roman" w:hAnsi="Times New Roman" w:cs="Times New Roman"/>
+              </w:rPr>
+              <w:t xml:space="preserve">   Surface Sampling of Anteroom and Cleanroom Bracketing </w:t>
+            </w:r>
+          </w:p>
+        </w:tc>
+      </w:tr>
+      <w:tr>
+        <w:trPr>
+          <w:trHeight w:val="255"/>
+          <w:trHeight w:val="220" w:hRule="atLeast"/>
+        </w:trPr>
+        <w:tc>
+          <w:tcPr>
+            <w:tcW w:w="969" w:type="dxa"/>
+            <w:gridSpan w:val="2"/>
+            <w:tcBorders>
+              <w:top w:val="single" w:sz="8" w:space="0" w:color="auto"/>
+              <w:left w:val="single" w:sz="8" w:space="0" w:color="auto"/>
+              <w:bottom w:val="single" w:sz="8" w:space="0" w:color="auto"/>
+              <w:right w:val="single" w:sz="8" w:space="0" w:color="auto"/>
+            </w:tcBorders>
+            <w:vAlign w:val="center"/>
+          </w:tcPr>
+          <w:p>
+            <w:pPr>
+              <w:jc w:val="center"/>
+            </w:pPr>
+            <w:r>
+              <w:rPr>
+                <w:color w:val="000000" w:themeColor="text1"/>
+                <w:sz w:val="14"/>
+                <w:szCs w:val="14"/>
+                <w:rFonts w:ascii="Times New Roman" w:hAnsi="Times New Roman" w:cs="Times New Roman"/>
+              </w:rPr>
+              <w:t>Surface Sampling of Cleanrooms</w:t>
+            </w:r>
+          </w:p>
+        </w:tc>
+        <w:tc>
+          <w:tcPr>
+            <w:tcW w:w="566" w:type="dxa"/>
+            <w:tcBorders>
+              <w:top w:val="single" w:sz="8" w:space="0" w:color="auto"/>
+              <w:left w:val="nil"/>
+              <w:bottom w:val="single" w:sz="8" w:space="0" w:color="auto"/>
+              <w:right w:val="single" w:sz="8" w:space="0" w:color="auto"/>
+            </w:tcBorders>
+            <w:vAlign w:val="center"/>
+          </w:tcPr>
+          <w:p>
+            <w:pPr>
+              <w:jc w:val="center"/>
+            </w:pPr>
+            <w:r>
+              <w:rPr>
+                <w:color w:val="000000" w:themeColor="text1"/>
+                <w:sz w:val="14"/>
+                <w:szCs w:val="14"/>
+                <w:rFonts w:ascii="Times New Roman" w:hAnsi="Times New Roman" w:cs="Times New Roman"/>
+              </w:rPr>
+              <w:t xml:space="preserve">Weekly</w:t>
+            </w:r>
+          </w:p>
+        </w:tc>
+        <w:tc>
+          <w:tcPr>
+            <w:tcW w:w="1206" w:type="dxa"/>
+            <w:tcBorders>
+              <w:top w:val="single" w:sz="8" w:space="0" w:color="auto"/>
+              <w:left w:val="single" w:sz="8" w:space="0" w:color="auto"/>
+              <w:bottom w:val="single" w:sz="8" w:space="0" w:color="auto"/>
+              <w:right w:val="single" w:sz="8" w:space="0" w:color="auto"/>
+            </w:tcBorders>
+            <w:vAlign w:val="center"/>
+          </w:tcPr>
+          <w:p>
+            <w:pPr>
+              <w:jc w:val="center"/>
+              <w:spacing w:before="0" w:after="0" w:line="240" w:lineRule="auto"/>
+              <w:rPr>
+                <w:rFonts w:ascii="Times New Roman" w:hAnsi="Times New Roman"/>
+                <w:sz w:val="14"/>
+                <w:szCs w:val="14"/>
+              </w:rPr>
+            </w:pPr>
+            <w:r>
+              <w:rPr>
+                <w:sz w:val="14"/>
+                <w:szCs w:val="14"/>
+                <w:rFonts w:ascii="Times New Roman" w:hAnsi="Times New Roman" w:cs="Times New Roman"/>
+              </w:rPr>
+              <w:t>10Sep26</w:t>
+            </w:r>
+          </w:p>
+        </w:tc>
+        <w:tc>
+          <w:tcPr>
+            <w:tcW w:w="1049" w:type="dxa"/>
+            <w:tcBorders>
+              <w:top w:val="single" w:sz="8" w:space="0" w:color="auto"/>
+              <w:left w:val="single" w:sz="8" w:space="0" w:color="auto"/>
+              <w:bottom w:val="single" w:sz="8" w:space="0" w:color="auto"/>
+              <w:right w:val="single" w:sz="8" w:space="0" w:color="auto"/>
+            </w:tcBorders>
+            <w:vAlign w:val="center"/>
+          </w:tcPr>
+          <w:p>
+            <w:pPr>
+              <w:jc w:val="center"/>
+              <w:spacing w:before="0" w:after="0" w:line="240" w:lineRule="auto"/>
+              <w:rPr>
+                <w:rFonts w:ascii="Times New Roman" w:hAnsi="Times New Roman"/>
+                <w:sz w:val="14"/>
+                <w:szCs w:val="14"/>
+              </w:rPr>
+            </w:pPr>
+            <w:r>
+              <w:rPr>
+                <w:sz w:val="14"/>
+                <w:szCs w:val="14"/>
+                <w:rFonts w:ascii="Times New Roman" w:hAnsi="Times New Roman" w:cs="Times New Roman"/>
+              </w:rPr>
+              <w:t>SMO</w:t>
+            </w:r>
+          </w:p>
+        </w:tc>
+        <w:tc>
+          <w:tcPr>
+            <w:tcW w:w="786" w:type="dxa"/>
+            <w:gridSpan w:val="3"/>
+            <w:tcBorders>
+              <w:top w:val="single" w:sz="8" w:space="0" w:color="auto"/>
+              <w:left w:val="single" w:sz="8" w:space="0" w:color="auto"/>
+              <w:bottom w:val="single" w:sz="8" w:space="0" w:color="auto"/>
+              <w:right w:val="single" w:sz="8" w:space="0" w:color="auto"/>
+            </w:tcBorders>
+            <w:vAlign w:val="center"/>
+          </w:tcPr>
+          <w:p>
+            <w:pPr>
+              <w:jc w:val="center"/>
+            </w:pPr>
+            <w:r>
+              <w:rPr>
+                <w:color w:val="000000" w:themeColor="text1"/>
+                <w:sz w:val="14"/>
+                <w:szCs w:val="14"/>
+                <w:rFonts w:ascii="Times New Roman" w:hAnsi="Times New Roman" w:cs="Times New Roman"/>
+              </w:rPr>
+              <w:t xml:space="preserve">Week on Testing Date</w:t>
+            </w:r>
+          </w:p>
+        </w:tc>
+        <w:tc>
+          <w:tcPr>
+            <w:tcW w:w="1419" w:type="dxa"/>
+            <w:tcBorders>
+              <w:top w:val="single" w:sz="8" w:space="0" w:color="auto"/>
+              <w:left w:val="nil"/>
+              <w:bottom w:val="single" w:sz="8" w:space="0" w:color="auto"/>
+              <w:right w:val="single" w:sz="8" w:space="0" w:color="auto"/>
+            </w:tcBorders>
+            <w:vAlign w:val="center"/>
+          </w:tcPr>
+          <w:p>
+            <w:pPr>
+              <w:jc w:val="center"/>
+              <w:spacing w:before="0" w:after="0" w:line="240" w:lineRule="auto"/>
+              <w:rPr>
+                <w:rFonts w:ascii="Times New Roman" w:hAnsi="Times New Roman"/>
+                <w:sz w:val="14"/>
+                <w:szCs w:val="14"/>
+              </w:rPr>
+            </w:pPr>
+            <w:r>
+              <w:rPr>
+                <w:sz w:val="14"/>
+                <w:szCs w:val="14"/>
+                <w:rFonts w:ascii="Times New Roman" w:hAnsi="Times New Roman" w:cs="Times New Roman"/>
+              </w:rPr>
+              <w:t>No growth</w:t>
+            </w:r>
+          </w:p>
+        </w:tc>
+        <w:tc>
+          <w:tcPr>
+            <w:tcW w:w="1444" w:type="dxa"/>
+            <w:tcBorders>
+              <w:top w:val="single" w:sz="8" w:space="0" w:color="auto"/>
+              <w:left w:val="single" w:sz="8" w:space="0" w:color="auto"/>
+              <w:bottom w:val="single" w:sz="8" w:space="0" w:color="auto"/>
+              <w:right w:val="single" w:sz="8" w:space="0" w:color="auto"/>
+            </w:tcBorders>
+            <w:vAlign w:val="center"/>
+          </w:tcPr>
+          <w:p>
+            <w:pPr>
+              <w:jc w:val="center"/>
+              <w:spacing w:before="0" w:after="0" w:line="240" w:lineRule="auto"/>
+              <w:rPr>
+                <w:rFonts w:ascii="Times New Roman" w:hAnsi="Times New Roman"/>
+                <w:sz w:val="14"/>
+                <w:szCs w:val="14"/>
+              </w:rPr>
+            </w:pPr>
+            <w:r>
+              <w:rPr>
+                <w:sz w:val="14"/>
+                <w:szCs w:val="14"/>
+                <w:rFonts w:ascii="Times New Roman" w:hAnsi="Times New Roman" w:cs="Times New Roman"/>
+              </w:rPr>
+              <w:t>N/A</w:t>
+            </w:r>
+          </w:p>
+        </w:tc>
+        <w:tc>
+          <w:tcPr>
+            <w:tcW w:w="1441" w:type="dxa"/>
+            <w:gridSpan w:val="2"/>
+            <w:tcBorders>
+              <w:top w:val="single" w:sz="8" w:space="0" w:color="auto"/>
+              <w:left w:val="single" w:sz="8" w:space="0" w:color="auto"/>
+              <w:bottom w:val="single" w:sz="8" w:space="0" w:color="auto"/>
+              <w:right w:val="single" w:sz="8" w:space="0" w:color="auto"/>
+            </w:tcBorders>
+            <w:vAlign w:val="center"/>
+          </w:tcPr>
+          <w:p>
+            <w:pPr>
+              <w:jc w:val="center"/>
+              <w:spacing w:before="0" w:after="0" w:line="240" w:lineRule="auto"/>
+              <w:rPr>
+                <w:rFonts w:ascii="Times New Roman" w:hAnsi="Times New Roman"/>
+                <w:sz w:val="14"/>
+                <w:szCs w:val="14"/>
+              </w:rPr>
+            </w:pPr>
+            <w:r>
+              <w:rPr>
+                <w:sz w:val="14"/>
+                <w:szCs w:val="14"/>
+                <w:rFonts w:ascii="Times New Roman" w:hAnsi="Times New Roman" w:cs="Times New Roman"/>
+              </w:rPr>
+              <w:t>N/A</w:t>
+            </w:r>
+          </w:p>
+        </w:tc>
+        <w:tc>
+          <w:tcPr>
+            <w:tcW w:w="460" w:type="dxa"/>
+            <w:tcBorders>
+              <w:top w:val="single" w:sz="8" w:space="0" w:color="auto"/>
+              <w:left w:val="nil"/>
+              <w:bottom w:val="single" w:sz="8" w:space="0" w:color="auto"/>
+              <w:right w:val="single" w:sz="8" w:space="0" w:color="auto"/>
+            </w:tcBorders>
+            <w:vAlign w:val="center"/>
+          </w:tcPr>
+          <w:p>
+            <w:pPr>
+              <w:jc w:val="center"/>
+              <w:rPr>
+                <w:rFonts w:ascii="Times New Roman" w:hAnsi="Times New Roman"/>
+                <w:sz w:val="14"/>
+                <w:szCs w:val="14"/>
+              </w:rPr>
+            </w:pPr>
+            <w:r>
+              <w:rPr>
+                <w:sz w:val="14"/>
+                <w:szCs w:val="14"/>
+                <w:rFonts w:ascii="Times New Roman" w:hAnsi="Times New Roman" w:cs="Times New Roman"/>
+              </w:rPr>
+              <w:t>None</w:t>
+            </w:r>
+          </w:p>
+        </w:tc>
+      </w:tr>
+    </w:tbl>
   </w:body>
 </w:document>
 </file>

--- a/scratch/Tables OOS-262098 Solyn LLC (E75000) - USP71.docx
+++ b/scratch/Tables OOS-262098 Solyn LLC (E75000) - USP71.docx
@@ -2289,16 +2289,26 @@
             <w:vAlign w:val="center"/>
           </w:tcPr>
           <w:p>
-            <w:r>
-              <w:rPr>
+            <w:pPr>
+              <w:jc w:val="center"/>
+              <w:spacing w:before="0" w:after="0" w:line="240" w:lineRule="auto"/>
+              <w:rPr>
+                <w:rFonts w:ascii="Times New Roman" w:hAnsi="Times New Roman"/>
                 <w:b/>
                 <w:bCs/>
-                <w:color w:val="000000" w:themeColor="text1"/>
-                <w:sz w:val="14"/>
-                <w:szCs w:val="14"/>
-                <w:rFonts w:ascii="Times New Roman" w:hAnsi="Times New Roman" w:cs="Times New Roman"/>
-              </w:rPr>
-              <w:t>Biological Safety Cabinet EM Bracketing Biological Safety Cabinet (BSC)</w:t>
+                <w:sz w:val="14"/>
+                <w:szCs w:val="14"/>
+              </w:rPr>
+            </w:pPr>
+            <w:r>
+              <w:rPr>
+                <w:b/>
+                <w:bCs/>
+                <w:sz w:val="14"/>
+                <w:szCs w:val="14"/>
+                <w:rFonts w:ascii="Times New Roman" w:hAnsi="Times New Roman" w:cs="Times New Roman"/>
+              </w:rPr>
+              <w:t>Biological Safety Cabinet EM Bracketing - ISO 5 BSC E001316 (Suite 114)</w:t>
             </w:r>
           </w:p>
         </w:tc>
@@ -4837,16 +4847,26 @@
             <w:vAlign w:val="center"/>
           </w:tcPr>
           <w:p>
-            <w:r>
-              <w:rPr>
+            <w:pPr>
+              <w:jc w:val="center"/>
+              <w:spacing w:before="0" w:after="0" w:line="240" w:lineRule="auto"/>
+              <w:rPr>
+                <w:rFonts w:ascii="Times New Roman" w:hAnsi="Times New Roman"/>
                 <w:b/>
                 <w:bCs/>
-                <w:color w:val="000000" w:themeColor="text1"/>
-                <w:sz w:val="14"/>
-                <w:szCs w:val="14"/>
-                <w:rFonts w:ascii="Times New Roman" w:hAnsi="Times New Roman" w:cs="Times New Roman"/>
-              </w:rPr>
-              <w:t xml:space="preserve">   Weekly Active Air Sampling Bracketing</w:t>
+                <w:sz w:val="14"/>
+                <w:szCs w:val="14"/>
+              </w:rPr>
+            </w:pPr>
+            <w:r>
+              <w:rPr>
+                <w:b/>
+                <w:bCs/>
+                <w:sz w:val="14"/>
+                <w:szCs w:val="14"/>
+                <w:rFonts w:ascii="Times New Roman" w:hAnsi="Times New Roman" w:cs="Times New Roman"/>
+              </w:rPr>
+              <w:t>Weekly Active Air Sampling Bracketing (Suite 114)</w:t>
             </w:r>
           </w:p>
         </w:tc>
@@ -5180,16 +5200,26 @@
             <w:vAlign w:val="center"/>
           </w:tcPr>
           <w:p>
-            <w:r>
-              <w:rPr>
+            <w:pPr>
+              <w:jc w:val="center"/>
+              <w:spacing w:before="0" w:after="0" w:line="240" w:lineRule="auto"/>
+              <w:rPr>
+                <w:rFonts w:ascii="Times New Roman" w:hAnsi="Times New Roman"/>
                 <w:b/>
                 <w:bCs/>
-                <w:color w:val="000000" w:themeColor="text1"/>
-                <w:sz w:val="14"/>
-                <w:szCs w:val="14"/>
-                <w:rFonts w:ascii="Times New Roman" w:hAnsi="Times New Roman" w:cs="Times New Roman"/>
-              </w:rPr>
-              <w:t xml:space="preserve">   Surface Sampling of Anteroom and Cleanroom Bracketing </w:t>
+                <w:sz w:val="14"/>
+                <w:szCs w:val="14"/>
+              </w:rPr>
+            </w:pPr>
+            <w:r>
+              <w:rPr>
+                <w:b/>
+                <w:bCs/>
+                <w:sz w:val="14"/>
+                <w:szCs w:val="14"/>
+                <w:rFonts w:ascii="Times New Roman" w:hAnsi="Times New Roman" w:cs="Times New Roman"/>
+              </w:rPr>
+              <w:t>Weekly Surface Sampling of Cleanrooms Bracketing (Suite 114)</w:t>
             </w:r>
           </w:p>
         </w:tc>
@@ -6006,7 +6036,7 @@
                 <w:szCs w:val="14"/>
                 <w:rFonts w:ascii="Times New Roman" w:hAnsi="Times New Roman" w:cs="Times New Roman"/>
               </w:rPr>
-              <w:t>10Sep26</w:t>
+              <w:t>14Sep26</w:t>
             </w:r>
           </w:p>
         </w:tc>
@@ -6043,7 +6073,7 @@
                 <w:szCs w:val="14"/>
                 <w:rFonts w:ascii="Times New Roman" w:hAnsi="Times New Roman" w:cs="Times New Roman"/>
               </w:rPr>
-              <w:t>AO</w:t>
+              <w:t>AOD</w:t>
             </w:r>
           </w:p>
         </w:tc>
@@ -6390,7 +6420,7 @@
                 <w:szCs w:val="14"/>
                 <w:rFonts w:ascii="Times New Roman" w:hAnsi="Times New Roman" w:cs="Times New Roman"/>
               </w:rPr>
-              <w:t>AO</w:t>
+              <w:t>AOD</w:t>
             </w:r>
           </w:p>
         </w:tc>
@@ -6727,7 +6757,7 @@
                 <w:szCs w:val="14"/>
                 <w:rFonts w:ascii="Times New Roman" w:hAnsi="Times New Roman" w:cs="Times New Roman"/>
               </w:rPr>
-              <w:t>AO</w:t>
+              <w:t>AOD</w:t>
             </w:r>
           </w:p>
         </w:tc>
@@ -6960,16 +6990,26 @@
             <w:vAlign w:val="center"/>
           </w:tcPr>
           <w:p>
-            <w:r>
-              <w:rPr>
+            <w:pPr>
+              <w:jc w:val="center"/>
+              <w:spacing w:before="0" w:after="0" w:line="240" w:lineRule="auto"/>
+              <w:rPr>
+                <w:rFonts w:ascii="Times New Roman" w:hAnsi="Times New Roman"/>
                 <w:b/>
                 <w:bCs/>
-                <w:color w:val="000000" w:themeColor="text1"/>
-                <w:sz w:val="14"/>
-                <w:szCs w:val="14"/>
-                <w:rFonts w:ascii="Times New Roman" w:hAnsi="Times New Roman" w:cs="Times New Roman"/>
-              </w:rPr>
-              <w:t>Biological Safety Cabinet EM Bracketing Biological Safety Cabinet (BSC)</w:t>
+                <w:sz w:val="14"/>
+                <w:szCs w:val="14"/>
+              </w:rPr>
+            </w:pPr>
+            <w:r>
+              <w:rPr>
+                <w:b/>
+                <w:bCs/>
+                <w:sz w:val="14"/>
+                <w:szCs w:val="14"/>
+                <w:rFonts w:ascii="Times New Roman" w:hAnsi="Times New Roman" w:cs="Times New Roman"/>
+              </w:rPr>
+              <w:t>Biological Safety Cabinet EM Bracketing - ISO 5 BSC E001314 (Suite 115)</w:t>
             </w:r>
           </w:p>
         </w:tc>
@@ -7074,7 +7114,7 @@
                 <w:szCs w:val="14"/>
                 <w:rFonts w:ascii="Times New Roman" w:hAnsi="Times New Roman" w:cs="Times New Roman"/>
               </w:rPr>
-              <w:t>10Sep26</w:t>
+              <w:t>14Sep26</w:t>
             </w:r>
           </w:p>
         </w:tc>
@@ -7111,7 +7151,7 @@
                 <w:szCs w:val="14"/>
                 <w:rFonts w:ascii="Times New Roman" w:hAnsi="Times New Roman" w:cs="Times New Roman"/>
               </w:rPr>
-              <w:t>AO</w:t>
+              <w:t>AOD</w:t>
             </w:r>
           </w:p>
         </w:tc>
@@ -7472,7 +7512,7 @@
                 <w:szCs w:val="14"/>
                 <w:rFonts w:ascii="Times New Roman" w:hAnsi="Times New Roman" w:cs="Times New Roman"/>
               </w:rPr>
-              <w:t>AO</w:t>
+              <w:t>AOD</w:t>
             </w:r>
           </w:p>
         </w:tc>
@@ -7809,7 +7849,7 @@
                 <w:szCs w:val="14"/>
                 <w:rFonts w:ascii="Times New Roman" w:hAnsi="Times New Roman" w:cs="Times New Roman"/>
               </w:rPr>
-              <w:t>AO</w:t>
+              <w:t>AOD</w:t>
             </w:r>
           </w:p>
         </w:tc>
@@ -8119,7 +8159,7 @@
                 <w:szCs w:val="14"/>
                 <w:rFonts w:ascii="Times New Roman" w:hAnsi="Times New Roman" w:cs="Times New Roman"/>
               </w:rPr>
-              <w:t>10Sep26</w:t>
+              <w:t>14Sep26</w:t>
             </w:r>
           </w:p>
         </w:tc>
@@ -8156,7 +8196,7 @@
                 <w:szCs w:val="14"/>
                 <w:rFonts w:ascii="Times New Roman" w:hAnsi="Times New Roman" w:cs="Times New Roman"/>
               </w:rPr>
-              <w:t>AO</w:t>
+              <w:t>AOD</w:t>
             </w:r>
           </w:p>
         </w:tc>
@@ -8504,7 +8544,7 @@
                 <w:szCs w:val="14"/>
                 <w:rFonts w:ascii="Times New Roman" w:hAnsi="Times New Roman" w:cs="Times New Roman"/>
               </w:rPr>
-              <w:t>AO</w:t>
+              <w:t>AOD</w:t>
             </w:r>
           </w:p>
         </w:tc>
@@ -8841,7 +8881,7 @@
                 <w:szCs w:val="14"/>
                 <w:rFonts w:ascii="Times New Roman" w:hAnsi="Times New Roman" w:cs="Times New Roman"/>
               </w:rPr>
-              <w:t>AO</w:t>
+              <w:t>AOD</w:t>
             </w:r>
           </w:p>
         </w:tc>
@@ -9071,16 +9111,26 @@
             <w:vAlign w:val="center"/>
           </w:tcPr>
           <w:p>
-            <w:r>
-              <w:rPr>
+            <w:pPr>
+              <w:jc w:val="center"/>
+              <w:spacing w:before="0" w:after="0" w:line="240" w:lineRule="auto"/>
+              <w:rPr>
+                <w:rFonts w:ascii="Times New Roman" w:hAnsi="Times New Roman"/>
                 <w:b/>
                 <w:bCs/>
-                <w:color w:val="000000" w:themeColor="text1"/>
-                <w:sz w:val="14"/>
-                <w:szCs w:val="14"/>
-                <w:rFonts w:ascii="Times New Roman" w:hAnsi="Times New Roman" w:cs="Times New Roman"/>
-              </w:rPr>
-              <w:t xml:space="preserve">   Weekly Active Air Sampling Bracketing</w:t>
+                <w:sz w:val="14"/>
+                <w:szCs w:val="14"/>
+              </w:rPr>
+            </w:pPr>
+            <w:r>
+              <w:rPr>
+                <w:b/>
+                <w:bCs/>
+                <w:sz w:val="14"/>
+                <w:szCs w:val="14"/>
+                <w:rFonts w:ascii="Times New Roman" w:hAnsi="Times New Roman" w:cs="Times New Roman"/>
+              </w:rPr>
+              <w:t>Weekly Active Air Sampling Bracketing (Suite 115)</w:t>
             </w:r>
           </w:p>
         </w:tc>
@@ -9170,7 +9220,7 @@
                 <w:szCs w:val="14"/>
                 <w:rFonts w:ascii="Times New Roman" w:hAnsi="Times New Roman" w:cs="Times New Roman"/>
               </w:rPr>
-              <w:t>10Sep26</w:t>
+              <w:t>15Sep26</w:t>
             </w:r>
           </w:p>
         </w:tc>
@@ -9259,7 +9309,7 @@
                 <w:szCs w:val="14"/>
                 <w:rFonts w:ascii="Times New Roman" w:hAnsi="Times New Roman" w:cs="Times New Roman"/>
               </w:rPr>
-              <w:t>1 CFU (ISO 8 114)</w:t>
+              <w:t>No growth</w:t>
             </w:r>
           </w:p>
         </w:tc>
@@ -9284,18 +9334,14 @@
                 <w:szCs w:val="14"/>
               </w:rPr>
             </w:pPr>
-            <w:hyperlink r:id="rId12" w:history="1">
-              <w:r>
-                <w:rPr>
-                  <w:rFonts w:ascii="Times New Roman" w:hAnsi="Times New Roman"/>
-                  <w:color w:val="0000FF"/>
-                  <w:sz w:val="14"/>
-                  <w:szCs w:val="14"/>
-                  <w:u w:val="single"/>
-                </w:rPr>
-                <w:t>ETX-260921-0520</w:t>
-              </w:r>
-            </w:hyperlink>
+            <w:r>
+              <w:rPr>
+                <w:sz w:val="14"/>
+                <w:szCs w:val="14"/>
+                <w:rFonts w:ascii="Times New Roman" w:hAnsi="Times New Roman" w:cs="Times New Roman"/>
+              </w:rPr>
+              <w:t>N/A</w:t>
+            </w:r>
           </w:p>
         </w:tc>
         <w:tc>
@@ -9316,28 +9362,17 @@
               <w:spacing w:before="0" w:after="0" w:line="240" w:lineRule="auto"/>
               <w:rPr>
                 <w:rFonts w:ascii="Times New Roman" w:hAnsi="Times New Roman"/>
-                <w:sz w:val="13"/>
-                <w:szCs w:val="13"/>
-              </w:rPr>
-            </w:pPr>
-            <w:r>
-              <w:rPr>
-                <w:i/>
-                <w:iCs/>
-                <w:sz w:val="13"/>
-                <w:szCs w:val="13"/>
-                <w:rFonts w:ascii="Times New Roman" w:hAnsi="Times New Roman" w:cs="Times New Roman"/>
-              </w:rPr>
-              <w:t>Micrococcus luteus</w:t>
-            </w:r>
-            <w:r>
-              <w:rPr>
-                <w:sz w:val="13"/>
-                <w:szCs w:val="13"/>
-                <w:rFonts w:ascii="Times New Roman" w:hAnsi="Times New Roman" w:cs="Times New Roman"/>
-              </w:rPr>
-              <w:br/>
-              <w:t>(Gram (+) cocci)</w:t>
+                <w:sz w:val="14"/>
+                <w:szCs w:val="14"/>
+              </w:rPr>
+            </w:pPr>
+            <w:r>
+              <w:rPr>
+                <w:sz w:val="14"/>
+                <w:szCs w:val="14"/>
+                <w:rFonts w:ascii="Times New Roman" w:hAnsi="Times New Roman" w:cs="Times New Roman"/>
+              </w:rPr>
+              <w:t>None</w:t>
             </w:r>
           </w:p>
         </w:tc>
@@ -9391,16 +9426,26 @@
             <w:vAlign w:val="center"/>
           </w:tcPr>
           <w:p>
-            <w:r>
-              <w:rPr>
+            <w:pPr>
+              <w:jc w:val="center"/>
+              <w:spacing w:before="0" w:after="0" w:line="240" w:lineRule="auto"/>
+              <w:rPr>
+                <w:rFonts w:ascii="Times New Roman" w:hAnsi="Times New Roman"/>
                 <w:b/>
                 <w:bCs/>
-                <w:color w:val="000000" w:themeColor="text1"/>
-                <w:sz w:val="14"/>
-                <w:szCs w:val="14"/>
-                <w:rFonts w:ascii="Times New Roman" w:hAnsi="Times New Roman" w:cs="Times New Roman"/>
-              </w:rPr>
-              <w:t xml:space="preserve">   Surface Sampling of Anteroom and Cleanroom Bracketing </w:t>
+                <w:sz w:val="14"/>
+                <w:szCs w:val="14"/>
+              </w:rPr>
+            </w:pPr>
+            <w:r>
+              <w:rPr>
+                <w:b/>
+                <w:bCs/>
+                <w:sz w:val="14"/>
+                <w:szCs w:val="14"/>
+                <w:rFonts w:ascii="Times New Roman" w:hAnsi="Times New Roman" w:cs="Times New Roman"/>
+              </w:rPr>
+              <w:t>Weekly Surface Sampling of Cleanrooms Bracketing (Suite 115)</w:t>
             </w:r>
           </w:p>
         </w:tc>
@@ -9490,7 +9535,7 @@
                 <w:szCs w:val="14"/>
                 <w:rFonts w:ascii="Times New Roman" w:hAnsi="Times New Roman" w:cs="Times New Roman"/>
               </w:rPr>
-              <w:t>10Sep26</w:t>
+              <w:t>15Sep26</w:t>
             </w:r>
           </w:p>
         </w:tc>

--- a/scratch/Tables OOS-262098 Solyn LLC (E75000) - USP71.docx
+++ b/scratch/Tables OOS-262098 Solyn LLC (E75000) - USP71.docx
@@ -494,7 +494,7 @@
           <w:p>
             <w:pPr>
               <w:jc w:val="center"/>
-              <w:spacing w:before="0" w:after="0" w:line="240" w:lineRule="auto"/>
+              <w:spacing w:before="0" w:after="0" w:line="220" w:lineRule="auto"/>
               <w:rPr>
                 <w:rFonts w:ascii="Times New Roman" w:hAnsi="Times New Roman"/>
                 <w:sz w:val="14"/>
@@ -519,7 +519,7 @@
           <w:p>
             <w:pPr>
               <w:jc w:val="center"/>
-              <w:spacing w:before="0" w:after="0" w:line="240" w:lineRule="auto"/>
+              <w:spacing w:before="0" w:after="0" w:line="220" w:lineRule="auto"/>
               <w:rPr>
                 <w:rFonts w:ascii="Times New Roman" w:hAnsi="Times New Roman"/>
                 <w:sz w:val="14"/>
@@ -602,7 +602,7 @@
           <w:p>
             <w:pPr>
               <w:jc w:val="center"/>
-              <w:spacing w:before="0" w:after="0" w:line="240" w:lineRule="auto"/>
+              <w:spacing w:before="0" w:after="0" w:line="220" w:lineRule="auto"/>
               <w:rPr>
                 <w:rFonts w:ascii="Times New Roman" w:hAnsi="Times New Roman"/>
                 <w:sz w:val="14"/>
@@ -1097,16 +1097,26 @@
             <w:vAlign w:val="center"/>
           </w:tcPr>
           <w:p>
-            <w:r>
-              <w:rPr>
+            <w:pPr>
+              <w:jc w:val="center"/>
+              <w:spacing w:before="0" w:after="0" w:line="220" w:lineRule="auto"/>
+              <w:rPr>
+                <w:rFonts w:ascii="Times New Roman" w:hAnsi="Times New Roman"/>
                 <w:b/>
                 <w:bCs/>
-                <w:color w:val="000000" w:themeColor="text1"/>
-                <w:sz w:val="14"/>
-                <w:szCs w:val="14"/>
-                <w:rFonts w:ascii="Times New Roman" w:hAnsi="Times New Roman" w:cs="Times New Roman"/>
-              </w:rPr>
-              <w:t xml:space="preserve"> Personnel EM Bracketing</w:t>
+                <w:sz w:val="14"/>
+                <w:szCs w:val="14"/>
+              </w:rPr>
+            </w:pPr>
+            <w:r>
+              <w:rPr>
+                <w:b/>
+                <w:bCs/>
+                <w:sz w:val="14"/>
+                <w:szCs w:val="14"/>
+                <w:rFonts w:ascii="Times New Roman" w:hAnsi="Times New Roman" w:cs="Times New Roman"/>
+              </w:rPr>
+              <w:t>Personnel EM</w:t>
             </w:r>
           </w:p>
         </w:tc>
@@ -1250,7 +1260,7 @@
                 <w:szCs w:val="14"/>
                 <w:rFonts w:ascii="Times New Roman" w:hAnsi="Times New Roman" w:cs="Times New Roman"/>
               </w:rPr>
-              <w:t w:space="preserve" xml:space="preserve">ES</w:t>
+              <w:t w:space="preserve" xml:space="preserve">AS</w:t>
             </w:r>
           </w:p>
         </w:tc>
@@ -1639,7 +1649,7 @@
                 <w:szCs w:val="14"/>
                 <w:rFonts w:ascii="Times New Roman" w:hAnsi="Times New Roman" w:cs="Times New Roman"/>
               </w:rPr>
-              <w:t w:space="preserve" xml:space="preserve">ES </w:t>
+              <w:t w:space="preserve" xml:space="preserve">AS </w:t>
             </w:r>
             <w:r>
               <w:rPr>
@@ -2017,7 +2027,7 @@
                 <w:szCs w:val="14"/>
                 <w:rFonts w:ascii="Times New Roman" w:hAnsi="Times New Roman" w:cs="Times New Roman"/>
               </w:rPr>
-              <w:t w:space="preserve" xml:space="preserve">ES </w:t>
+              <w:t w:space="preserve" xml:space="preserve">AS </w:t>
             </w:r>
             <w:r>
               <w:rPr>
@@ -2291,7 +2301,7 @@
           <w:p>
             <w:pPr>
               <w:jc w:val="center"/>
-              <w:spacing w:before="0" w:after="0" w:line="240" w:lineRule="auto"/>
+              <w:spacing w:before="0" w:after="0" w:line="220" w:lineRule="auto"/>
               <w:rPr>
                 <w:rFonts w:ascii="Times New Roman" w:hAnsi="Times New Roman"/>
                 <w:b/>
@@ -2308,7 +2318,7 @@
                 <w:szCs w:val="14"/>
                 <w:rFonts w:ascii="Times New Roman" w:hAnsi="Times New Roman" w:cs="Times New Roman"/>
               </w:rPr>
-              <w:t>Biological Safety Cabinet EM Bracketing - ISO 5 BSC E001316 (Suite 114)</w:t>
+              <w:t>Biological Safety Cabinet EM for E001316</w:t>
             </w:r>
           </w:p>
         </w:tc>
@@ -2461,7 +2471,7 @@
                 <w:szCs w:val="14"/>
                 <w:rFonts w:ascii="Times New Roman" w:hAnsi="Times New Roman" w:cs="Times New Roman"/>
               </w:rPr>
-              <w:t w:space="preserve" xml:space="preserve">ES</w:t>
+              <w:t w:space="preserve" xml:space="preserve">AS</w:t>
             </w:r>
           </w:p>
         </w:tc>
@@ -2899,7 +2909,7 @@
                 <w:szCs w:val="14"/>
                 <w:rFonts w:ascii="Times New Roman" w:hAnsi="Times New Roman" w:cs="Times New Roman"/>
               </w:rPr>
-              <w:t w:space="preserve" xml:space="preserve">ES </w:t>
+              <w:t w:space="preserve" xml:space="preserve">AS </w:t>
             </w:r>
             <w:r>
               <w:rPr>
@@ -3294,7 +3304,7 @@
                 <w:szCs w:val="14"/>
                 <w:rFonts w:ascii="Times New Roman" w:hAnsi="Times New Roman" w:cs="Times New Roman"/>
               </w:rPr>
-              <w:t w:space="preserve" xml:space="preserve">ES </w:t>
+              <w:t w:space="preserve" xml:space="preserve">AS </w:t>
             </w:r>
             <w:r>
               <w:rPr>
@@ -3718,7 +3728,7 @@
                 <w:szCs w:val="14"/>
                 <w:rFonts w:ascii="Times New Roman" w:hAnsi="Times New Roman" w:cs="Times New Roman"/>
               </w:rPr>
-              <w:t w:space="preserve" xml:space="preserve">ES</w:t>
+              <w:t w:space="preserve" xml:space="preserve">AS</w:t>
             </w:r>
           </w:p>
         </w:tc>
@@ -4145,7 +4155,7 @@
                 <w:szCs w:val="14"/>
                 <w:rFonts w:ascii="Times New Roman" w:hAnsi="Times New Roman" w:cs="Times New Roman"/>
               </w:rPr>
-              <w:t w:space="preserve" xml:space="preserve">ES </w:t>
+              <w:t w:space="preserve" xml:space="preserve">AS </w:t>
             </w:r>
             <w:r>
               <w:rPr>
@@ -4540,7 +4550,7 @@
                 <w:szCs w:val="14"/>
                 <w:rFonts w:ascii="Times New Roman" w:hAnsi="Times New Roman" w:cs="Times New Roman"/>
               </w:rPr>
-              <w:t w:space="preserve" xml:space="preserve">ES </w:t>
+              <w:t w:space="preserve" xml:space="preserve">AS </w:t>
             </w:r>
             <w:r>
               <w:rPr>
@@ -4849,7 +4859,7 @@
           <w:p>
             <w:pPr>
               <w:jc w:val="center"/>
-              <w:spacing w:before="0" w:after="0" w:line="240" w:lineRule="auto"/>
+              <w:spacing w:before="0" w:after="0" w:line="220" w:lineRule="auto"/>
               <w:rPr>
                 <w:rFonts w:ascii="Times New Roman" w:hAnsi="Times New Roman"/>
                 <w:b/>
@@ -4866,7 +4876,7 @@
                 <w:szCs w:val="14"/>
                 <w:rFonts w:ascii="Times New Roman" w:hAnsi="Times New Roman" w:cs="Times New Roman"/>
               </w:rPr>
-              <w:t>Weekly Active Air Sampling Bracketing (Suite 114)</w:t>
+              <w:t>Weekly Active Air Sampling of Cleanroom Suite 114 (E001736) with Processing BSC</w:t>
             </w:r>
           </w:p>
         </w:tc>
@@ -4943,7 +4953,7 @@
           <w:p>
             <w:pPr>
               <w:jc w:val="center"/>
-              <w:spacing w:before="0" w:after="0" w:line="240" w:lineRule="auto"/>
+              <w:spacing w:before="0" w:after="0" w:line="220" w:lineRule="auto"/>
               <w:rPr>
                 <w:rFonts w:ascii="Times New Roman" w:hAnsi="Times New Roman"/>
                 <w:sz w:val="14"/>
@@ -4974,7 +4984,7 @@
           <w:p>
             <w:pPr>
               <w:jc w:val="center"/>
-              <w:spacing w:before="0" w:after="0" w:line="240" w:lineRule="auto"/>
+              <w:spacing w:before="0" w:after="0" w:line="220" w:lineRule="auto"/>
               <w:rPr>
                 <w:rFonts w:ascii="Times New Roman" w:hAnsi="Times New Roman"/>
                 <w:sz w:val="14"/>
@@ -5006,15 +5016,20 @@
           <w:p>
             <w:pPr>
               <w:jc w:val="center"/>
-            </w:pPr>
-            <w:r>
-              <w:rPr>
-                <w:color w:val="000000" w:themeColor="text1"/>
-                <w:sz w:val="14"/>
-                <w:szCs w:val="14"/>
-                <w:rFonts w:ascii="Times New Roman" w:hAnsi="Times New Roman" w:cs="Times New Roman"/>
-              </w:rPr>
-              <w:t xml:space="preserve">Week on Testing Date</w:t>
+              <w:spacing w:before="0" w:after="0" w:line="220" w:lineRule="auto"/>
+              <w:rPr>
+                <w:rFonts w:ascii="Times New Roman" w:hAnsi="Times New Roman"/>
+                <w:sz w:val="14"/>
+                <w:szCs w:val="14"/>
+              </w:rPr>
+            </w:pPr>
+            <w:r>
+              <w:rPr>
+                <w:sz w:val="14"/>
+                <w:szCs w:val="14"/>
+                <w:rFonts w:ascii="Times New Roman" w:hAnsi="Times New Roman" w:cs="Times New Roman"/>
+              </w:rPr>
+              <w:t>Week of Testing</w:t>
             </w:r>
           </w:p>
         </w:tc>
@@ -5032,20 +5047,39 @@
           <w:p>
             <w:pPr>
               <w:jc w:val="center"/>
-              <w:spacing w:before="0" w:after="0" w:line="240" w:lineRule="auto"/>
-              <w:rPr>
-                <w:rFonts w:ascii="Times New Roman" w:hAnsi="Times New Roman"/>
-                <w:sz w:val="14"/>
-                <w:szCs w:val="14"/>
-              </w:rPr>
-            </w:pPr>
-            <w:r>
-              <w:rPr>
-                <w:sz w:val="14"/>
-                <w:szCs w:val="14"/>
-                <w:rFonts w:ascii="Times New Roman" w:hAnsi="Times New Roman" w:cs="Times New Roman"/>
-              </w:rPr>
-              <w:t>2 CFU (ISO 8 114)</w:t>
+              <w:spacing w:before="0" w:after="0" w:line="220" w:lineRule="auto"/>
+              <w:rPr>
+                <w:rFonts w:ascii="Times New Roman" w:hAnsi="Times New Roman"/>
+                <w:sz w:val="14"/>
+                <w:szCs w:val="14"/>
+              </w:rPr>
+            </w:pPr>
+            <w:r>
+              <w:rPr>
+                <w:sz w:val="14"/>
+                <w:szCs w:val="14"/>
+                <w:rFonts w:ascii="Times New Roman" w:hAnsi="Times New Roman" w:cs="Times New Roman"/>
+              </w:rPr>
+              <w:t>2 CFUs</w:t>
+            </w:r>
+          </w:p>
+          <w:p>
+            <w:pPr>
+              <w:jc w:val="center"/>
+              <w:spacing w:before="0" w:after="0" w:line="220" w:lineRule="auto"/>
+              <w:rPr>
+                <w:rFonts w:ascii="Times New Roman" w:hAnsi="Times New Roman"/>
+                <w:sz w:val="14"/>
+                <w:szCs w:val="14"/>
+              </w:rPr>
+            </w:pPr>
+            <w:r>
+              <w:rPr>
+                <w:sz w:val="14"/>
+                <w:szCs w:val="14"/>
+                <w:rFonts w:ascii="Times New Roman" w:hAnsi="Times New Roman" w:cs="Times New Roman"/>
+              </w:rPr>
+              <w:t>(ISO 8 114)</w:t>
             </w:r>
           </w:p>
         </w:tc>
@@ -5202,7 +5236,7 @@
           <w:p>
             <w:pPr>
               <w:jc w:val="center"/>
-              <w:spacing w:before="0" w:after="0" w:line="240" w:lineRule="auto"/>
+              <w:spacing w:before="0" w:after="0" w:line="220" w:lineRule="auto"/>
               <w:rPr>
                 <w:rFonts w:ascii="Times New Roman" w:hAnsi="Times New Roman"/>
                 <w:b/>
@@ -5219,7 +5253,7 @@
                 <w:szCs w:val="14"/>
                 <w:rFonts w:ascii="Times New Roman" w:hAnsi="Times New Roman" w:cs="Times New Roman"/>
               </w:rPr>
-              <w:t>Weekly Surface Sampling of Cleanrooms Bracketing (Suite 114)</w:t>
+              <w:t>Weekly Surface Sampling of Cleanroom Suite 114 (E001736) with Processing BSC</w:t>
             </w:r>
           </w:p>
         </w:tc>
@@ -5296,7 +5330,7 @@
           <w:p>
             <w:pPr>
               <w:jc w:val="center"/>
-              <w:spacing w:before="0" w:after="0" w:line="240" w:lineRule="auto"/>
+              <w:spacing w:before="0" w:after="0" w:line="220" w:lineRule="auto"/>
               <w:rPr>
                 <w:rFonts w:ascii="Times New Roman" w:hAnsi="Times New Roman"/>
                 <w:sz w:val="14"/>
@@ -5327,7 +5361,7 @@
           <w:p>
             <w:pPr>
               <w:jc w:val="center"/>
-              <w:spacing w:before="0" w:after="0" w:line="240" w:lineRule="auto"/>
+              <w:spacing w:before="0" w:after="0" w:line="220" w:lineRule="auto"/>
               <w:rPr>
                 <w:rFonts w:ascii="Times New Roman" w:hAnsi="Times New Roman"/>
                 <w:sz w:val="14"/>
@@ -5359,15 +5393,20 @@
           <w:p>
             <w:pPr>
               <w:jc w:val="center"/>
-            </w:pPr>
-            <w:r>
-              <w:rPr>
-                <w:color w:val="000000" w:themeColor="text1"/>
-                <w:sz w:val="14"/>
-                <w:szCs w:val="14"/>
-                <w:rFonts w:ascii="Times New Roman" w:hAnsi="Times New Roman" w:cs="Times New Roman"/>
-              </w:rPr>
-              <w:t xml:space="preserve">Week on Testing Date</w:t>
+              <w:spacing w:before="0" w:after="0" w:line="220" w:lineRule="auto"/>
+              <w:rPr>
+                <w:rFonts w:ascii="Times New Roman" w:hAnsi="Times New Roman"/>
+                <w:sz w:val="14"/>
+                <w:szCs w:val="14"/>
+              </w:rPr>
+            </w:pPr>
+            <w:r>
+              <w:rPr>
+                <w:sz w:val="14"/>
+                <w:szCs w:val="14"/>
+                <w:rFonts w:ascii="Times New Roman" w:hAnsi="Times New Roman" w:cs="Times New Roman"/>
+              </w:rPr>
+              <w:t>Week of Testing</w:t>
             </w:r>
           </w:p>
         </w:tc>
@@ -5385,7 +5424,7 @@
           <w:p>
             <w:pPr>
               <w:jc w:val="center"/>
-              <w:spacing w:before="0" w:after="0" w:line="240" w:lineRule="auto"/>
+              <w:spacing w:before="0" w:after="0" w:line="220" w:lineRule="auto"/>
               <w:rPr>
                 <w:rFonts w:ascii="Times New Roman" w:hAnsi="Times New Roman"/>
                 <w:sz w:val="14"/>
@@ -5416,7 +5455,7 @@
           <w:p>
             <w:pPr>
               <w:jc w:val="center"/>
-              <w:spacing w:before="0" w:after="0" w:line="240" w:lineRule="auto"/>
+              <w:spacing w:before="0" w:after="0" w:line="220" w:lineRule="auto"/>
               <w:rPr>
                 <w:rFonts w:ascii="Times New Roman" w:hAnsi="Times New Roman"/>
                 <w:sz w:val="14"/>
@@ -5448,7 +5487,7 @@
           <w:p>
             <w:pPr>
               <w:jc w:val="center"/>
-              <w:spacing w:before="0" w:after="0" w:line="240" w:lineRule="auto"/>
+              <w:spacing w:before="0" w:after="0" w:line="220" w:lineRule="auto"/>
               <w:rPr>
                 <w:rFonts w:ascii="Times New Roman" w:hAnsi="Times New Roman"/>
                 <w:sz w:val="14"/>
@@ -5922,16 +5961,26 @@
             <w:vAlign w:val="center"/>
           </w:tcPr>
           <w:p>
-            <w:r>
-              <w:rPr>
+            <w:pPr>
+              <w:jc w:val="center"/>
+              <w:spacing w:before="0" w:after="0" w:line="220" w:lineRule="auto"/>
+              <w:rPr>
+                <w:rFonts w:ascii="Times New Roman" w:hAnsi="Times New Roman"/>
                 <w:b/>
                 <w:bCs/>
-                <w:color w:val="000000" w:themeColor="text1"/>
-                <w:sz w:val="14"/>
-                <w:szCs w:val="14"/>
-                <w:rFonts w:ascii="Times New Roman" w:hAnsi="Times New Roman" w:cs="Times New Roman"/>
-              </w:rPr>
-              <w:t xml:space="preserve"> Personnel EM Bracketing</w:t>
+                <w:sz w:val="14"/>
+                <w:szCs w:val="14"/>
+              </w:rPr>
+            </w:pPr>
+            <w:r>
+              <w:rPr>
+                <w:b/>
+                <w:bCs/>
+                <w:sz w:val="14"/>
+                <w:szCs w:val="14"/>
+                <w:rFonts w:ascii="Times New Roman" w:hAnsi="Times New Roman" w:cs="Times New Roman"/>
+              </w:rPr>
+              <w:t>Personnel EM</w:t>
             </w:r>
           </w:p>
         </w:tc>
@@ -6023,7 +6072,7 @@
           <w:p>
             <w:pPr>
               <w:jc w:val="center"/>
-              <w:spacing w:before="0" w:after="0" w:line="240" w:lineRule="auto"/>
+              <w:spacing w:before="0" w:after="0" w:line="220" w:lineRule="auto"/>
               <w:rPr>
                 <w:rFonts w:ascii="Times New Roman" w:hAnsi="Times New Roman"/>
                 <w:sz w:val="14"/>
@@ -6060,7 +6109,7 @@
           <w:p>
             <w:pPr>
               <w:jc w:val="center"/>
-              <w:spacing w:before="0" w:after="0" w:line="240" w:lineRule="auto"/>
+              <w:spacing w:before="0" w:after="0" w:line="220" w:lineRule="auto"/>
               <w:rPr>
                 <w:rFonts w:ascii="Times New Roman" w:hAnsi="Times New Roman"/>
                 <w:sz w:val="14"/>
@@ -6128,7 +6177,7 @@
           <w:p>
             <w:pPr>
               <w:jc w:val="center"/>
-              <w:spacing w:before="0" w:after="0" w:line="240" w:lineRule="auto"/>
+              <w:spacing w:before="0" w:after="0" w:line="220" w:lineRule="auto"/>
               <w:rPr>
                 <w:rFonts w:ascii="Times New Roman" w:hAnsi="Times New Roman"/>
                 <w:sz w:val="14"/>
@@ -6164,7 +6213,7 @@
           <w:p>
             <w:pPr>
               <w:jc w:val="center"/>
-              <w:spacing w:before="0" w:after="0" w:line="240" w:lineRule="auto"/>
+              <w:spacing w:before="0" w:after="0" w:line="220" w:lineRule="auto"/>
               <w:rPr>
                 <w:rFonts w:ascii="Times New Roman" w:hAnsi="Times New Roman"/>
                 <w:sz w:val="14"/>
@@ -6265,7 +6314,7 @@
           <w:p>
             <w:pPr>
               <w:jc w:val="center"/>
-              <w:spacing w:before="0" w:after="0" w:line="240" w:lineRule="auto"/>
+              <w:spacing w:before="0" w:after="0" w:line="220" w:lineRule="auto"/>
               <w:rPr>
                 <w:rFonts w:ascii="Times New Roman" w:hAnsi="Times New Roman"/>
                 <w:sz w:val="14"/>
@@ -6370,7 +6419,7 @@
           <w:p>
             <w:pPr>
               <w:jc w:val="center"/>
-              <w:spacing w:before="0" w:after="0" w:line="240" w:lineRule="auto"/>
+              <w:spacing w:before="0" w:after="0" w:line="220" w:lineRule="auto"/>
               <w:rPr>
                 <w:rFonts w:ascii="Times New Roman" w:hAnsi="Times New Roman"/>
                 <w:sz w:val="14"/>
@@ -6407,7 +6456,7 @@
           <w:p>
             <w:pPr>
               <w:jc w:val="center"/>
-              <w:spacing w:before="0" w:after="0" w:line="240" w:lineRule="auto"/>
+              <w:spacing w:before="0" w:after="0" w:line="220" w:lineRule="auto"/>
               <w:rPr>
                 <w:rFonts w:ascii="Times New Roman" w:hAnsi="Times New Roman"/>
                 <w:sz w:val="14"/>
@@ -6475,7 +6524,7 @@
           <w:p>
             <w:pPr>
               <w:jc w:val="center"/>
-              <w:spacing w:before="0" w:after="0" w:line="240" w:lineRule="auto"/>
+              <w:spacing w:before="0" w:after="0" w:line="220" w:lineRule="auto"/>
               <w:rPr>
                 <w:rFonts w:ascii="Times New Roman" w:hAnsi="Times New Roman"/>
                 <w:sz w:val="14"/>
@@ -6511,7 +6560,7 @@
           <w:p>
             <w:pPr>
               <w:jc w:val="center"/>
-              <w:spacing w:before="0" w:after="0" w:line="240" w:lineRule="auto"/>
+              <w:spacing w:before="0" w:after="0" w:line="220" w:lineRule="auto"/>
               <w:rPr>
                 <w:rFonts w:ascii="Times New Roman" w:hAnsi="Times New Roman"/>
                 <w:sz w:val="14"/>
@@ -6602,7 +6651,7 @@
           <w:p>
             <w:pPr>
               <w:jc w:val="center"/>
-              <w:spacing w:before="0" w:after="0" w:line="240" w:lineRule="auto"/>
+              <w:spacing w:before="0" w:after="0" w:line="220" w:lineRule="auto"/>
               <w:rPr>
                 <w:rFonts w:ascii="Times New Roman" w:hAnsi="Times New Roman"/>
                 <w:sz w:val="14"/>
@@ -6707,7 +6756,7 @@
           <w:p>
             <w:pPr>
               <w:jc w:val="center"/>
-              <w:spacing w:before="0" w:after="0" w:line="240" w:lineRule="auto"/>
+              <w:spacing w:before="0" w:after="0" w:line="220" w:lineRule="auto"/>
               <w:rPr>
                 <w:rFonts w:ascii="Times New Roman" w:hAnsi="Times New Roman"/>
                 <w:sz w:val="14"/>
@@ -6744,7 +6793,7 @@
           <w:p>
             <w:pPr>
               <w:jc w:val="center"/>
-              <w:spacing w:before="0" w:after="0" w:line="240" w:lineRule="auto"/>
+              <w:spacing w:before="0" w:after="0" w:line="220" w:lineRule="auto"/>
               <w:rPr>
                 <w:rFonts w:ascii="Times New Roman" w:hAnsi="Times New Roman"/>
                 <w:sz w:val="14"/>
@@ -6812,7 +6861,7 @@
           <w:p>
             <w:pPr>
               <w:jc w:val="center"/>
-              <w:spacing w:before="0" w:after="0" w:line="240" w:lineRule="auto"/>
+              <w:spacing w:before="0" w:after="0" w:line="220" w:lineRule="auto"/>
               <w:rPr>
                 <w:rFonts w:ascii="Times New Roman" w:hAnsi="Times New Roman"/>
                 <w:sz w:val="14"/>
@@ -6848,7 +6897,7 @@
           <w:p>
             <w:pPr>
               <w:jc w:val="center"/>
-              <w:spacing w:before="0" w:after="0" w:line="240" w:lineRule="auto"/>
+              <w:spacing w:before="0" w:after="0" w:line="220" w:lineRule="auto"/>
               <w:rPr>
                 <w:rFonts w:ascii="Times New Roman" w:hAnsi="Times New Roman"/>
                 <w:sz w:val="14"/>
@@ -6949,7 +6998,7 @@
           <w:p>
             <w:pPr>
               <w:jc w:val="center"/>
-              <w:spacing w:before="0" w:after="0" w:line="240" w:lineRule="auto"/>
+              <w:spacing w:before="0" w:after="0" w:line="220" w:lineRule="auto"/>
               <w:rPr>
                 <w:rFonts w:ascii="Times New Roman" w:hAnsi="Times New Roman"/>
                 <w:sz w:val="14"/>
@@ -6992,7 +7041,7 @@
           <w:p>
             <w:pPr>
               <w:jc w:val="center"/>
-              <w:spacing w:before="0" w:after="0" w:line="240" w:lineRule="auto"/>
+              <w:spacing w:before="0" w:after="0" w:line="220" w:lineRule="auto"/>
               <w:rPr>
                 <w:rFonts w:ascii="Times New Roman" w:hAnsi="Times New Roman"/>
                 <w:b/>
@@ -7009,7 +7058,7 @@
                 <w:szCs w:val="14"/>
                 <w:rFonts w:ascii="Times New Roman" w:hAnsi="Times New Roman" w:cs="Times New Roman"/>
               </w:rPr>
-              <w:t>Biological Safety Cabinet EM Bracketing - ISO 5 BSC E001314 (Suite 115)</w:t>
+              <w:t>Biological Safety Cabinet EM for E001314</w:t>
             </w:r>
           </w:p>
         </w:tc>
@@ -7101,7 +7150,7 @@
           <w:p>
             <w:pPr>
               <w:jc w:val="center"/>
-              <w:spacing w:before="0" w:after="0" w:line="240" w:lineRule="auto"/>
+              <w:spacing w:before="0" w:after="0" w:line="220" w:lineRule="auto"/>
               <w:rPr>
                 <w:rFonts w:ascii="Times New Roman" w:hAnsi="Times New Roman"/>
                 <w:sz w:val="14"/>
@@ -7138,7 +7187,7 @@
           <w:p>
             <w:pPr>
               <w:jc w:val="center"/>
-              <w:spacing w:before="0" w:after="0" w:line="240" w:lineRule="auto"/>
+              <w:spacing w:before="0" w:after="0" w:line="220" w:lineRule="auto"/>
               <w:rPr>
                 <w:rFonts w:ascii="Times New Roman" w:hAnsi="Times New Roman"/>
                 <w:sz w:val="14"/>
@@ -7206,7 +7255,7 @@
           <w:p>
             <w:pPr>
               <w:jc w:val="center"/>
-              <w:spacing w:before="0" w:after="0" w:line="240" w:lineRule="auto"/>
+              <w:spacing w:before="0" w:after="0" w:line="220" w:lineRule="auto"/>
               <w:rPr>
                 <w:rFonts w:ascii="Times New Roman" w:hAnsi="Times New Roman"/>
                 <w:sz w:val="14"/>
@@ -7242,7 +7291,7 @@
           <w:p>
             <w:pPr>
               <w:jc w:val="center"/>
-              <w:spacing w:before="0" w:after="0" w:line="240" w:lineRule="auto"/>
+              <w:spacing w:before="0" w:after="0" w:line="220" w:lineRule="auto"/>
               <w:rPr>
                 <w:rFonts w:ascii="Times New Roman" w:hAnsi="Times New Roman"/>
                 <w:sz w:val="14"/>
@@ -7343,7 +7392,7 @@
           <w:p>
             <w:pPr>
               <w:jc w:val="center"/>
-              <w:spacing w:before="0" w:after="0" w:line="240" w:lineRule="auto"/>
+              <w:spacing w:before="0" w:after="0" w:line="220" w:lineRule="auto"/>
               <w:rPr>
                 <w:rFonts w:ascii="Times New Roman" w:hAnsi="Times New Roman"/>
                 <w:sz w:val="14"/>
@@ -7462,7 +7511,7 @@
           <w:p>
             <w:pPr>
               <w:jc w:val="center"/>
-              <w:spacing w:before="0" w:after="0" w:line="240" w:lineRule="auto"/>
+              <w:spacing w:before="0" w:after="0" w:line="220" w:lineRule="auto"/>
               <w:rPr>
                 <w:rFonts w:ascii="Times New Roman" w:hAnsi="Times New Roman"/>
                 <w:sz w:val="14"/>
@@ -7499,7 +7548,7 @@
           <w:p>
             <w:pPr>
               <w:jc w:val="center"/>
-              <w:spacing w:before="0" w:after="0" w:line="240" w:lineRule="auto"/>
+              <w:spacing w:before="0" w:after="0" w:line="220" w:lineRule="auto"/>
               <w:rPr>
                 <w:rFonts w:ascii="Times New Roman" w:hAnsi="Times New Roman"/>
                 <w:sz w:val="14"/>
@@ -7567,7 +7616,7 @@
           <w:p>
             <w:pPr>
               <w:jc w:val="center"/>
-              <w:spacing w:before="0" w:after="0" w:line="240" w:lineRule="auto"/>
+              <w:spacing w:before="0" w:after="0" w:line="220" w:lineRule="auto"/>
               <w:rPr>
                 <w:rFonts w:ascii="Times New Roman" w:hAnsi="Times New Roman"/>
                 <w:sz w:val="14"/>
@@ -7603,7 +7652,7 @@
           <w:p>
             <w:pPr>
               <w:jc w:val="center"/>
-              <w:spacing w:before="0" w:after="0" w:line="240" w:lineRule="auto"/>
+              <w:spacing w:before="0" w:after="0" w:line="220" w:lineRule="auto"/>
               <w:rPr>
                 <w:rFonts w:ascii="Times New Roman" w:hAnsi="Times New Roman"/>
                 <w:sz w:val="14"/>
@@ -7694,7 +7743,7 @@
           <w:p>
             <w:pPr>
               <w:jc w:val="center"/>
-              <w:spacing w:before="0" w:after="0" w:line="240" w:lineRule="auto"/>
+              <w:spacing w:before="0" w:after="0" w:line="220" w:lineRule="auto"/>
               <w:rPr>
                 <w:rFonts w:ascii="Times New Roman" w:hAnsi="Times New Roman"/>
                 <w:sz w:val="14"/>
@@ -7799,7 +7848,7 @@
           <w:p>
             <w:pPr>
               <w:jc w:val="center"/>
-              <w:spacing w:before="0" w:after="0" w:line="240" w:lineRule="auto"/>
+              <w:spacing w:before="0" w:after="0" w:line="220" w:lineRule="auto"/>
               <w:rPr>
                 <w:rFonts w:ascii="Times New Roman" w:hAnsi="Times New Roman"/>
                 <w:sz w:val="14"/>
@@ -7836,7 +7885,7 @@
           <w:p>
             <w:pPr>
               <w:jc w:val="center"/>
-              <w:spacing w:before="0" w:after="0" w:line="240" w:lineRule="auto"/>
+              <w:spacing w:before="0" w:after="0" w:line="220" w:lineRule="auto"/>
               <w:rPr>
                 <w:rFonts w:ascii="Times New Roman" w:hAnsi="Times New Roman"/>
                 <w:sz w:val="14"/>
@@ -7904,7 +7953,7 @@
           <w:p>
             <w:pPr>
               <w:jc w:val="center"/>
-              <w:spacing w:before="0" w:after="0" w:line="240" w:lineRule="auto"/>
+              <w:spacing w:before="0" w:after="0" w:line="220" w:lineRule="auto"/>
               <w:rPr>
                 <w:rFonts w:ascii="Times New Roman" w:hAnsi="Times New Roman"/>
                 <w:sz w:val="14"/>
@@ -7940,7 +7989,7 @@
           <w:p>
             <w:pPr>
               <w:jc w:val="center"/>
-              <w:spacing w:before="0" w:after="0" w:line="240" w:lineRule="auto"/>
+              <w:spacing w:before="0" w:after="0" w:line="220" w:lineRule="auto"/>
               <w:rPr>
                 <w:rFonts w:ascii="Times New Roman" w:hAnsi="Times New Roman"/>
                 <w:sz w:val="14"/>
@@ -8041,7 +8090,7 @@
           <w:p>
             <w:pPr>
               <w:jc w:val="center"/>
-              <w:spacing w:before="0" w:after="0" w:line="240" w:lineRule="auto"/>
+              <w:spacing w:before="0" w:after="0" w:line="220" w:lineRule="auto"/>
               <w:rPr>
                 <w:rFonts w:ascii="Times New Roman" w:hAnsi="Times New Roman"/>
                 <w:sz w:val="14"/>
@@ -8146,7 +8195,7 @@
           <w:p>
             <w:pPr>
               <w:jc w:val="center"/>
-              <w:spacing w:before="0" w:after="0" w:line="240" w:lineRule="auto"/>
+              <w:spacing w:before="0" w:after="0" w:line="220" w:lineRule="auto"/>
               <w:rPr>
                 <w:rFonts w:ascii="Times New Roman" w:hAnsi="Times New Roman"/>
                 <w:sz w:val="14"/>
@@ -8183,7 +8232,7 @@
           <w:p>
             <w:pPr>
               <w:jc w:val="center"/>
-              <w:spacing w:before="0" w:after="0" w:line="240" w:lineRule="auto"/>
+              <w:spacing w:before="0" w:after="0" w:line="220" w:lineRule="auto"/>
               <w:rPr>
                 <w:rFonts w:ascii="Times New Roman" w:hAnsi="Times New Roman"/>
                 <w:sz w:val="14"/>
@@ -8251,7 +8300,7 @@
           <w:p>
             <w:pPr>
               <w:jc w:val="center"/>
-              <w:spacing w:before="0" w:after="0" w:line="240" w:lineRule="auto"/>
+              <w:spacing w:before="0" w:after="0" w:line="220" w:lineRule="auto"/>
               <w:rPr>
                 <w:rFonts w:ascii="Times New Roman" w:hAnsi="Times New Roman"/>
                 <w:sz w:val="14"/>
@@ -8287,7 +8336,7 @@
           <w:p>
             <w:pPr>
               <w:jc w:val="center"/>
-              <w:spacing w:before="0" w:after="0" w:line="240" w:lineRule="auto"/>
+              <w:spacing w:before="0" w:after="0" w:line="220" w:lineRule="auto"/>
               <w:rPr>
                 <w:rFonts w:ascii="Times New Roman" w:hAnsi="Times New Roman"/>
                 <w:sz w:val="14"/>
@@ -8389,7 +8438,7 @@
           <w:p>
             <w:pPr>
               <w:jc w:val="center"/>
-              <w:spacing w:before="0" w:after="0" w:line="240" w:lineRule="auto"/>
+              <w:spacing w:before="0" w:after="0" w:line="220" w:lineRule="auto"/>
               <w:rPr>
                 <w:rFonts w:ascii="Times New Roman" w:hAnsi="Times New Roman"/>
                 <w:sz w:val="14"/>
@@ -8494,7 +8543,7 @@
           <w:p>
             <w:pPr>
               <w:jc w:val="center"/>
-              <w:spacing w:before="0" w:after="0" w:line="240" w:lineRule="auto"/>
+              <w:spacing w:before="0" w:after="0" w:line="220" w:lineRule="auto"/>
               <w:rPr>
                 <w:rFonts w:ascii="Times New Roman" w:hAnsi="Times New Roman"/>
                 <w:sz w:val="14"/>
@@ -8531,7 +8580,7 @@
           <w:p>
             <w:pPr>
               <w:jc w:val="center"/>
-              <w:spacing w:before="0" w:after="0" w:line="240" w:lineRule="auto"/>
+              <w:spacing w:before="0" w:after="0" w:line="220" w:lineRule="auto"/>
               <w:rPr>
                 <w:rFonts w:ascii="Times New Roman" w:hAnsi="Times New Roman"/>
                 <w:sz w:val="14"/>
@@ -8599,7 +8648,7 @@
           <w:p>
             <w:pPr>
               <w:jc w:val="center"/>
-              <w:spacing w:before="0" w:after="0" w:line="240" w:lineRule="auto"/>
+              <w:spacing w:before="0" w:after="0" w:line="220" w:lineRule="auto"/>
               <w:rPr>
                 <w:rFonts w:ascii="Times New Roman" w:hAnsi="Times New Roman"/>
                 <w:sz w:val="14"/>
@@ -8635,7 +8684,7 @@
           <w:p>
             <w:pPr>
               <w:jc w:val="center"/>
-              <w:spacing w:before="0" w:after="0" w:line="240" w:lineRule="auto"/>
+              <w:spacing w:before="0" w:after="0" w:line="220" w:lineRule="auto"/>
               <w:rPr>
                 <w:rFonts w:ascii="Times New Roman" w:hAnsi="Times New Roman"/>
                 <w:sz w:val="14"/>
@@ -8726,7 +8775,7 @@
           <w:p>
             <w:pPr>
               <w:jc w:val="center"/>
-              <w:spacing w:before="0" w:after="0" w:line="240" w:lineRule="auto"/>
+              <w:spacing w:before="0" w:after="0" w:line="220" w:lineRule="auto"/>
               <w:rPr>
                 <w:rFonts w:ascii="Times New Roman" w:hAnsi="Times New Roman"/>
                 <w:sz w:val="14"/>
@@ -8831,7 +8880,7 @@
           <w:p>
             <w:pPr>
               <w:jc w:val="center"/>
-              <w:spacing w:before="0" w:after="0" w:line="240" w:lineRule="auto"/>
+              <w:spacing w:before="0" w:after="0" w:line="220" w:lineRule="auto"/>
               <w:rPr>
                 <w:rFonts w:ascii="Times New Roman" w:hAnsi="Times New Roman"/>
                 <w:sz w:val="14"/>
@@ -8868,7 +8917,7 @@
           <w:p>
             <w:pPr>
               <w:jc w:val="center"/>
-              <w:spacing w:before="0" w:after="0" w:line="240" w:lineRule="auto"/>
+              <w:spacing w:before="0" w:after="0" w:line="220" w:lineRule="auto"/>
               <w:rPr>
                 <w:rFonts w:ascii="Times New Roman" w:hAnsi="Times New Roman"/>
                 <w:sz w:val="14"/>
@@ -8936,7 +8985,7 @@
           <w:p>
             <w:pPr>
               <w:jc w:val="center"/>
-              <w:spacing w:before="0" w:after="0" w:line="240" w:lineRule="auto"/>
+              <w:spacing w:before="0" w:after="0" w:line="220" w:lineRule="auto"/>
               <w:rPr>
                 <w:rFonts w:ascii="Times New Roman" w:hAnsi="Times New Roman"/>
                 <w:sz w:val="14"/>
@@ -8972,7 +9021,7 @@
           <w:p>
             <w:pPr>
               <w:jc w:val="center"/>
-              <w:spacing w:before="0" w:after="0" w:line="240" w:lineRule="auto"/>
+              <w:spacing w:before="0" w:after="0" w:line="220" w:lineRule="auto"/>
               <w:rPr>
                 <w:rFonts w:ascii="Times New Roman" w:hAnsi="Times New Roman"/>
                 <w:sz w:val="14"/>
@@ -9074,7 +9123,7 @@
           <w:p>
             <w:pPr>
               <w:jc w:val="center"/>
-              <w:spacing w:before="0" w:after="0" w:line="240" w:lineRule="auto"/>
+              <w:spacing w:before="0" w:after="0" w:line="220" w:lineRule="auto"/>
               <w:rPr>
                 <w:rFonts w:ascii="Times New Roman" w:hAnsi="Times New Roman"/>
                 <w:sz w:val="14"/>
@@ -9113,7 +9162,7 @@
           <w:p>
             <w:pPr>
               <w:jc w:val="center"/>
-              <w:spacing w:before="0" w:after="0" w:line="240" w:lineRule="auto"/>
+              <w:spacing w:before="0" w:after="0" w:line="220" w:lineRule="auto"/>
               <w:rPr>
                 <w:rFonts w:ascii="Times New Roman" w:hAnsi="Times New Roman"/>
                 <w:b/>
@@ -9130,7 +9179,7 @@
                 <w:szCs w:val="14"/>
                 <w:rFonts w:ascii="Times New Roman" w:hAnsi="Times New Roman" w:cs="Times New Roman"/>
               </w:rPr>
-              <w:t>Weekly Active Air Sampling Bracketing (Suite 115)</w:t>
+              <w:t>Weekly Active Air Sampling of Cleanroom Suite 115 (E001737) with Processing BSC</w:t>
             </w:r>
           </w:p>
         </w:tc>
@@ -9207,7 +9256,7 @@
           <w:p>
             <w:pPr>
               <w:jc w:val="center"/>
-              <w:spacing w:before="0" w:after="0" w:line="240" w:lineRule="auto"/>
+              <w:spacing w:before="0" w:after="0" w:line="220" w:lineRule="auto"/>
               <w:rPr>
                 <w:rFonts w:ascii="Times New Roman" w:hAnsi="Times New Roman"/>
                 <w:sz w:val="14"/>
@@ -9238,7 +9287,7 @@
           <w:p>
             <w:pPr>
               <w:jc w:val="center"/>
-              <w:spacing w:before="0" w:after="0" w:line="240" w:lineRule="auto"/>
+              <w:spacing w:before="0" w:after="0" w:line="220" w:lineRule="auto"/>
               <w:rPr>
                 <w:rFonts w:ascii="Times New Roman" w:hAnsi="Times New Roman"/>
                 <w:sz w:val="14"/>
@@ -9270,15 +9319,20 @@
           <w:p>
             <w:pPr>
               <w:jc w:val="center"/>
-            </w:pPr>
-            <w:r>
-              <w:rPr>
-                <w:color w:val="000000" w:themeColor="text1"/>
-                <w:sz w:val="14"/>
-                <w:szCs w:val="14"/>
-                <w:rFonts w:ascii="Times New Roman" w:hAnsi="Times New Roman" w:cs="Times New Roman"/>
-              </w:rPr>
-              <w:t xml:space="preserve">Week on Testing Date</w:t>
+              <w:spacing w:before="0" w:after="0" w:line="220" w:lineRule="auto"/>
+              <w:rPr>
+                <w:rFonts w:ascii="Times New Roman" w:hAnsi="Times New Roman"/>
+                <w:sz w:val="14"/>
+                <w:szCs w:val="14"/>
+              </w:rPr>
+            </w:pPr>
+            <w:r>
+              <w:rPr>
+                <w:sz w:val="14"/>
+                <w:szCs w:val="14"/>
+                <w:rFonts w:ascii="Times New Roman" w:hAnsi="Times New Roman" w:cs="Times New Roman"/>
+              </w:rPr>
+              <w:t>Week of Testing</w:t>
             </w:r>
           </w:p>
         </w:tc>
@@ -9296,6 +9350,56 @@
           <w:p>
             <w:pPr>
               <w:jc w:val="center"/>
+              <w:spacing w:before="0" w:after="0" w:line="220" w:lineRule="auto"/>
+              <w:rPr>
+                <w:rFonts w:ascii="Times New Roman" w:hAnsi="Times New Roman"/>
+                <w:sz w:val="14"/>
+                <w:szCs w:val="14"/>
+              </w:rPr>
+            </w:pPr>
+            <w:r>
+              <w:rPr>
+                <w:sz w:val="14"/>
+                <w:szCs w:val="14"/>
+                <w:rFonts w:ascii="Times New Roman" w:hAnsi="Times New Roman" w:cs="Times New Roman"/>
+              </w:rPr>
+              <w:t>9 CFUs</w:t>
+            </w:r>
+          </w:p>
+          <w:p>
+            <w:pPr>
+              <w:jc w:val="center"/>
+              <w:spacing w:before="0" w:after="0" w:line="220" w:lineRule="auto"/>
+              <w:rPr>
+                <w:rFonts w:ascii="Times New Roman" w:hAnsi="Times New Roman"/>
+                <w:sz w:val="14"/>
+                <w:szCs w:val="14"/>
+              </w:rPr>
+            </w:pPr>
+            <w:r>
+              <w:rPr>
+                <w:sz w:val="14"/>
+                <w:szCs w:val="14"/>
+                <w:rFonts w:ascii="Times New Roman" w:hAnsi="Times New Roman" w:cs="Times New Roman"/>
+              </w:rPr>
+              <w:t>(ISO 8 115)</w:t>
+            </w:r>
+          </w:p>
+        </w:tc>
+        <w:tc>
+          <w:tcPr>
+            <w:tcW w:w="1444" w:type="dxa"/>
+            <w:tcBorders>
+              <w:top w:val="single" w:sz="8" w:space="0" w:color="auto"/>
+              <w:left w:val="single" w:sz="8" w:space="0" w:color="auto"/>
+              <w:bottom w:val="single" w:sz="8" w:space="0" w:color="auto"/>
+              <w:right w:val="single" w:sz="8" w:space="0" w:color="auto"/>
+            </w:tcBorders>
+            <w:vAlign w:val="center"/>
+          </w:tcPr>
+          <w:p>
+            <w:pPr>
+              <w:jc w:val="center"/>
               <w:spacing w:before="0" w:after="0" w:line="240" w:lineRule="auto"/>
               <w:rPr>
                 <w:rFonts w:ascii="Times New Roman" w:hAnsi="Times New Roman"/>
@@ -9303,45 +9407,18 @@
                 <w:szCs w:val="14"/>
               </w:rPr>
             </w:pPr>
-            <w:r>
-              <w:rPr>
-                <w:sz w:val="14"/>
-                <w:szCs w:val="14"/>
-                <w:rFonts w:ascii="Times New Roman" w:hAnsi="Times New Roman" w:cs="Times New Roman"/>
-              </w:rPr>
-              <w:t>No growth</w:t>
-            </w:r>
-          </w:p>
-        </w:tc>
-        <w:tc>
-          <w:tcPr>
-            <w:tcW w:w="1444" w:type="dxa"/>
-            <w:tcBorders>
-              <w:top w:val="single" w:sz="8" w:space="0" w:color="auto"/>
-              <w:left w:val="single" w:sz="8" w:space="0" w:color="auto"/>
-              <w:bottom w:val="single" w:sz="8" w:space="0" w:color="auto"/>
-              <w:right w:val="single" w:sz="8" w:space="0" w:color="auto"/>
-            </w:tcBorders>
-            <w:vAlign w:val="center"/>
-          </w:tcPr>
-          <w:p>
-            <w:pPr>
-              <w:jc w:val="center"/>
-              <w:spacing w:before="0" w:after="0" w:line="240" w:lineRule="auto"/>
-              <w:rPr>
-                <w:rFonts w:ascii="Times New Roman" w:hAnsi="Times New Roman"/>
-                <w:sz w:val="14"/>
-                <w:szCs w:val="14"/>
-              </w:rPr>
-            </w:pPr>
-            <w:r>
-              <w:rPr>
-                <w:sz w:val="14"/>
-                <w:szCs w:val="14"/>
-                <w:rFonts w:ascii="Times New Roman" w:hAnsi="Times New Roman" w:cs="Times New Roman"/>
-              </w:rPr>
-              <w:t>N/A</w:t>
-            </w:r>
+            <w:hyperlink r:id="rId12" w:history="1">
+              <w:r>
+                <w:rPr>
+                  <w:rFonts w:ascii="Times New Roman" w:hAnsi="Times New Roman"/>
+                  <w:color w:val="0000FF"/>
+                  <w:sz w:val="14"/>
+                  <w:szCs w:val="14"/>
+                  <w:u w:val="single"/>
+                </w:rPr>
+                <w:t>ETX-260923-0402</w:t>
+              </w:r>
+            </w:hyperlink>
           </w:p>
         </w:tc>
         <w:tc>
@@ -9359,20 +9436,214 @@
           <w:p>
             <w:pPr>
               <w:jc w:val="center"/>
-              <w:spacing w:before="0" w:after="0" w:line="240" w:lineRule="auto"/>
-              <w:rPr>
-                <w:rFonts w:ascii="Times New Roman" w:hAnsi="Times New Roman"/>
-                <w:sz w:val="14"/>
-                <w:szCs w:val="14"/>
-              </w:rPr>
-            </w:pPr>
-            <w:r>
-              <w:rPr>
-                <w:sz w:val="14"/>
-                <w:szCs w:val="14"/>
-                <w:rFonts w:ascii="Times New Roman" w:hAnsi="Times New Roman" w:cs="Times New Roman"/>
-              </w:rPr>
-              <w:t>None</w:t>
+              <w:spacing w:before="0" w:after="0" w:line="180" w:lineRule="auto"/>
+              <w:rPr>
+                <w:rFonts w:ascii="Times New Roman" w:hAnsi="Times New Roman"/>
+                <w:sz w:val="11"/>
+                <w:szCs w:val="11"/>
+              </w:rPr>
+            </w:pPr>
+            <w:r>
+              <w:rPr>
+                <w:i/>
+                <w:iCs/>
+                <w:sz w:val="11"/>
+                <w:szCs w:val="11"/>
+                <w:rFonts w:ascii="Times New Roman" w:hAnsi="Times New Roman" w:cs="Times New Roman"/>
+              </w:rPr>
+              <w:t>Kocuria indica</w:t>
+            </w:r>
+          </w:p>
+          <w:p>
+            <w:pPr>
+              <w:jc w:val="center"/>
+              <w:spacing w:before="0" w:after="0" w:line="80" w:lineRule="auto"/>
+              <w:rPr>
+                <w:rFonts w:ascii="Times New Roman" w:hAnsi="Times New Roman"/>
+                <w:sz w:val="11"/>
+                <w:szCs w:val="11"/>
+              </w:rPr>
+            </w:pPr>
+          </w:p>
+          <w:p>
+            <w:pPr>
+              <w:jc w:val="center"/>
+              <w:spacing w:before="0" w:after="0" w:line="180" w:lineRule="auto"/>
+              <w:rPr>
+                <w:rFonts w:ascii="Times New Roman" w:hAnsi="Times New Roman"/>
+                <w:sz w:val="11"/>
+                <w:szCs w:val="11"/>
+              </w:rPr>
+            </w:pPr>
+            <w:r>
+              <w:rPr>
+                <w:i/>
+                <w:iCs/>
+                <w:sz w:val="11"/>
+                <w:szCs w:val="11"/>
+                <w:rFonts w:ascii="Times New Roman" w:hAnsi="Times New Roman" w:cs="Times New Roman"/>
+              </w:rPr>
+              <w:t>Brevibacterium sp. CS2</w:t>
+            </w:r>
+          </w:p>
+          <w:p>
+            <w:pPr>
+              <w:jc w:val="center"/>
+              <w:spacing w:before="0" w:after="0" w:line="80" w:lineRule="auto"/>
+              <w:rPr>
+                <w:rFonts w:ascii="Times New Roman" w:hAnsi="Times New Roman"/>
+                <w:sz w:val="11"/>
+                <w:szCs w:val="11"/>
+              </w:rPr>
+            </w:pPr>
+          </w:p>
+          <w:p>
+            <w:pPr>
+              <w:jc w:val="center"/>
+              <w:spacing w:before="0" w:after="0" w:line="180" w:lineRule="auto"/>
+              <w:rPr>
+                <w:rFonts w:ascii="Times New Roman" w:hAnsi="Times New Roman"/>
+                <w:sz w:val="11"/>
+                <w:szCs w:val="11"/>
+              </w:rPr>
+            </w:pPr>
+            <w:r>
+              <w:rPr>
+                <w:i/>
+                <w:iCs/>
+                <w:sz w:val="11"/>
+                <w:szCs w:val="11"/>
+                <w:rFonts w:ascii="Times New Roman" w:hAnsi="Times New Roman" w:cs="Times New Roman"/>
+              </w:rPr>
+              <w:t>Corynebacterium sp</w:t>
+            </w:r>
+          </w:p>
+          <w:p>
+            <w:pPr>
+              <w:jc w:val="center"/>
+              <w:spacing w:before="0" w:after="0" w:line="80" w:lineRule="auto"/>
+              <w:rPr>
+                <w:rFonts w:ascii="Times New Roman" w:hAnsi="Times New Roman"/>
+                <w:sz w:val="11"/>
+                <w:szCs w:val="11"/>
+              </w:rPr>
+            </w:pPr>
+          </w:p>
+          <w:p>
+            <w:pPr>
+              <w:jc w:val="center"/>
+              <w:spacing w:before="0" w:after="0" w:line="180" w:lineRule="auto"/>
+              <w:rPr>
+                <w:rFonts w:ascii="Times New Roman" w:hAnsi="Times New Roman"/>
+                <w:sz w:val="11"/>
+                <w:szCs w:val="11"/>
+              </w:rPr>
+            </w:pPr>
+            <w:r>
+              <w:rPr>
+                <w:i/>
+                <w:iCs/>
+                <w:sz w:val="11"/>
+                <w:szCs w:val="11"/>
+                <w:rFonts w:ascii="Times New Roman" w:hAnsi="Times New Roman" w:cs="Times New Roman"/>
+              </w:rPr>
+              <w:t>Micrococcus luteus</w:t>
+            </w:r>
+          </w:p>
+          <w:p>
+            <w:pPr>
+              <w:jc w:val="center"/>
+              <w:spacing w:before="0" w:after="0" w:line="80" w:lineRule="auto"/>
+              <w:rPr>
+                <w:rFonts w:ascii="Times New Roman" w:hAnsi="Times New Roman"/>
+                <w:sz w:val="11"/>
+                <w:szCs w:val="11"/>
+              </w:rPr>
+            </w:pPr>
+          </w:p>
+          <w:p>
+            <w:pPr>
+              <w:jc w:val="center"/>
+              <w:spacing w:before="0" w:after="0" w:line="180" w:lineRule="auto"/>
+              <w:rPr>
+                <w:rFonts w:ascii="Times New Roman" w:hAnsi="Times New Roman"/>
+                <w:sz w:val="11"/>
+                <w:szCs w:val="11"/>
+              </w:rPr>
+            </w:pPr>
+            <w:r>
+              <w:rPr>
+                <w:i/>
+                <w:iCs/>
+                <w:sz w:val="11"/>
+                <w:szCs w:val="11"/>
+                <w:rFonts w:ascii="Times New Roman" w:hAnsi="Times New Roman" w:cs="Times New Roman"/>
+              </w:rPr>
+              <w:t>Paracoccus yeei</w:t>
+            </w:r>
+          </w:p>
+          <w:p>
+            <w:pPr>
+              <w:jc w:val="center"/>
+              <w:spacing w:before="0" w:after="0" w:line="80" w:lineRule="auto"/>
+              <w:rPr>
+                <w:rFonts w:ascii="Times New Roman" w:hAnsi="Times New Roman"/>
+                <w:sz w:val="11"/>
+                <w:szCs w:val="11"/>
+              </w:rPr>
+            </w:pPr>
+          </w:p>
+          <w:p>
+            <w:pPr>
+              <w:jc w:val="center"/>
+              <w:spacing w:before="0" w:after="0" w:line="180" w:lineRule="auto"/>
+              <w:rPr>
+                <w:rFonts w:ascii="Times New Roman" w:hAnsi="Times New Roman"/>
+                <w:sz w:val="11"/>
+                <w:szCs w:val="11"/>
+              </w:rPr>
+            </w:pPr>
+            <w:r>
+              <w:rPr>
+                <w:i/>
+                <w:iCs/>
+                <w:sz w:val="11"/>
+                <w:szCs w:val="11"/>
+                <w:rFonts w:ascii="Times New Roman" w:hAnsi="Times New Roman" w:cs="Times New Roman"/>
+              </w:rPr>
+              <w:t>Staphylococcus hominis</w:t>
+            </w:r>
+          </w:p>
+          <w:p>
+            <w:pPr>
+              <w:jc w:val="center"/>
+              <w:spacing w:before="0" w:after="0" w:line="80" w:lineRule="auto"/>
+              <w:rPr>
+                <w:rFonts w:ascii="Times New Roman" w:hAnsi="Times New Roman"/>
+                <w:sz w:val="11"/>
+                <w:szCs w:val="11"/>
+              </w:rPr>
+            </w:pPr>
+          </w:p>
+          <w:p>
+            <w:pPr>
+              <w:jc w:val="center"/>
+              <w:spacing w:before="0" w:after="0" w:line="180" w:lineRule="auto"/>
+              <w:rPr>
+                <w:rFonts w:ascii="Times New Roman" w:hAnsi="Times New Roman"/>
+                <w:sz w:val="11"/>
+                <w:szCs w:val="11"/>
+              </w:rPr>
+            </w:pPr>
+            <w:r>
+              <w:rPr>
+                <w:i/>
+                <w:iCs/>
+                <w:sz w:val="11"/>
+                <w:szCs w:val="11"/>
+                <w:rFonts w:ascii="Times New Roman" w:hAnsi="Times New Roman" w:cs="Times New Roman"/>
+              </w:rPr>
+              <w:t>Kocuria rhizophila</w:t>
             </w:r>
           </w:p>
         </w:tc>
@@ -9428,7 +9699,7 @@
           <w:p>
             <w:pPr>
               <w:jc w:val="center"/>
-              <w:spacing w:before="0" w:after="0" w:line="240" w:lineRule="auto"/>
+              <w:spacing w:before="0" w:after="0" w:line="220" w:lineRule="auto"/>
               <w:rPr>
                 <w:rFonts w:ascii="Times New Roman" w:hAnsi="Times New Roman"/>
                 <w:b/>
@@ -9445,7 +9716,7 @@
                 <w:szCs w:val="14"/>
                 <w:rFonts w:ascii="Times New Roman" w:hAnsi="Times New Roman" w:cs="Times New Roman"/>
               </w:rPr>
-              <w:t>Weekly Surface Sampling of Cleanrooms Bracketing (Suite 115)</w:t>
+              <w:t>Weekly Surface Sampling of Cleanroom Suite 115 (E001737) with Processing BSC</w:t>
             </w:r>
           </w:p>
         </w:tc>
@@ -9522,7 +9793,7 @@
           <w:p>
             <w:pPr>
               <w:jc w:val="center"/>
-              <w:spacing w:before="0" w:after="0" w:line="240" w:lineRule="auto"/>
+              <w:spacing w:before="0" w:after="0" w:line="220" w:lineRule="auto"/>
               <w:rPr>
                 <w:rFonts w:ascii="Times New Roman" w:hAnsi="Times New Roman"/>
                 <w:sz w:val="14"/>
@@ -9553,7 +9824,7 @@
           <w:p>
             <w:pPr>
               <w:jc w:val="center"/>
-              <w:spacing w:before="0" w:after="0" w:line="240" w:lineRule="auto"/>
+              <w:spacing w:before="0" w:after="0" w:line="220" w:lineRule="auto"/>
               <w:rPr>
                 <w:rFonts w:ascii="Times New Roman" w:hAnsi="Times New Roman"/>
                 <w:sz w:val="14"/>
@@ -9585,15 +9856,20 @@
           <w:p>
             <w:pPr>
               <w:jc w:val="center"/>
-            </w:pPr>
-            <w:r>
-              <w:rPr>
-                <w:color w:val="000000" w:themeColor="text1"/>
-                <w:sz w:val="14"/>
-                <w:szCs w:val="14"/>
-                <w:rFonts w:ascii="Times New Roman" w:hAnsi="Times New Roman" w:cs="Times New Roman"/>
-              </w:rPr>
-              <w:t xml:space="preserve">Week on Testing Date</w:t>
+              <w:spacing w:before="0" w:after="0" w:line="220" w:lineRule="auto"/>
+              <w:rPr>
+                <w:rFonts w:ascii="Times New Roman" w:hAnsi="Times New Roman"/>
+                <w:sz w:val="14"/>
+                <w:szCs w:val="14"/>
+              </w:rPr>
+            </w:pPr>
+            <w:r>
+              <w:rPr>
+                <w:sz w:val="14"/>
+                <w:szCs w:val="14"/>
+                <w:rFonts w:ascii="Times New Roman" w:hAnsi="Times New Roman" w:cs="Times New Roman"/>
+              </w:rPr>
+              <w:t>Week of Testing</w:t>
             </w:r>
           </w:p>
         </w:tc>
@@ -9611,7 +9887,7 @@
           <w:p>
             <w:pPr>
               <w:jc w:val="center"/>
-              <w:spacing w:before="0" w:after="0" w:line="240" w:lineRule="auto"/>
+              <w:spacing w:before="0" w:after="0" w:line="220" w:lineRule="auto"/>
               <w:rPr>
                 <w:rFonts w:ascii="Times New Roman" w:hAnsi="Times New Roman"/>
                 <w:sz w:val="14"/>
@@ -9642,7 +9918,7 @@
           <w:p>
             <w:pPr>
               <w:jc w:val="center"/>
-              <w:spacing w:before="0" w:after="0" w:line="240" w:lineRule="auto"/>
+              <w:spacing w:before="0" w:after="0" w:line="220" w:lineRule="auto"/>
               <w:rPr>
                 <w:rFonts w:ascii="Times New Roman" w:hAnsi="Times New Roman"/>
                 <w:sz w:val="14"/>
@@ -9674,7 +9950,7 @@
           <w:p>
             <w:pPr>
               <w:jc w:val="center"/>
-              <w:spacing w:before="0" w:after="0" w:line="240" w:lineRule="auto"/>
+              <w:spacing w:before="0" w:after="0" w:line="220" w:lineRule="auto"/>
               <w:rPr>
                 <w:rFonts w:ascii="Times New Roman" w:hAnsi="Times New Roman"/>
                 <w:sz w:val="14"/>

--- a/scratch/Tables OOS-262098 Solyn LLC (E75000) - USP71.docx
+++ b/scratch/Tables OOS-262098 Solyn LLC (E75000) - USP71.docx
@@ -507,7 +507,7 @@
                 <w:szCs w:val="14"/>
                 <w:rFonts w:ascii="Times New Roman" w:hAnsi="Times New Roman" w:cs="Times New Roman"/>
               </w:rPr>
-              <w:t>Abayomi Odugbesi</w:t>
+              <w:t>Ayomide Odugbesi</w:t>
             </w:r>
           </w:p>
         </w:tc>
@@ -1260,7 +1260,7 @@
                 <w:szCs w:val="14"/>
                 <w:rFonts w:ascii="Times New Roman" w:hAnsi="Times New Roman" w:cs="Times New Roman"/>
               </w:rPr>
-              <w:t w:space="preserve" xml:space="preserve">AS</w:t>
+              <w:t w:space="preserve" xml:space="preserve">ES</w:t>
             </w:r>
           </w:p>
         </w:tc>
@@ -1649,7 +1649,7 @@
                 <w:szCs w:val="14"/>
                 <w:rFonts w:ascii="Times New Roman" w:hAnsi="Times New Roman" w:cs="Times New Roman"/>
               </w:rPr>
-              <w:t w:space="preserve" xml:space="preserve">AS </w:t>
+              <w:t w:space="preserve" xml:space="preserve">ES </w:t>
             </w:r>
             <w:r>
               <w:rPr>
@@ -2027,7 +2027,7 @@
                 <w:szCs w:val="14"/>
                 <w:rFonts w:ascii="Times New Roman" w:hAnsi="Times New Roman" w:cs="Times New Roman"/>
               </w:rPr>
-              <w:t w:space="preserve" xml:space="preserve">AS </w:t>
+              <w:t w:space="preserve" xml:space="preserve">ES </w:t>
             </w:r>
             <w:r>
               <w:rPr>
@@ -2471,7 +2471,7 @@
                 <w:szCs w:val="14"/>
                 <w:rFonts w:ascii="Times New Roman" w:hAnsi="Times New Roman" w:cs="Times New Roman"/>
               </w:rPr>
-              <w:t w:space="preserve" xml:space="preserve">AS</w:t>
+              <w:t w:space="preserve" xml:space="preserve">ES</w:t>
             </w:r>
           </w:p>
         </w:tc>
@@ -2909,7 +2909,7 @@
                 <w:szCs w:val="14"/>
                 <w:rFonts w:ascii="Times New Roman" w:hAnsi="Times New Roman" w:cs="Times New Roman"/>
               </w:rPr>
-              <w:t w:space="preserve" xml:space="preserve">AS </w:t>
+              <w:t w:space="preserve" xml:space="preserve">ES </w:t>
             </w:r>
             <w:r>
               <w:rPr>
@@ -3304,7 +3304,7 @@
                 <w:szCs w:val="14"/>
                 <w:rFonts w:ascii="Times New Roman" w:hAnsi="Times New Roman" w:cs="Times New Roman"/>
               </w:rPr>
-              <w:t w:space="preserve" xml:space="preserve">AS </w:t>
+              <w:t w:space="preserve" xml:space="preserve">ES </w:t>
             </w:r>
             <w:r>
               <w:rPr>
@@ -3728,7 +3728,7 @@
                 <w:szCs w:val="14"/>
                 <w:rFonts w:ascii="Times New Roman" w:hAnsi="Times New Roman" w:cs="Times New Roman"/>
               </w:rPr>
-              <w:t w:space="preserve" xml:space="preserve">AS</w:t>
+              <w:t w:space="preserve" xml:space="preserve">ES</w:t>
             </w:r>
           </w:p>
         </w:tc>
@@ -4155,7 +4155,7 @@
                 <w:szCs w:val="14"/>
                 <w:rFonts w:ascii="Times New Roman" w:hAnsi="Times New Roman" w:cs="Times New Roman"/>
               </w:rPr>
-              <w:t w:space="preserve" xml:space="preserve">AS </w:t>
+              <w:t w:space="preserve" xml:space="preserve">ES </w:t>
             </w:r>
             <w:r>
               <w:rPr>
@@ -4550,7 +4550,7 @@
                 <w:szCs w:val="14"/>
                 <w:rFonts w:ascii="Times New Roman" w:hAnsi="Times New Roman" w:cs="Times New Roman"/>
               </w:rPr>
-              <w:t w:space="preserve" xml:space="preserve">AS </w:t>
+              <w:t w:space="preserve" xml:space="preserve">ES </w:t>
             </w:r>
             <w:r>
               <w:rPr>
